--- a/4.质量管理/1.流程制度规范类文件/ZGS-04-02-运维服务沟通管理制度.docx
+++ b/4.质量管理/1.流程制度规范类文件/ZGS-04-02-运维服务沟通管理制度.docx
@@ -1,10 +1,11 @@
 
 <file path=word/document.xml><?xml version="1.0" encoding="utf-8"?>
-<w:document xmlns:wpc="http://schemas.microsoft.com/office/word/2010/wordprocessingCanvas" xmlns:mc="http://schemas.openxmlformats.org/markup-compatibility/2006" xmlns:o="urn:schemas-microsoft-com:office:office" xmlns:r="http://schemas.openxmlformats.org/officeDocument/2006/relationships" xmlns:m="http://schemas.openxmlformats.org/officeDocument/2006/math" xmlns:v="urn:schemas-microsoft-com:vml" xmlns:wp14="http://schemas.microsoft.com/office/word/2010/wordprocessingDrawing" xmlns:wp="http://schemas.openxmlformats.org/drawingml/2006/wordprocessingDrawing" xmlns:w="http://schemas.openxmlformats.org/wordprocessingml/2006/main" xmlns:w14="http://schemas.microsoft.com/office/word/2010/wordml" xmlns:w10="urn:schemas-microsoft-com:office:word" xmlns:w15="http://schemas.microsoft.com/office/word/2012/wordml" xmlns:wpg="http://schemas.microsoft.com/office/word/2010/wordprocessingGroup" xmlns:wpi="http://schemas.microsoft.com/office/word/2010/wordprocessingInk" xmlns:wne="http://schemas.microsoft.com/office/word/2006/wordml" xmlns:wps="http://schemas.microsoft.com/office/word/2010/wordprocessingShape" xmlns:wpsCustomData="http://www.wps.cn/officeDocument/2013/wpsCustomData" mc:Ignorable="w14 w15 wp14">
+<w:document xmlns:wpc="http://schemas.microsoft.com/office/word/2010/wordprocessingCanvas" xmlns:mc="http://schemas.openxmlformats.org/markup-compatibility/2006" xmlns:o="urn:schemas-microsoft-com:office:office" xmlns:r="http://schemas.openxmlformats.org/officeDocument/2006/relationships" xmlns:m="http://schemas.openxmlformats.org/officeDocument/2006/math" xmlns:v="urn:schemas-microsoft-com:vml" xmlns:wp14="http://schemas.microsoft.com/office/word/2010/wordprocessingDrawing" xmlns:wp="http://schemas.openxmlformats.org/drawingml/2006/wordprocessingDrawing" xmlns:w10="urn:schemas-microsoft-com:office:word" xmlns:w="http://schemas.openxmlformats.org/wordprocessingml/2006/main" xmlns:w14="http://schemas.microsoft.com/office/word/2010/wordml" xmlns:w15="http://schemas.microsoft.com/office/word/2012/wordml" xmlns:wne="http://schemas.microsoft.com/office/word/2006/wordml" xmlns:wpg="http://schemas.microsoft.com/office/word/2010/wordprocessingGroup" xmlns:wpi="http://schemas.microsoft.com/office/word/2010/wordprocessingInk" xmlns:wps="http://schemas.microsoft.com/office/word/2010/wordprocessingShape" mc:Ignorable="w14 w15 wp14">
+  <!-- Generated by Aspose.Words for .NET 13.3.0.1 -->
   <w:body>
     <w:p>
       <w:pPr>
-        <w:pStyle w:val="24"/>
+        <w:pStyle w:val="a"/>
         <w:keepNext w:val="0"/>
         <w:keepLines w:val="0"/>
         <w:pageBreakBefore w:val="0"/>
@@ -24,7 +25,7 @@
       <w:bookmarkStart w:id="0" w:name="_Toc25138"/>
       <w:r>
         <w:drawing>
-          <wp:anchor distT="0" distB="0" distL="114300" distR="114300" simplePos="0" relativeHeight="251660288" behindDoc="1" locked="0" layoutInCell="1" allowOverlap="1">
+          <wp:anchor distT="0" distB="0" distL="114300" distR="114300" simplePos="0" relativeHeight="251659264" behindDoc="1" locked="0" layoutInCell="1" allowOverlap="1">
             <wp:simplePos x="0" y="0"/>
             <wp:positionH relativeFrom="column">
               <wp:posOffset>0</wp:posOffset>
@@ -49,7 +50,7 @@
                     </pic:cNvPicPr>
                   </pic:nvPicPr>
                   <pic:blipFill>
-                    <a:blip r:embed="rId7"/>
+                    <a:blip xmlns:r="http://schemas.openxmlformats.org/officeDocument/2006/relationships" r:embed="rId4"/>
                     <a:stretch>
                       <a:fillRect/>
                     </a:stretch>
@@ -79,7 +80,7 @@
           <w:lang w:val="en-US" w:eastAsia="zh-CN"/>
         </w:rPr>
         <w:drawing>
-          <wp:anchor distT="0" distB="0" distL="114300" distR="114300" simplePos="0" relativeHeight="251659264" behindDoc="1" locked="0" layoutInCell="1" allowOverlap="1">
+          <wp:anchor distT="0" distB="0" distL="114300" distR="114300" simplePos="0" relativeHeight="251658240" behindDoc="1" locked="0" layoutInCell="1" allowOverlap="1">
             <wp:simplePos x="0" y="0"/>
             <wp:positionH relativeFrom="column">
               <wp:posOffset>635</wp:posOffset>
@@ -104,7 +105,7 @@
                     </pic:cNvPicPr>
                   </pic:nvPicPr>
                   <pic:blipFill>
-                    <a:blip r:embed="rId8">
+                    <a:blip xmlns:r="http://schemas.openxmlformats.org/officeDocument/2006/relationships" r:embed="rId5">
                       <a:alphaModFix amt="58000"/>
                       <a:lum contrast="-52000"/>
                     </a:blip>
@@ -138,7 +139,7 @@
     </w:p>
     <w:p>
       <w:pPr>
-        <w:pStyle w:val="25"/>
+        <w:pStyle w:val="a0"/>
         <w:keepNext w:val="0"/>
         <w:keepLines w:val="0"/>
         <w:pageBreakBefore w:val="0"/>
@@ -185,11 +186,11 @@
         <w:adjustRightInd w:val="0"/>
         <w:snapToGrid w:val="0"/>
         <w:spacing w:after="624" w:afterLines="200" w:line="219" w:lineRule="auto"/>
-        <w:ind w:left="0" w:leftChars="0" w:right="0" w:rightChars="0" w:firstLine="0" w:firstLineChars="0"/>
+        <w:ind w:left="0" w:right="0" w:firstLine="0" w:leftChars="0" w:rightChars="0" w:firstLineChars="0"/>
         <w:jc w:val="center"/>
         <w:textAlignment w:val="baseline"/>
         <w:rPr>
-          <w:rFonts w:hint="eastAsia" w:ascii="宋体" w:hAnsi="宋体" w:eastAsia="宋体" w:cs="宋体"/>
+          <w:rFonts w:ascii="宋体" w:eastAsia="宋体" w:hAnsi="宋体" w:cs="宋体" w:hint="eastAsia"/>
           <w:sz w:val="24"/>
           <w:szCs w:val="24"/>
           <w:lang w:val="en-US" w:eastAsia="zh-CN"/>
@@ -197,7 +198,7 @@
       </w:pPr>
       <w:r>
         <w:rPr>
-          <w:rFonts w:ascii="宋体" w:hAnsi="宋体" w:eastAsia="宋体" w:cs="宋体"/>
+          <w:rFonts w:ascii="宋体" w:eastAsia="宋体" w:hAnsi="宋体" w:cs="宋体"/>
           <w:b/>
           <w:bCs/>
           <w:spacing w:val="-3"/>
@@ -206,74 +207,20 @@
         </w:rPr>
         <w:t>文件编号：ZGS-04-02</w:t>
       </w:r>
-      <w:r>
-        <w:rPr>
-          <w:rFonts w:hint="eastAsia" w:ascii="宋体" w:hAnsi="宋体" w:eastAsia="宋体" w:cs="宋体"/>
-          <w:b/>
-          <w:bCs/>
-          <w:spacing w:val="-3"/>
-          <w:sz w:val="24"/>
-          <w:szCs w:val="24"/>
-          <w:lang w:val="en-US" w:eastAsia="zh-CN"/>
-        </w:rPr>
-      </w:r>
-      <w:r>
-        <w:rPr>
-          <w:rFonts w:ascii="宋体" w:hAnsi="宋体" w:eastAsia="宋体" w:cs="宋体"/>
-          <w:b/>
-          <w:bCs/>
-          <w:spacing w:val="-3"/>
-          <w:sz w:val="24"/>
-          <w:szCs w:val="24"/>
-        </w:rPr>
-      </w:r>
-      <w:r>
-        <w:rPr>
-          <w:rFonts w:hint="eastAsia" w:ascii="宋体" w:hAnsi="宋体" w:cs="宋体"/>
-          <w:b/>
-          <w:bCs/>
-          <w:spacing w:val="-3"/>
-          <w:sz w:val="24"/>
-          <w:szCs w:val="24"/>
-          <w:lang w:val="en-US" w:eastAsia="zh-CN"/>
-        </w:rPr>
-      </w:r>
-      <w:r>
-        <w:rPr>
-          <w:rFonts w:ascii="宋体" w:hAnsi="宋体" w:eastAsia="宋体" w:cs="宋体"/>
-          <w:b/>
-          <w:bCs/>
-          <w:spacing w:val="-3"/>
-          <w:sz w:val="24"/>
-          <w:szCs w:val="24"/>
-        </w:rPr>
-      </w:r>
-      <w:r>
-        <w:rPr>
-          <w:rFonts w:hint="eastAsia" w:ascii="宋体" w:hAnsi="宋体" w:cs="宋体"/>
-          <w:b/>
-          <w:bCs/>
-          <w:spacing w:val="-3"/>
-          <w:sz w:val="24"/>
-          <w:szCs w:val="24"/>
-          <w:lang w:val="en-US" w:eastAsia="zh-CN"/>
-        </w:rPr>
-      </w:r>
     </w:p>
     <w:tbl>
       <w:tblPr>
-        <w:tblStyle w:val="21"/>
+        <w:tblStyle w:val="TableGrid"/>
         <w:tblW w:w="0" w:type="auto"/>
         <w:jc w:val="center"/>
         <w:tblBorders>
-          <w:top w:val="none" w:color="auto" w:sz="0" w:space="0"/>
-          <w:left w:val="none" w:color="auto" w:sz="0" w:space="0"/>
-          <w:bottom w:val="none" w:color="auto" w:sz="0" w:space="0"/>
-          <w:right w:val="none" w:color="auto" w:sz="0" w:space="0"/>
-          <w:insideH w:val="none" w:color="auto" w:sz="0" w:space="0"/>
-          <w:insideV w:val="none" w:color="auto" w:sz="0" w:space="0"/>
+          <w:top w:val="nil"/>
+          <w:left w:val="nil"/>
+          <w:bottom w:val="nil"/>
+          <w:right w:val="nil"/>
+          <w:insideH w:val="nil"/>
+          <w:insideV w:val="nil"/>
         </w:tblBorders>
-        <w:tblLayout w:type="autofit"/>
         <w:tblCellMar>
           <w:top w:w="0" w:type="dxa"/>
           <w:left w:w="108" w:type="dxa"/>
@@ -287,13 +234,15 @@
       </w:tblGrid>
       <w:tr>
         <w:tblPrEx>
+          <w:tblW w:w="0" w:type="auto"/>
+          <w:jc w:val="center"/>
           <w:tblBorders>
-            <w:top w:val="none" w:color="auto" w:sz="0" w:space="0"/>
-            <w:left w:val="none" w:color="auto" w:sz="0" w:space="0"/>
-            <w:bottom w:val="none" w:color="auto" w:sz="0" w:space="0"/>
-            <w:right w:val="none" w:color="auto" w:sz="0" w:space="0"/>
-            <w:insideH w:val="none" w:color="auto" w:sz="0" w:space="0"/>
-            <w:insideV w:val="none" w:color="auto" w:sz="0" w:space="0"/>
+            <w:top w:val="nil"/>
+            <w:left w:val="nil"/>
+            <w:bottom w:val="nil"/>
+            <w:right w:val="nil"/>
+            <w:insideH w:val="nil"/>
+            <w:insideV w:val="nil"/>
           </w:tblBorders>
           <w:tblCellMar>
             <w:top w:w="0" w:type="dxa"/>
@@ -303,7 +252,7 @@
           </w:tblCellMar>
         </w:tblPrEx>
         <w:trPr>
-          <w:trHeight w:val="810" w:hRule="atLeast"/>
+          <w:trHeight w:val="810"/>
           <w:jc w:val="center"/>
         </w:trPr>
         <w:tc>
@@ -338,23 +287,6 @@
                 <w:lang w:val="en-US" w:eastAsia="zh-CN"/>
               </w:rPr>
               <w:t>编制部门:质量部</w:t>
-            </w:r>
-            <w:r>
-              <w:rPr>
-                <w:rFonts w:hint="default" w:asciiTheme="minorAscii" w:hAnsiTheme="minorAscii" w:eastAsiaTheme="minorEastAsia"/>
-                <w:spacing w:val="227"/>
-                <w:sz w:val="21"/>
-                <w:vertAlign w:val="baseline"/>
-                <w:lang w:val="en-US" w:eastAsia="zh-CN"/>
-              </w:rPr>
-            </w:r>
-            <w:r>
-              <w:rPr>
-                <w:rFonts w:hint="eastAsia"/>
-                <w:u w:val="single"/>
-                <w:vertAlign w:val="baseline"/>
-                <w:lang w:val="en-US" w:eastAsia="zh-CN"/>
-              </w:rPr>
             </w:r>
           </w:p>
         </w:tc>
@@ -393,7 +325,7 @@
             </w:r>
             <w:r>
               <w:rPr>
-                <w:rFonts w:hint="eastAsia" w:asciiTheme="minorAscii" w:hAnsiTheme="minorAscii" w:eastAsiaTheme="minorEastAsia"/>
+                <w:rFonts w:asciiTheme="minorAscii" w:eastAsiaTheme="minorEastAsia" w:hAnsiTheme="minorAscii" w:hint="eastAsia"/>
                 <w:spacing w:val="227"/>
                 <w:sz w:val="21"/>
                 <w:vertAlign w:val="baseline"/>
@@ -415,14 +347,8 @@
       </w:tr>
       <w:tr>
         <w:tblPrEx>
-          <w:tblBorders>
-            <w:top w:val="none" w:color="auto" w:sz="0" w:space="0"/>
-            <w:left w:val="none" w:color="auto" w:sz="0" w:space="0"/>
-            <w:bottom w:val="none" w:color="auto" w:sz="0" w:space="0"/>
-            <w:right w:val="none" w:color="auto" w:sz="0" w:space="0"/>
-            <w:insideH w:val="none" w:color="auto" w:sz="0" w:space="0"/>
-            <w:insideV w:val="none" w:color="auto" w:sz="0" w:space="0"/>
-          </w:tblBorders>
+          <w:tblW w:w="0" w:type="auto"/>
+          <w:jc w:val="center"/>
           <w:tblCellMar>
             <w:top w:w="0" w:type="dxa"/>
             <w:left w:w="108" w:type="dxa"/>
@@ -431,7 +357,7 @@
           </w:tblCellMar>
         </w:tblPrEx>
         <w:trPr>
-          <w:trHeight w:val="810" w:hRule="atLeast"/>
+          <w:trHeight w:val="810"/>
           <w:jc w:val="center"/>
         </w:trPr>
         <w:tc>
@@ -455,7 +381,7 @@
               <w:snapToGrid w:val="0"/>
               <w:textAlignment w:val="baseline"/>
               <w:rPr>
-                <w:rFonts w:hint="default" w:ascii="Arial" w:hAnsi="Arial" w:eastAsia="Arial" w:cs="Arial"/>
+                <w:rFonts w:ascii="Arial" w:eastAsia="Arial" w:hAnsi="Arial" w:cs="Arial" w:hint="default"/>
                 <w:snapToGrid w:val="0"/>
                 <w:color w:val="000000"/>
                 <w:kern w:val="0"/>
@@ -487,7 +413,7 @@
             </w:r>
             <w:r>
               <w:rPr>
-                <w:rFonts w:hint="default" w:asciiTheme="minorAscii" w:hAnsiTheme="minorAscii" w:eastAsiaTheme="minorEastAsia"/>
+                <w:rFonts w:asciiTheme="minorAscii" w:eastAsiaTheme="minorEastAsia" w:hAnsiTheme="minorAscii" w:hint="default"/>
                 <w:spacing w:val="227"/>
                 <w:sz w:val="21"/>
                 <w:vertAlign w:val="baseline"/>
@@ -540,7 +466,7 @@
               <w:snapToGrid w:val="0"/>
               <w:textAlignment w:val="baseline"/>
               <w:rPr>
-                <w:rFonts w:hint="default" w:ascii="Arial" w:hAnsi="Arial" w:eastAsia="Arial" w:cs="Arial"/>
+                <w:rFonts w:ascii="Arial" w:eastAsia="Arial" w:hAnsi="Arial" w:cs="Arial" w:hint="default"/>
                 <w:snapToGrid w:val="0"/>
                 <w:color w:val="000000"/>
                 <w:kern w:val="0"/>
@@ -558,8 +484,8 @@
               </w:rPr>
               <w:t>审核</w:t>
             </w:r>
-            <w:bookmarkStart w:id="30" w:name="_GoBack"/>
-            <w:bookmarkEnd w:id="30"/>
+            <w:bookmarkStart w:id="2" w:name="_GoBack"/>
+            <w:bookmarkEnd w:id="2"/>
             <w:r>
               <w:rPr>
                 <w:rFonts w:hint="eastAsia"/>
@@ -570,7 +496,7 @@
             </w:r>
             <w:r>
               <w:rPr>
-                <w:rFonts w:hint="eastAsia" w:asciiTheme="minorAscii" w:hAnsiTheme="minorAscii" w:eastAsiaTheme="minorEastAsia"/>
+                <w:rFonts w:asciiTheme="minorAscii" w:eastAsiaTheme="minorEastAsia" w:hAnsiTheme="minorAscii" w:hint="eastAsia"/>
                 <w:spacing w:val="227"/>
                 <w:sz w:val="21"/>
                 <w:vertAlign w:val="baseline"/>
@@ -592,14 +518,8 @@
       </w:tr>
       <w:tr>
         <w:tblPrEx>
-          <w:tblBorders>
-            <w:top w:val="none" w:color="auto" w:sz="0" w:space="0"/>
-            <w:left w:val="none" w:color="auto" w:sz="0" w:space="0"/>
-            <w:bottom w:val="none" w:color="auto" w:sz="0" w:space="0"/>
-            <w:right w:val="none" w:color="auto" w:sz="0" w:space="0"/>
-            <w:insideH w:val="none" w:color="auto" w:sz="0" w:space="0"/>
-            <w:insideV w:val="none" w:color="auto" w:sz="0" w:space="0"/>
-          </w:tblBorders>
+          <w:tblW w:w="0" w:type="auto"/>
+          <w:jc w:val="center"/>
           <w:tblCellMar>
             <w:top w:w="0" w:type="dxa"/>
             <w:left w:w="108" w:type="dxa"/>
@@ -608,7 +528,7 @@
           </w:tblCellMar>
         </w:tblPrEx>
         <w:trPr>
-          <w:trHeight w:val="635" w:hRule="atLeast"/>
+          <w:trHeight w:val="635"/>
           <w:jc w:val="center"/>
         </w:trPr>
         <w:tc>
@@ -645,31 +565,6 @@
                 <w:lang w:val="en-US" w:eastAsia="zh-CN"/>
               </w:rPr>
               <w:t>批准人:刘长凡</w:t>
-            </w:r>
-            <w:r>
-              <w:rPr>
-                <w:rFonts w:hint="eastAsia"/>
-                <w:spacing w:val="1"/>
-                <w:kern w:val="0"/>
-                <w:vertAlign w:val="baseline"/>
-                <w:lang w:val="en-US" w:eastAsia="zh-CN"/>
-              </w:rPr>
-            </w:r>
-            <w:r>
-              <w:rPr>
-                <w:rFonts w:hint="eastAsia" w:asciiTheme="minorAscii" w:hAnsiTheme="minorAscii" w:eastAsiaTheme="minorEastAsia"/>
-                <w:spacing w:val="227"/>
-                <w:sz w:val="21"/>
-                <w:vertAlign w:val="baseline"/>
-                <w:lang w:val="en-US" w:eastAsia="zh-CN"/>
-              </w:rPr>
-            </w:r>
-            <w:r>
-              <w:rPr>
-                <w:rFonts w:hint="eastAsia"/>
-                <w:u w:val="single"/>
-                <w:lang w:val="en-US" w:eastAsia="zh-CN"/>
-              </w:rPr>
             </w:r>
           </w:p>
         </w:tc>
@@ -708,7 +603,7 @@
             </w:r>
             <w:r>
               <w:rPr>
-                <w:rFonts w:hint="eastAsia" w:asciiTheme="minorAscii" w:hAnsiTheme="minorAscii" w:eastAsiaTheme="minorEastAsia"/>
+                <w:rFonts w:asciiTheme="minorAscii" w:eastAsiaTheme="minorEastAsia" w:hAnsiTheme="minorAscii" w:hint="eastAsia"/>
                 <w:spacing w:val="227"/>
                 <w:sz w:val="21"/>
                 <w:vertAlign w:val="baseline"/>
@@ -767,14 +662,14 @@
         <w:ind w:left="3634"/>
         <w:textAlignment w:val="baseline"/>
         <w:rPr>
-          <w:rFonts w:ascii="宋体" w:hAnsi="宋体" w:eastAsia="宋体" w:cs="宋体"/>
+          <w:rFonts w:ascii="宋体" w:eastAsia="宋体" w:hAnsi="宋体" w:cs="宋体"/>
           <w:sz w:val="31"/>
           <w:szCs w:val="31"/>
         </w:rPr>
       </w:pPr>
       <w:r>
         <w:rPr>
-          <w:rFonts w:ascii="宋体" w:hAnsi="宋体" w:eastAsia="宋体" w:cs="宋体"/>
+          <w:rFonts w:ascii="宋体" w:eastAsia="宋体" w:hAnsi="宋体" w:cs="宋体"/>
           <w:b/>
           <w:bCs/>
           <w:spacing w:val="4"/>
@@ -786,16 +681,16 @@
     </w:p>
     <w:tbl>
       <w:tblPr>
-        <w:tblStyle w:val="26"/>
+        <w:tblStyle w:val="TableNormal0"/>
         <w:tblW w:w="7137" w:type="dxa"/>
         <w:jc w:val="center"/>
         <w:tblBorders>
-          <w:top w:val="single" w:color="000000" w:sz="2" w:space="0"/>
-          <w:left w:val="single" w:color="000000" w:sz="2" w:space="0"/>
-          <w:bottom w:val="single" w:color="000000" w:sz="2" w:space="0"/>
-          <w:right w:val="single" w:color="000000" w:sz="2" w:space="0"/>
-          <w:insideH w:val="single" w:color="000000" w:sz="2" w:space="0"/>
-          <w:insideV w:val="single" w:color="000000" w:sz="2" w:space="0"/>
+          <w:top w:val="single" w:sz="2" w:space="0" w:color="000000"/>
+          <w:left w:val="single" w:sz="2" w:space="0" w:color="000000"/>
+          <w:bottom w:val="single" w:sz="2" w:space="0" w:color="000000"/>
+          <w:right w:val="single" w:sz="2" w:space="0" w:color="000000"/>
+          <w:insideH w:val="single" w:sz="2" w:space="0" w:color="000000"/>
+          <w:insideV w:val="single" w:sz="2" w:space="0" w:color="000000"/>
         </w:tblBorders>
         <w:tblLayout w:type="fixed"/>
         <w:tblCellMar>
@@ -813,14 +708,17 @@
       </w:tblGrid>
       <w:tr>
         <w:tblPrEx>
+          <w:tblW w:w="7137" w:type="dxa"/>
+          <w:jc w:val="center"/>
           <w:tblBorders>
-            <w:top w:val="single" w:color="000000" w:sz="2" w:space="0"/>
-            <w:left w:val="single" w:color="000000" w:sz="2" w:space="0"/>
-            <w:bottom w:val="single" w:color="000000" w:sz="2" w:space="0"/>
-            <w:right w:val="single" w:color="000000" w:sz="2" w:space="0"/>
-            <w:insideH w:val="single" w:color="000000" w:sz="2" w:space="0"/>
-            <w:insideV w:val="single" w:color="000000" w:sz="2" w:space="0"/>
+            <w:top w:val="single" w:sz="2" w:space="0" w:color="000000"/>
+            <w:left w:val="single" w:sz="2" w:space="0" w:color="000000"/>
+            <w:bottom w:val="single" w:sz="2" w:space="0" w:color="000000"/>
+            <w:right w:val="single" w:sz="2" w:space="0" w:color="000000"/>
+            <w:insideH w:val="single" w:sz="2" w:space="0" w:color="000000"/>
+            <w:insideV w:val="single" w:sz="2" w:space="0" w:color="000000"/>
           </w:tblBorders>
+          <w:tblLayout w:type="fixed"/>
           <w:tblCellMar>
             <w:top w:w="0" w:type="dxa"/>
             <w:left w:w="0" w:type="dxa"/>
@@ -829,7 +727,7 @@
           </w:tblCellMar>
         </w:tblPrEx>
         <w:trPr>
-          <w:trHeight w:val="593" w:hRule="atLeast"/>
+          <w:trHeight w:val="593"/>
           <w:jc w:val="center"/>
         </w:trPr>
         <w:tc>
@@ -851,18 +749,18 @@
               <w:adjustRightInd w:val="0"/>
               <w:snapToGrid w:val="0"/>
               <w:spacing w:before="176" w:line="228" w:lineRule="auto"/>
-              <w:ind w:left="0" w:leftChars="0" w:right="0" w:rightChars="0" w:firstLine="0" w:firstLineChars="0"/>
+              <w:ind w:left="0" w:right="0" w:firstLine="0" w:leftChars="0" w:rightChars="0" w:firstLineChars="0"/>
               <w:jc w:val="center"/>
               <w:textAlignment w:val="baseline"/>
               <w:rPr>
-                <w:rFonts w:ascii="宋体" w:hAnsi="宋体" w:eastAsia="宋体" w:cs="宋体"/>
+                <w:rFonts w:ascii="宋体" w:eastAsia="宋体" w:hAnsi="宋体" w:cs="宋体"/>
                 <w:sz w:val="20"/>
                 <w:szCs w:val="20"/>
               </w:rPr>
             </w:pPr>
             <w:r>
               <w:rPr>
-                <w:rFonts w:ascii="宋体" w:hAnsi="宋体" w:eastAsia="宋体" w:cs="宋体"/>
+                <w:rFonts w:ascii="宋体" w:eastAsia="宋体" w:hAnsi="宋体" w:cs="宋体"/>
                 <w:spacing w:val="-14"/>
                 <w:sz w:val="20"/>
                 <w:szCs w:val="20"/>
@@ -890,18 +788,18 @@
               <w:adjustRightInd w:val="0"/>
               <w:snapToGrid w:val="0"/>
               <w:spacing w:before="175" w:line="227" w:lineRule="auto"/>
-              <w:ind w:left="0" w:leftChars="0" w:right="0" w:rightChars="0" w:firstLine="0" w:firstLineChars="0"/>
+              <w:ind w:left="0" w:right="0" w:firstLine="0" w:leftChars="0" w:rightChars="0" w:firstLineChars="0"/>
               <w:jc w:val="center"/>
               <w:textAlignment w:val="baseline"/>
               <w:rPr>
-                <w:rFonts w:ascii="宋体" w:hAnsi="宋体" w:eastAsia="宋体" w:cs="宋体"/>
+                <w:rFonts w:ascii="宋体" w:eastAsia="宋体" w:hAnsi="宋体" w:cs="宋体"/>
                 <w:sz w:val="20"/>
                 <w:szCs w:val="20"/>
               </w:rPr>
             </w:pPr>
             <w:r>
               <w:rPr>
-                <w:rFonts w:ascii="宋体" w:hAnsi="宋体" w:eastAsia="宋体" w:cs="宋体"/>
+                <w:rFonts w:ascii="宋体" w:eastAsia="宋体" w:hAnsi="宋体" w:cs="宋体"/>
                 <w:spacing w:val="4"/>
                 <w:sz w:val="20"/>
                 <w:szCs w:val="20"/>
@@ -929,18 +827,18 @@
               <w:adjustRightInd w:val="0"/>
               <w:snapToGrid w:val="0"/>
               <w:spacing w:before="175" w:line="228" w:lineRule="auto"/>
-              <w:ind w:left="0" w:leftChars="0" w:right="0" w:rightChars="0" w:firstLine="0" w:firstLineChars="0"/>
+              <w:ind w:left="0" w:right="0" w:firstLine="0" w:leftChars="0" w:rightChars="0" w:firstLineChars="0"/>
               <w:jc w:val="center"/>
               <w:textAlignment w:val="baseline"/>
               <w:rPr>
-                <w:rFonts w:ascii="宋体" w:hAnsi="宋体" w:eastAsia="宋体" w:cs="宋体"/>
+                <w:rFonts w:ascii="宋体" w:eastAsia="宋体" w:hAnsi="宋体" w:cs="宋体"/>
                 <w:sz w:val="20"/>
                 <w:szCs w:val="20"/>
               </w:rPr>
             </w:pPr>
             <w:r>
               <w:rPr>
-                <w:rFonts w:ascii="宋体" w:hAnsi="宋体" w:eastAsia="宋体" w:cs="宋体"/>
+                <w:rFonts w:ascii="宋体" w:eastAsia="宋体" w:hAnsi="宋体" w:cs="宋体"/>
                 <w:spacing w:val="7"/>
                 <w:sz w:val="20"/>
                 <w:szCs w:val="20"/>
@@ -968,18 +866,18 @@
               <w:adjustRightInd w:val="0"/>
               <w:snapToGrid w:val="0"/>
               <w:spacing w:before="176" w:line="229" w:lineRule="auto"/>
-              <w:ind w:left="0" w:leftChars="0" w:right="0" w:rightChars="0" w:firstLine="0" w:firstLineChars="0"/>
+              <w:ind w:left="0" w:right="0" w:firstLine="0" w:leftChars="0" w:rightChars="0" w:firstLineChars="0"/>
               <w:jc w:val="center"/>
               <w:textAlignment w:val="baseline"/>
               <w:rPr>
-                <w:rFonts w:ascii="宋体" w:hAnsi="宋体" w:eastAsia="宋体" w:cs="宋体"/>
+                <w:rFonts w:ascii="宋体" w:eastAsia="宋体" w:hAnsi="宋体" w:cs="宋体"/>
                 <w:sz w:val="20"/>
                 <w:szCs w:val="20"/>
               </w:rPr>
             </w:pPr>
             <w:r>
               <w:rPr>
-                <w:rFonts w:ascii="宋体" w:hAnsi="宋体" w:eastAsia="宋体" w:cs="宋体"/>
+                <w:rFonts w:ascii="宋体" w:eastAsia="宋体" w:hAnsi="宋体" w:cs="宋体"/>
                 <w:spacing w:val="7"/>
                 <w:sz w:val="20"/>
                 <w:szCs w:val="20"/>
@@ -991,14 +889,9 @@
       </w:tr>
       <w:tr>
         <w:tblPrEx>
-          <w:tblBorders>
-            <w:top w:val="single" w:color="000000" w:sz="2" w:space="0"/>
-            <w:left w:val="single" w:color="000000" w:sz="2" w:space="0"/>
-            <w:bottom w:val="single" w:color="000000" w:sz="2" w:space="0"/>
-            <w:right w:val="single" w:color="000000" w:sz="2" w:space="0"/>
-            <w:insideH w:val="single" w:color="000000" w:sz="2" w:space="0"/>
-            <w:insideV w:val="single" w:color="000000" w:sz="2" w:space="0"/>
-          </w:tblBorders>
+          <w:tblW w:w="7137" w:type="dxa"/>
+          <w:jc w:val="center"/>
+          <w:tblLayout w:type="fixed"/>
           <w:tblCellMar>
             <w:top w:w="0" w:type="dxa"/>
             <w:left w:w="0" w:type="dxa"/>
@@ -1007,7 +900,7 @@
           </w:tblCellMar>
         </w:tblPrEx>
         <w:trPr>
-          <w:trHeight w:val="516" w:hRule="atLeast"/>
+          <w:trHeight w:val="516"/>
           <w:jc w:val="center"/>
         </w:trPr>
         <w:tc>
@@ -1029,11 +922,11 @@
               <w:adjustRightInd w:val="0"/>
               <w:snapToGrid w:val="0"/>
               <w:spacing w:before="173" w:line="267" w:lineRule="exact"/>
-              <w:ind w:left="0" w:leftChars="0" w:right="0" w:rightChars="0" w:firstLine="0" w:firstLineChars="0"/>
+              <w:ind w:left="0" w:right="0" w:firstLine="0" w:leftChars="0" w:rightChars="0" w:firstLineChars="0"/>
               <w:jc w:val="center"/>
               <w:textAlignment w:val="baseline"/>
               <w:rPr>
-                <w:rFonts w:hint="default" w:ascii="宋体" w:hAnsi="宋体" w:eastAsia="宋体" w:cs="宋体"/>
+                <w:rFonts w:ascii="宋体" w:eastAsia="宋体" w:hAnsi="宋体" w:cs="宋体" w:hint="default"/>
                 <w:sz w:val="20"/>
                 <w:szCs w:val="20"/>
                 <w:lang w:val="en-US" w:eastAsia="zh-CN"/>
@@ -1041,7 +934,7 @@
             </w:pPr>
             <w:r>
               <w:rPr>
-                <w:rFonts w:ascii="宋体" w:hAnsi="宋体" w:eastAsia="宋体" w:cs="宋体"/>
+                <w:rFonts w:ascii="宋体" w:eastAsia="宋体" w:hAnsi="宋体" w:cs="宋体"/>
                 <w:spacing w:val="3"/>
                 <w:position w:val="1"/>
                 <w:sz w:val="20"/>
@@ -1051,7 +944,7 @@
             </w:r>
             <w:r>
               <w:rPr>
-                <w:rFonts w:hint="eastAsia" w:ascii="宋体" w:hAnsi="宋体" w:cs="宋体"/>
+                <w:rFonts w:ascii="宋体" w:hAnsi="宋体" w:cs="宋体" w:hint="eastAsia"/>
                 <w:spacing w:val="3"/>
                 <w:position w:val="1"/>
                 <w:sz w:val="20"/>
@@ -1081,18 +974,18 @@
               <w:adjustRightInd w:val="0"/>
               <w:snapToGrid w:val="0"/>
               <w:spacing w:before="173" w:line="267" w:lineRule="exact"/>
-              <w:ind w:left="0" w:leftChars="0" w:right="0" w:rightChars="0" w:firstLine="0" w:firstLineChars="0"/>
+              <w:ind w:left="0" w:right="0" w:firstLine="0" w:leftChars="0" w:rightChars="0" w:firstLineChars="0"/>
               <w:jc w:val="center"/>
               <w:textAlignment w:val="baseline"/>
               <w:rPr>
-                <w:rFonts w:ascii="宋体" w:hAnsi="宋体" w:eastAsia="宋体" w:cs="宋体"/>
+                <w:rFonts w:ascii="宋体" w:eastAsia="宋体" w:hAnsi="宋体" w:cs="宋体"/>
                 <w:sz w:val="20"/>
                 <w:szCs w:val="20"/>
               </w:rPr>
             </w:pPr>
             <w:r>
               <w:rPr>
-                <w:rFonts w:ascii="宋体" w:hAnsi="宋体" w:eastAsia="宋体" w:cs="宋体"/>
+                <w:rFonts w:ascii="宋体" w:eastAsia="宋体" w:hAnsi="宋体" w:cs="宋体"/>
                 <w:spacing w:val="4"/>
                 <w:position w:val="1"/>
                 <w:sz w:val="20"/>
@@ -1121,18 +1014,18 @@
               <w:adjustRightInd w:val="0"/>
               <w:snapToGrid w:val="0"/>
               <w:spacing w:before="172" w:line="228" w:lineRule="auto"/>
-              <w:ind w:left="0" w:leftChars="0" w:right="0" w:rightChars="0" w:firstLine="0" w:firstLineChars="0"/>
+              <w:ind w:left="0" w:right="0" w:firstLine="0" w:leftChars="0" w:rightChars="0" w:firstLineChars="0"/>
               <w:jc w:val="center"/>
               <w:textAlignment w:val="baseline"/>
               <w:rPr>
-                <w:rFonts w:ascii="宋体" w:hAnsi="宋体" w:eastAsia="宋体" w:cs="宋体"/>
+                <w:rFonts w:ascii="宋体" w:eastAsia="宋体" w:hAnsi="宋体" w:cs="宋体"/>
                 <w:sz w:val="20"/>
                 <w:szCs w:val="20"/>
               </w:rPr>
             </w:pPr>
             <w:r>
               <w:rPr>
-                <w:rFonts w:ascii="宋体" w:hAnsi="宋体" w:eastAsia="宋体" w:cs="宋体"/>
+                <w:rFonts w:ascii="宋体" w:eastAsia="宋体" w:hAnsi="宋体" w:cs="宋体"/>
                 <w:spacing w:val="7"/>
                 <w:sz w:val="20"/>
                 <w:szCs w:val="20"/>
@@ -1160,11 +1053,11 @@
               <w:adjustRightInd w:val="0"/>
               <w:snapToGrid w:val="0"/>
               <w:spacing w:before="173" w:line="229" w:lineRule="auto"/>
-              <w:ind w:left="0" w:leftChars="0" w:right="0" w:rightChars="0" w:firstLine="0" w:firstLineChars="0"/>
+              <w:ind w:left="0" w:right="0" w:firstLine="0" w:leftChars="0" w:rightChars="0" w:firstLineChars="0"/>
               <w:jc w:val="center"/>
               <w:textAlignment w:val="baseline"/>
               <w:rPr>
-                <w:rFonts w:ascii="宋体" w:hAnsi="宋体" w:eastAsia="宋体" w:cs="宋体"/>
+                <w:rFonts w:ascii="宋体" w:eastAsia="宋体" w:hAnsi="宋体" w:cs="宋体"/>
                 <w:sz w:val="20"/>
                 <w:szCs w:val="20"/>
               </w:rPr>
@@ -1181,14 +1074,9 @@
       </w:tr>
       <w:tr>
         <w:tblPrEx>
-          <w:tblBorders>
-            <w:top w:val="single" w:color="000000" w:sz="2" w:space="0"/>
-            <w:left w:val="single" w:color="000000" w:sz="2" w:space="0"/>
-            <w:bottom w:val="single" w:color="000000" w:sz="2" w:space="0"/>
-            <w:right w:val="single" w:color="000000" w:sz="2" w:space="0"/>
-            <w:insideH w:val="single" w:color="000000" w:sz="2" w:space="0"/>
-            <w:insideV w:val="single" w:color="000000" w:sz="2" w:space="0"/>
-          </w:tblBorders>
+          <w:tblW w:w="7137" w:type="dxa"/>
+          <w:jc w:val="center"/>
+          <w:tblLayout w:type="fixed"/>
           <w:tblCellMar>
             <w:top w:w="0" w:type="dxa"/>
             <w:left w:w="0" w:type="dxa"/>
@@ -1197,7 +1085,7 @@
           </w:tblCellMar>
         </w:tblPrEx>
         <w:trPr>
-          <w:trHeight w:val="556" w:hRule="atLeast"/>
+          <w:trHeight w:val="556"/>
           <w:jc w:val="center"/>
         </w:trPr>
         <w:tc>
@@ -1206,7 +1094,7 @@
           </w:tcPr>
           <w:p>
             <w:pPr>
-              <w:pStyle w:val="27"/>
+              <w:pStyle w:val="TableText"/>
               <w:keepNext w:val="0"/>
               <w:keepLines w:val="0"/>
               <w:pageBreakBefore w:val="0"/>
@@ -1219,7 +1107,7 @@
               <w:bidi w:val="0"/>
               <w:adjustRightInd w:val="0"/>
               <w:snapToGrid w:val="0"/>
-              <w:ind w:left="0" w:leftChars="0" w:right="0" w:rightChars="0" w:firstLine="0" w:firstLineChars="0"/>
+              <w:ind w:left="0" w:right="0" w:firstLine="0" w:leftChars="0" w:rightChars="0" w:firstLineChars="0"/>
               <w:jc w:val="center"/>
               <w:textAlignment w:val="baseline"/>
             </w:pPr>
@@ -1231,7 +1119,7 @@
           </w:tcPr>
           <w:p>
             <w:pPr>
-              <w:pStyle w:val="27"/>
+              <w:pStyle w:val="TableText"/>
               <w:keepNext w:val="0"/>
               <w:keepLines w:val="0"/>
               <w:pageBreakBefore w:val="0"/>
@@ -1244,7 +1132,7 @@
               <w:bidi w:val="0"/>
               <w:adjustRightInd w:val="0"/>
               <w:snapToGrid w:val="0"/>
-              <w:ind w:left="0" w:leftChars="0" w:right="0" w:rightChars="0" w:firstLine="0" w:firstLineChars="0"/>
+              <w:ind w:left="0" w:right="0" w:firstLine="0" w:leftChars="0" w:rightChars="0" w:firstLineChars="0"/>
               <w:jc w:val="center"/>
               <w:textAlignment w:val="baseline"/>
             </w:pPr>
@@ -1256,7 +1144,7 @@
           </w:tcPr>
           <w:p>
             <w:pPr>
-              <w:pStyle w:val="27"/>
+              <w:pStyle w:val="TableText"/>
               <w:keepNext w:val="0"/>
               <w:keepLines w:val="0"/>
               <w:pageBreakBefore w:val="0"/>
@@ -1269,7 +1157,7 @@
               <w:bidi w:val="0"/>
               <w:adjustRightInd w:val="0"/>
               <w:snapToGrid w:val="0"/>
-              <w:ind w:left="0" w:leftChars="0" w:right="0" w:rightChars="0" w:firstLine="0" w:firstLineChars="0"/>
+              <w:ind w:left="0" w:right="0" w:firstLine="0" w:leftChars="0" w:rightChars="0" w:firstLineChars="0"/>
               <w:jc w:val="center"/>
               <w:textAlignment w:val="baseline"/>
             </w:pPr>
@@ -1281,7 +1169,7 @@
           </w:tcPr>
           <w:p>
             <w:pPr>
-              <w:pStyle w:val="27"/>
+              <w:pStyle w:val="TableText"/>
               <w:keepNext w:val="0"/>
               <w:keepLines w:val="0"/>
               <w:pageBreakBefore w:val="0"/>
@@ -1294,7 +1182,7 @@
               <w:bidi w:val="0"/>
               <w:adjustRightInd w:val="0"/>
               <w:snapToGrid w:val="0"/>
-              <w:ind w:left="0" w:leftChars="0" w:right="0" w:rightChars="0" w:firstLine="0" w:firstLineChars="0"/>
+              <w:ind w:left="0" w:right="0" w:firstLine="0" w:leftChars="0" w:rightChars="0" w:firstLineChars="0"/>
               <w:jc w:val="center"/>
               <w:textAlignment w:val="baseline"/>
             </w:pPr>
@@ -1303,14 +1191,9 @@
       </w:tr>
       <w:tr>
         <w:tblPrEx>
-          <w:tblBorders>
-            <w:top w:val="single" w:color="000000" w:sz="2" w:space="0"/>
-            <w:left w:val="single" w:color="000000" w:sz="2" w:space="0"/>
-            <w:bottom w:val="single" w:color="000000" w:sz="2" w:space="0"/>
-            <w:right w:val="single" w:color="000000" w:sz="2" w:space="0"/>
-            <w:insideH w:val="single" w:color="000000" w:sz="2" w:space="0"/>
-            <w:insideV w:val="single" w:color="000000" w:sz="2" w:space="0"/>
-          </w:tblBorders>
+          <w:tblW w:w="7137" w:type="dxa"/>
+          <w:jc w:val="center"/>
+          <w:tblLayout w:type="fixed"/>
           <w:tblCellMar>
             <w:top w:w="0" w:type="dxa"/>
             <w:left w:w="0" w:type="dxa"/>
@@ -1319,7 +1202,7 @@
           </w:tblCellMar>
         </w:tblPrEx>
         <w:trPr>
-          <w:trHeight w:val="556" w:hRule="atLeast"/>
+          <w:trHeight w:val="556"/>
           <w:jc w:val="center"/>
         </w:trPr>
         <w:tc>
@@ -1328,7 +1211,7 @@
           </w:tcPr>
           <w:p>
             <w:pPr>
-              <w:pStyle w:val="27"/>
+              <w:pStyle w:val="TableText"/>
               <w:keepNext w:val="0"/>
               <w:keepLines w:val="0"/>
               <w:pageBreakBefore w:val="0"/>
@@ -1341,7 +1224,7 @@
               <w:bidi w:val="0"/>
               <w:adjustRightInd w:val="0"/>
               <w:snapToGrid w:val="0"/>
-              <w:ind w:left="0" w:leftChars="0" w:right="0" w:rightChars="0" w:firstLine="0" w:firstLineChars="0"/>
+              <w:ind w:left="0" w:right="0" w:firstLine="0" w:leftChars="0" w:rightChars="0" w:firstLineChars="0"/>
               <w:jc w:val="center"/>
               <w:textAlignment w:val="baseline"/>
             </w:pPr>
@@ -1353,7 +1236,7 @@
           </w:tcPr>
           <w:p>
             <w:pPr>
-              <w:pStyle w:val="27"/>
+              <w:pStyle w:val="TableText"/>
               <w:keepNext w:val="0"/>
               <w:keepLines w:val="0"/>
               <w:pageBreakBefore w:val="0"/>
@@ -1366,7 +1249,7 @@
               <w:bidi w:val="0"/>
               <w:adjustRightInd w:val="0"/>
               <w:snapToGrid w:val="0"/>
-              <w:ind w:left="0" w:leftChars="0" w:right="0" w:rightChars="0" w:firstLine="0" w:firstLineChars="0"/>
+              <w:ind w:left="0" w:right="0" w:firstLine="0" w:leftChars="0" w:rightChars="0" w:firstLineChars="0"/>
               <w:jc w:val="center"/>
               <w:textAlignment w:val="baseline"/>
             </w:pPr>
@@ -1378,7 +1261,7 @@
           </w:tcPr>
           <w:p>
             <w:pPr>
-              <w:pStyle w:val="27"/>
+              <w:pStyle w:val="TableText"/>
               <w:keepNext w:val="0"/>
               <w:keepLines w:val="0"/>
               <w:pageBreakBefore w:val="0"/>
@@ -1391,7 +1274,7 @@
               <w:bidi w:val="0"/>
               <w:adjustRightInd w:val="0"/>
               <w:snapToGrid w:val="0"/>
-              <w:ind w:left="0" w:leftChars="0" w:right="0" w:rightChars="0" w:firstLine="0" w:firstLineChars="0"/>
+              <w:ind w:left="0" w:right="0" w:firstLine="0" w:leftChars="0" w:rightChars="0" w:firstLineChars="0"/>
               <w:jc w:val="center"/>
               <w:textAlignment w:val="baseline"/>
             </w:pPr>
@@ -1403,7 +1286,7 @@
           </w:tcPr>
           <w:p>
             <w:pPr>
-              <w:pStyle w:val="27"/>
+              <w:pStyle w:val="TableText"/>
               <w:keepNext w:val="0"/>
               <w:keepLines w:val="0"/>
               <w:pageBreakBefore w:val="0"/>
@@ -1416,7 +1299,7 @@
               <w:bidi w:val="0"/>
               <w:adjustRightInd w:val="0"/>
               <w:snapToGrid w:val="0"/>
-              <w:ind w:left="0" w:leftChars="0" w:right="0" w:rightChars="0" w:firstLine="0" w:firstLineChars="0"/>
+              <w:ind w:left="0" w:right="0" w:firstLine="0" w:leftChars="0" w:rightChars="0" w:firstLineChars="0"/>
               <w:jc w:val="center"/>
               <w:textAlignment w:val="baseline"/>
             </w:pPr>
@@ -1425,14 +1308,9 @@
       </w:tr>
       <w:tr>
         <w:tblPrEx>
-          <w:tblBorders>
-            <w:top w:val="single" w:color="000000" w:sz="2" w:space="0"/>
-            <w:left w:val="single" w:color="000000" w:sz="2" w:space="0"/>
-            <w:bottom w:val="single" w:color="000000" w:sz="2" w:space="0"/>
-            <w:right w:val="single" w:color="000000" w:sz="2" w:space="0"/>
-            <w:insideH w:val="single" w:color="000000" w:sz="2" w:space="0"/>
-            <w:insideV w:val="single" w:color="000000" w:sz="2" w:space="0"/>
-          </w:tblBorders>
+          <w:tblW w:w="7137" w:type="dxa"/>
+          <w:jc w:val="center"/>
+          <w:tblLayout w:type="fixed"/>
           <w:tblCellMar>
             <w:top w:w="0" w:type="dxa"/>
             <w:left w:w="0" w:type="dxa"/>
@@ -1441,7 +1319,7 @@
           </w:tblCellMar>
         </w:tblPrEx>
         <w:trPr>
-          <w:trHeight w:val="557" w:hRule="atLeast"/>
+          <w:trHeight w:val="557"/>
           <w:jc w:val="center"/>
         </w:trPr>
         <w:tc>
@@ -1450,7 +1328,7 @@
           </w:tcPr>
           <w:p>
             <w:pPr>
-              <w:pStyle w:val="27"/>
+              <w:pStyle w:val="TableText"/>
               <w:keepNext w:val="0"/>
               <w:keepLines w:val="0"/>
               <w:pageBreakBefore w:val="0"/>
@@ -1463,7 +1341,7 @@
               <w:bidi w:val="0"/>
               <w:adjustRightInd w:val="0"/>
               <w:snapToGrid w:val="0"/>
-              <w:ind w:left="0" w:leftChars="0" w:right="0" w:rightChars="0" w:firstLine="0" w:firstLineChars="0"/>
+              <w:ind w:left="0" w:right="0" w:firstLine="0" w:leftChars="0" w:rightChars="0" w:firstLineChars="0"/>
               <w:jc w:val="center"/>
               <w:textAlignment w:val="baseline"/>
             </w:pPr>
@@ -1475,7 +1353,7 @@
           </w:tcPr>
           <w:p>
             <w:pPr>
-              <w:pStyle w:val="27"/>
+              <w:pStyle w:val="TableText"/>
               <w:keepNext w:val="0"/>
               <w:keepLines w:val="0"/>
               <w:pageBreakBefore w:val="0"/>
@@ -1488,7 +1366,7 @@
               <w:bidi w:val="0"/>
               <w:adjustRightInd w:val="0"/>
               <w:snapToGrid w:val="0"/>
-              <w:ind w:left="0" w:leftChars="0" w:right="0" w:rightChars="0" w:firstLine="0" w:firstLineChars="0"/>
+              <w:ind w:left="0" w:right="0" w:firstLine="0" w:leftChars="0" w:rightChars="0" w:firstLineChars="0"/>
               <w:jc w:val="center"/>
               <w:textAlignment w:val="baseline"/>
             </w:pPr>
@@ -1500,7 +1378,7 @@
           </w:tcPr>
           <w:p>
             <w:pPr>
-              <w:pStyle w:val="27"/>
+              <w:pStyle w:val="TableText"/>
               <w:keepNext w:val="0"/>
               <w:keepLines w:val="0"/>
               <w:pageBreakBefore w:val="0"/>
@@ -1513,7 +1391,7 @@
               <w:bidi w:val="0"/>
               <w:adjustRightInd w:val="0"/>
               <w:snapToGrid w:val="0"/>
-              <w:ind w:left="0" w:leftChars="0" w:right="0" w:rightChars="0" w:firstLine="0" w:firstLineChars="0"/>
+              <w:ind w:left="0" w:right="0" w:firstLine="0" w:leftChars="0" w:rightChars="0" w:firstLineChars="0"/>
               <w:jc w:val="center"/>
               <w:textAlignment w:val="baseline"/>
             </w:pPr>
@@ -1525,7 +1403,7 @@
           </w:tcPr>
           <w:p>
             <w:pPr>
-              <w:pStyle w:val="27"/>
+              <w:pStyle w:val="TableText"/>
               <w:keepNext w:val="0"/>
               <w:keepLines w:val="0"/>
               <w:pageBreakBefore w:val="0"/>
@@ -1538,7 +1416,7 @@
               <w:bidi w:val="0"/>
               <w:adjustRightInd w:val="0"/>
               <w:snapToGrid w:val="0"/>
-              <w:ind w:left="0" w:leftChars="0" w:right="0" w:rightChars="0" w:firstLine="0" w:firstLineChars="0"/>
+              <w:ind w:left="0" w:right="0" w:firstLine="0" w:leftChars="0" w:rightChars="0" w:firstLineChars="0"/>
               <w:jc w:val="center"/>
               <w:textAlignment w:val="baseline"/>
             </w:pPr>
@@ -1569,7 +1447,7 @@
     <w:sdt>
       <w:sdtPr>
         <w:rPr>
-          <w:rFonts w:ascii="宋体" w:hAnsi="宋体" w:eastAsia="宋体" w:cs="Arial"/>
+          <w:rFonts w:ascii="宋体" w:eastAsia="宋体" w:hAnsi="宋体" w:cs="Arial"/>
           <w:snapToGrid w:val="0"/>
           <w:color w:val="000000"/>
           <w:kern w:val="0"/>
@@ -1585,7 +1463,7 @@
       </w:sdtPr>
       <w:sdtEndPr>
         <w:rPr>
-          <w:rFonts w:hint="eastAsia" w:ascii="宋体" w:hAnsi="宋体" w:eastAsia="宋体" w:cs="宋体"/>
+          <w:rFonts w:ascii="宋体" w:eastAsia="宋体" w:hAnsi="宋体" w:cs="宋体" w:hint="eastAsia"/>
           <w:snapToGrid w:val="0"/>
           <w:color w:val="000000"/>
           <w:kern w:val="0"/>
@@ -1610,18 +1488,18 @@
             <w:adjustRightInd w:val="0"/>
             <w:snapToGrid w:val="0"/>
             <w:spacing w:before="0" w:beforeLines="0" w:after="0" w:afterLines="0" w:line="240" w:lineRule="auto"/>
-            <w:ind w:left="0" w:leftChars="0" w:right="0" w:rightChars="0" w:firstLine="0" w:firstLineChars="0"/>
+            <w:ind w:left="0" w:right="0" w:firstLine="0" w:leftChars="0" w:rightChars="0" w:firstLineChars="0"/>
             <w:jc w:val="center"/>
             <w:textAlignment w:val="baseline"/>
             <w:rPr>
-              <w:rFonts w:hint="eastAsia" w:ascii="宋体" w:hAnsi="宋体" w:eastAsia="宋体" w:cs="宋体"/>
+              <w:rFonts w:ascii="宋体" w:eastAsia="宋体" w:hAnsi="宋体" w:cs="宋体" w:hint="eastAsia"/>
               <w:sz w:val="24"/>
               <w:szCs w:val="24"/>
             </w:rPr>
           </w:pPr>
           <w:r>
             <w:rPr>
-              <w:rFonts w:hint="eastAsia" w:ascii="宋体" w:hAnsi="宋体" w:eastAsia="宋体" w:cs="宋体"/>
+              <w:rFonts w:ascii="宋体" w:eastAsia="宋体" w:hAnsi="宋体" w:cs="宋体" w:hint="eastAsia"/>
               <w:sz w:val="24"/>
               <w:szCs w:val="24"/>
             </w:rPr>
@@ -1630,14 +1508,14 @@
         </w:p>
         <w:p>
           <w:pPr>
-            <w:pStyle w:val="16"/>
+            <w:pStyle w:val="TOC1"/>
             <w:tabs>
               <w:tab w:val="right" w:leader="dot" w:pos="8306"/>
             </w:tabs>
           </w:pPr>
           <w:r>
             <w:rPr>
-              <w:rFonts w:hint="eastAsia" w:ascii="宋体" w:hAnsi="宋体" w:eastAsia="宋体" w:cs="宋体"/>
+              <w:rFonts w:ascii="宋体" w:eastAsia="宋体" w:hAnsi="宋体" w:cs="宋体" w:hint="eastAsia"/>
               <w:sz w:val="24"/>
               <w:szCs w:val="24"/>
             </w:rPr>
@@ -1645,7 +1523,7 @@
           </w:r>
           <w:r>
             <w:rPr>
-              <w:rFonts w:hint="eastAsia" w:ascii="宋体" w:hAnsi="宋体" w:eastAsia="宋体" w:cs="宋体"/>
+              <w:rFonts w:ascii="宋体" w:eastAsia="宋体" w:hAnsi="宋体" w:cs="宋体" w:hint="eastAsia"/>
               <w:sz w:val="24"/>
               <w:szCs w:val="24"/>
             </w:rPr>
@@ -1653,7 +1531,7 @@
           </w:r>
           <w:r>
             <w:rPr>
-              <w:rFonts w:hint="eastAsia" w:ascii="宋体" w:hAnsi="宋体" w:eastAsia="宋体" w:cs="宋体"/>
+              <w:rFonts w:ascii="宋体" w:eastAsia="宋体" w:hAnsi="宋体" w:cs="宋体" w:hint="eastAsia"/>
               <w:sz w:val="24"/>
               <w:szCs w:val="24"/>
             </w:rPr>
@@ -1661,21 +1539,21 @@
           </w:r>
           <w:r>
             <w:rPr>
-              <w:rFonts w:hint="eastAsia" w:ascii="宋体" w:hAnsi="宋体" w:eastAsia="宋体" w:cs="宋体"/>
+              <w:rFonts w:ascii="宋体" w:eastAsia="宋体" w:hAnsi="宋体" w:cs="宋体" w:hint="eastAsia"/>
               <w:szCs w:val="24"/>
             </w:rPr>
             <w:fldChar w:fldCharType="begin"/>
           </w:r>
           <w:r>
             <w:rPr>
-              <w:rFonts w:hint="eastAsia" w:ascii="宋体" w:hAnsi="宋体" w:eastAsia="宋体" w:cs="宋体"/>
+              <w:rFonts w:ascii="宋体" w:eastAsia="宋体" w:hAnsi="宋体" w:cs="宋体" w:hint="eastAsia"/>
               <w:szCs w:val="24"/>
             </w:rPr>
             <w:instrText xml:space="preserve"> HYPERLINK \l _Toc25138 </w:instrText>
           </w:r>
           <w:r>
             <w:rPr>
-              <w:rFonts w:hint="eastAsia" w:ascii="宋体" w:hAnsi="宋体" w:eastAsia="宋体" w:cs="宋体"/>
+              <w:rFonts w:ascii="宋体" w:eastAsia="宋体" w:hAnsi="宋体" w:cs="宋体" w:hint="eastAsia"/>
               <w:szCs w:val="24"/>
             </w:rPr>
             <w:fldChar w:fldCharType="separate"/>
@@ -1707,7 +1585,7 @@
           </w:r>
           <w:r>
             <w:rPr>
-              <w:rFonts w:hint="eastAsia" w:ascii="宋体" w:hAnsi="宋体" w:eastAsia="宋体" w:cs="宋体"/>
+              <w:rFonts w:ascii="宋体" w:eastAsia="宋体" w:hAnsi="宋体" w:cs="宋体" w:hint="eastAsia"/>
               <w:szCs w:val="24"/>
             </w:rPr>
             <w:fldChar w:fldCharType="end"/>
@@ -1715,28 +1593,28 @@
         </w:p>
         <w:p>
           <w:pPr>
-            <w:pStyle w:val="16"/>
+            <w:pStyle w:val="TOC1"/>
             <w:tabs>
               <w:tab w:val="right" w:leader="dot" w:pos="8306"/>
             </w:tabs>
           </w:pPr>
           <w:r>
             <w:rPr>
-              <w:rFonts w:hint="eastAsia" w:ascii="宋体" w:hAnsi="宋体" w:eastAsia="宋体" w:cs="宋体"/>
+              <w:rFonts w:ascii="宋体" w:eastAsia="宋体" w:hAnsi="宋体" w:cs="宋体" w:hint="eastAsia"/>
               <w:szCs w:val="24"/>
             </w:rPr>
             <w:fldChar w:fldCharType="begin"/>
           </w:r>
           <w:r>
             <w:rPr>
-              <w:rFonts w:hint="eastAsia" w:ascii="宋体" w:hAnsi="宋体" w:eastAsia="宋体" w:cs="宋体"/>
+              <w:rFonts w:ascii="宋体" w:eastAsia="宋体" w:hAnsi="宋体" w:cs="宋体" w:hint="eastAsia"/>
               <w:szCs w:val="24"/>
             </w:rPr>
             <w:instrText xml:space="preserve"> HYPERLINK \l _Toc16661 </w:instrText>
           </w:r>
           <w:r>
             <w:rPr>
-              <w:rFonts w:hint="eastAsia" w:ascii="宋体" w:hAnsi="宋体" w:eastAsia="宋体" w:cs="宋体"/>
+              <w:rFonts w:ascii="宋体" w:eastAsia="宋体" w:hAnsi="宋体" w:cs="宋体" w:hint="eastAsia"/>
               <w:szCs w:val="24"/>
             </w:rPr>
             <w:fldChar w:fldCharType="separate"/>
@@ -1768,7 +1646,7 @@
           </w:r>
           <w:r>
             <w:rPr>
-              <w:rFonts w:hint="eastAsia" w:ascii="宋体" w:hAnsi="宋体" w:eastAsia="宋体" w:cs="宋体"/>
+              <w:rFonts w:ascii="宋体" w:eastAsia="宋体" w:hAnsi="宋体" w:cs="宋体" w:hint="eastAsia"/>
               <w:szCs w:val="24"/>
             </w:rPr>
             <w:fldChar w:fldCharType="end"/>
@@ -1776,28 +1654,28 @@
         </w:p>
         <w:p>
           <w:pPr>
-            <w:pStyle w:val="16"/>
+            <w:pStyle w:val="TOC1"/>
             <w:tabs>
               <w:tab w:val="right" w:leader="dot" w:pos="8306"/>
             </w:tabs>
           </w:pPr>
           <w:r>
             <w:rPr>
-              <w:rFonts w:hint="eastAsia" w:ascii="宋体" w:hAnsi="宋体" w:eastAsia="宋体" w:cs="宋体"/>
+              <w:rFonts w:ascii="宋体" w:eastAsia="宋体" w:hAnsi="宋体" w:cs="宋体" w:hint="eastAsia"/>
               <w:szCs w:val="24"/>
             </w:rPr>
             <w:fldChar w:fldCharType="begin"/>
           </w:r>
           <w:r>
             <w:rPr>
-              <w:rFonts w:hint="eastAsia" w:ascii="宋体" w:hAnsi="宋体" w:eastAsia="宋体" w:cs="宋体"/>
+              <w:rFonts w:ascii="宋体" w:eastAsia="宋体" w:hAnsi="宋体" w:cs="宋体" w:hint="eastAsia"/>
               <w:szCs w:val="24"/>
             </w:rPr>
             <w:instrText xml:space="preserve"> HYPERLINK \l _Toc25620 </w:instrText>
           </w:r>
           <w:r>
             <w:rPr>
-              <w:rFonts w:hint="eastAsia" w:ascii="宋体" w:hAnsi="宋体" w:eastAsia="宋体" w:cs="宋体"/>
+              <w:rFonts w:ascii="宋体" w:eastAsia="宋体" w:hAnsi="宋体" w:cs="宋体" w:hint="eastAsia"/>
               <w:szCs w:val="24"/>
             </w:rPr>
             <w:fldChar w:fldCharType="separate"/>
@@ -1835,7 +1713,7 @@
           </w:r>
           <w:r>
             <w:rPr>
-              <w:rFonts w:hint="eastAsia" w:ascii="宋体" w:hAnsi="宋体" w:eastAsia="宋体" w:cs="宋体"/>
+              <w:rFonts w:ascii="宋体" w:eastAsia="宋体" w:hAnsi="宋体" w:cs="宋体" w:hint="eastAsia"/>
               <w:szCs w:val="24"/>
             </w:rPr>
             <w:fldChar w:fldCharType="end"/>
@@ -1843,28 +1721,28 @@
         </w:p>
         <w:p>
           <w:pPr>
-            <w:pStyle w:val="17"/>
+            <w:pStyle w:val="TOC2"/>
             <w:tabs>
               <w:tab w:val="right" w:leader="dot" w:pos="8306"/>
             </w:tabs>
           </w:pPr>
           <w:r>
             <w:rPr>
-              <w:rFonts w:hint="eastAsia" w:ascii="宋体" w:hAnsi="宋体" w:eastAsia="宋体" w:cs="宋体"/>
+              <w:rFonts w:ascii="宋体" w:eastAsia="宋体" w:hAnsi="宋体" w:cs="宋体" w:hint="eastAsia"/>
               <w:szCs w:val="24"/>
             </w:rPr>
             <w:fldChar w:fldCharType="begin"/>
           </w:r>
           <w:r>
             <w:rPr>
-              <w:rFonts w:hint="eastAsia" w:ascii="宋体" w:hAnsi="宋体" w:eastAsia="宋体" w:cs="宋体"/>
+              <w:rFonts w:ascii="宋体" w:eastAsia="宋体" w:hAnsi="宋体" w:cs="宋体" w:hint="eastAsia"/>
               <w:szCs w:val="24"/>
             </w:rPr>
             <w:instrText xml:space="preserve"> HYPERLINK \l _Toc26899 </w:instrText>
           </w:r>
           <w:r>
             <w:rPr>
-              <w:rFonts w:hint="eastAsia" w:ascii="宋体" w:hAnsi="宋体" w:eastAsia="宋体" w:cs="宋体"/>
+              <w:rFonts w:ascii="宋体" w:eastAsia="宋体" w:hAnsi="宋体" w:cs="宋体" w:hint="eastAsia"/>
               <w:szCs w:val="24"/>
             </w:rPr>
             <w:fldChar w:fldCharType="separate"/>
@@ -1903,7 +1781,7 @@
           </w:r>
           <w:r>
             <w:rPr>
-              <w:rFonts w:hint="eastAsia" w:ascii="宋体" w:hAnsi="宋体" w:eastAsia="宋体" w:cs="宋体"/>
+              <w:rFonts w:ascii="宋体" w:eastAsia="宋体" w:hAnsi="宋体" w:cs="宋体" w:hint="eastAsia"/>
               <w:szCs w:val="24"/>
             </w:rPr>
             <w:fldChar w:fldCharType="end"/>
@@ -1911,28 +1789,28 @@
         </w:p>
         <w:p>
           <w:pPr>
-            <w:pStyle w:val="17"/>
+            <w:pStyle w:val="TOC2"/>
             <w:tabs>
               <w:tab w:val="right" w:leader="dot" w:pos="8306"/>
             </w:tabs>
           </w:pPr>
           <w:r>
             <w:rPr>
-              <w:rFonts w:hint="eastAsia" w:ascii="宋体" w:hAnsi="宋体" w:eastAsia="宋体" w:cs="宋体"/>
+              <w:rFonts w:ascii="宋体" w:eastAsia="宋体" w:hAnsi="宋体" w:cs="宋体" w:hint="eastAsia"/>
               <w:szCs w:val="24"/>
             </w:rPr>
             <w:fldChar w:fldCharType="begin"/>
           </w:r>
           <w:r>
             <w:rPr>
-              <w:rFonts w:hint="eastAsia" w:ascii="宋体" w:hAnsi="宋体" w:eastAsia="宋体" w:cs="宋体"/>
+              <w:rFonts w:ascii="宋体" w:eastAsia="宋体" w:hAnsi="宋体" w:cs="宋体" w:hint="eastAsia"/>
               <w:szCs w:val="24"/>
             </w:rPr>
             <w:instrText xml:space="preserve"> HYPERLINK \l _Toc18770 </w:instrText>
           </w:r>
           <w:r>
             <w:rPr>
-              <w:rFonts w:hint="eastAsia" w:ascii="宋体" w:hAnsi="宋体" w:eastAsia="宋体" w:cs="宋体"/>
+              <w:rFonts w:ascii="宋体" w:eastAsia="宋体" w:hAnsi="宋体" w:cs="宋体" w:hint="eastAsia"/>
               <w:szCs w:val="24"/>
             </w:rPr>
             <w:fldChar w:fldCharType="separate"/>
@@ -1971,7 +1849,7 @@
           </w:r>
           <w:r>
             <w:rPr>
-              <w:rFonts w:hint="eastAsia" w:ascii="宋体" w:hAnsi="宋体" w:eastAsia="宋体" w:cs="宋体"/>
+              <w:rFonts w:ascii="宋体" w:eastAsia="宋体" w:hAnsi="宋体" w:cs="宋体" w:hint="eastAsia"/>
               <w:szCs w:val="24"/>
             </w:rPr>
             <w:fldChar w:fldCharType="end"/>
@@ -1979,28 +1857,28 @@
         </w:p>
         <w:p>
           <w:pPr>
-            <w:pStyle w:val="17"/>
+            <w:pStyle w:val="TOC2"/>
             <w:tabs>
               <w:tab w:val="right" w:leader="dot" w:pos="8306"/>
             </w:tabs>
           </w:pPr>
           <w:r>
             <w:rPr>
-              <w:rFonts w:hint="eastAsia" w:ascii="宋体" w:hAnsi="宋体" w:eastAsia="宋体" w:cs="宋体"/>
+              <w:rFonts w:ascii="宋体" w:eastAsia="宋体" w:hAnsi="宋体" w:cs="宋体" w:hint="eastAsia"/>
               <w:szCs w:val="24"/>
             </w:rPr>
             <w:fldChar w:fldCharType="begin"/>
           </w:r>
           <w:r>
             <w:rPr>
-              <w:rFonts w:hint="eastAsia" w:ascii="宋体" w:hAnsi="宋体" w:eastAsia="宋体" w:cs="宋体"/>
+              <w:rFonts w:ascii="宋体" w:eastAsia="宋体" w:hAnsi="宋体" w:cs="宋体" w:hint="eastAsia"/>
               <w:szCs w:val="24"/>
             </w:rPr>
             <w:instrText xml:space="preserve"> HYPERLINK \l _Toc28502 </w:instrText>
           </w:r>
           <w:r>
             <w:rPr>
-              <w:rFonts w:hint="eastAsia" w:ascii="宋体" w:hAnsi="宋体" w:eastAsia="宋体" w:cs="宋体"/>
+              <w:rFonts w:ascii="宋体" w:eastAsia="宋体" w:hAnsi="宋体" w:cs="宋体" w:hint="eastAsia"/>
               <w:szCs w:val="24"/>
             </w:rPr>
             <w:fldChar w:fldCharType="separate"/>
@@ -2039,7 +1917,7 @@
           </w:r>
           <w:r>
             <w:rPr>
-              <w:rFonts w:hint="eastAsia" w:ascii="宋体" w:hAnsi="宋体" w:eastAsia="宋体" w:cs="宋体"/>
+              <w:rFonts w:ascii="宋体" w:eastAsia="宋体" w:hAnsi="宋体" w:cs="宋体" w:hint="eastAsia"/>
               <w:szCs w:val="24"/>
             </w:rPr>
             <w:fldChar w:fldCharType="end"/>
@@ -2047,28 +1925,28 @@
         </w:p>
         <w:p>
           <w:pPr>
-            <w:pStyle w:val="17"/>
+            <w:pStyle w:val="TOC2"/>
             <w:tabs>
               <w:tab w:val="right" w:leader="dot" w:pos="8306"/>
             </w:tabs>
           </w:pPr>
           <w:r>
             <w:rPr>
-              <w:rFonts w:hint="eastAsia" w:ascii="宋体" w:hAnsi="宋体" w:eastAsia="宋体" w:cs="宋体"/>
+              <w:rFonts w:ascii="宋体" w:eastAsia="宋体" w:hAnsi="宋体" w:cs="宋体" w:hint="eastAsia"/>
               <w:szCs w:val="24"/>
             </w:rPr>
             <w:fldChar w:fldCharType="begin"/>
           </w:r>
           <w:r>
             <w:rPr>
-              <w:rFonts w:hint="eastAsia" w:ascii="宋体" w:hAnsi="宋体" w:eastAsia="宋体" w:cs="宋体"/>
+              <w:rFonts w:ascii="宋体" w:eastAsia="宋体" w:hAnsi="宋体" w:cs="宋体" w:hint="eastAsia"/>
               <w:szCs w:val="24"/>
             </w:rPr>
             <w:instrText xml:space="preserve"> HYPERLINK \l _Toc11191 </w:instrText>
           </w:r>
           <w:r>
             <w:rPr>
-              <w:rFonts w:hint="eastAsia" w:ascii="宋体" w:hAnsi="宋体" w:eastAsia="宋体" w:cs="宋体"/>
+              <w:rFonts w:ascii="宋体" w:eastAsia="宋体" w:hAnsi="宋体" w:cs="宋体" w:hint="eastAsia"/>
               <w:szCs w:val="24"/>
             </w:rPr>
             <w:fldChar w:fldCharType="separate"/>
@@ -2107,7 +1985,7 @@
           </w:r>
           <w:r>
             <w:rPr>
-              <w:rFonts w:hint="eastAsia" w:ascii="宋体" w:hAnsi="宋体" w:eastAsia="宋体" w:cs="宋体"/>
+              <w:rFonts w:ascii="宋体" w:eastAsia="宋体" w:hAnsi="宋体" w:cs="宋体" w:hint="eastAsia"/>
               <w:szCs w:val="24"/>
             </w:rPr>
             <w:fldChar w:fldCharType="end"/>
@@ -2115,28 +1993,28 @@
         </w:p>
         <w:p>
           <w:pPr>
-            <w:pStyle w:val="13"/>
+            <w:pStyle w:val="TOC3"/>
             <w:tabs>
               <w:tab w:val="right" w:leader="dot" w:pos="8306"/>
             </w:tabs>
           </w:pPr>
           <w:r>
             <w:rPr>
-              <w:rFonts w:hint="eastAsia" w:ascii="宋体" w:hAnsi="宋体" w:eastAsia="宋体" w:cs="宋体"/>
+              <w:rFonts w:ascii="宋体" w:eastAsia="宋体" w:hAnsi="宋体" w:cs="宋体" w:hint="eastAsia"/>
               <w:szCs w:val="24"/>
             </w:rPr>
             <w:fldChar w:fldCharType="begin"/>
           </w:r>
           <w:r>
             <w:rPr>
-              <w:rFonts w:hint="eastAsia" w:ascii="宋体" w:hAnsi="宋体" w:eastAsia="宋体" w:cs="宋体"/>
+              <w:rFonts w:ascii="宋体" w:eastAsia="宋体" w:hAnsi="宋体" w:cs="宋体" w:hint="eastAsia"/>
               <w:szCs w:val="24"/>
             </w:rPr>
             <w:instrText xml:space="preserve"> HYPERLINK \l _Toc9019 </w:instrText>
           </w:r>
           <w:r>
             <w:rPr>
-              <w:rFonts w:hint="eastAsia" w:ascii="宋体" w:hAnsi="宋体" w:eastAsia="宋体" w:cs="宋体"/>
+              <w:rFonts w:ascii="宋体" w:eastAsia="宋体" w:hAnsi="宋体" w:cs="宋体" w:hint="eastAsia"/>
               <w:szCs w:val="24"/>
             </w:rPr>
             <w:fldChar w:fldCharType="separate"/>
@@ -2146,7 +2024,7 @@
               <w:rFonts w:hint="default"/>
               <w:lang w:val="en-US" w:eastAsia="zh-CN"/>
             </w:rPr>
-            <w:t>1.4.1. 运维部部长</w:t>
+            <w:t>1.4.1. 运维部经理</w:t>
           </w:r>
           <w:r>
             <w:tab/>
@@ -2168,7 +2046,7 @@
           </w:r>
           <w:r>
             <w:rPr>
-              <w:rFonts w:hint="eastAsia" w:ascii="宋体" w:hAnsi="宋体" w:eastAsia="宋体" w:cs="宋体"/>
+              <w:rFonts w:ascii="宋体" w:eastAsia="宋体" w:hAnsi="宋体" w:cs="宋体" w:hint="eastAsia"/>
               <w:szCs w:val="24"/>
             </w:rPr>
             <w:fldChar w:fldCharType="end"/>
@@ -2176,28 +2054,28 @@
         </w:p>
         <w:p>
           <w:pPr>
-            <w:pStyle w:val="13"/>
+            <w:pStyle w:val="TOC3"/>
             <w:tabs>
               <w:tab w:val="right" w:leader="dot" w:pos="8306"/>
             </w:tabs>
           </w:pPr>
           <w:r>
             <w:rPr>
-              <w:rFonts w:hint="eastAsia" w:ascii="宋体" w:hAnsi="宋体" w:eastAsia="宋体" w:cs="宋体"/>
+              <w:rFonts w:ascii="宋体" w:eastAsia="宋体" w:hAnsi="宋体" w:cs="宋体" w:hint="eastAsia"/>
               <w:szCs w:val="24"/>
             </w:rPr>
             <w:fldChar w:fldCharType="begin"/>
           </w:r>
           <w:r>
             <w:rPr>
-              <w:rFonts w:hint="eastAsia" w:ascii="宋体" w:hAnsi="宋体" w:eastAsia="宋体" w:cs="宋体"/>
+              <w:rFonts w:ascii="宋体" w:eastAsia="宋体" w:hAnsi="宋体" w:cs="宋体" w:hint="eastAsia"/>
               <w:szCs w:val="24"/>
             </w:rPr>
             <w:instrText xml:space="preserve"> HYPERLINK \l _Toc20199 </w:instrText>
           </w:r>
           <w:r>
             <w:rPr>
-              <w:rFonts w:hint="eastAsia" w:ascii="宋体" w:hAnsi="宋体" w:eastAsia="宋体" w:cs="宋体"/>
+              <w:rFonts w:ascii="宋体" w:eastAsia="宋体" w:hAnsi="宋体" w:cs="宋体" w:hint="eastAsia"/>
               <w:szCs w:val="24"/>
             </w:rPr>
             <w:fldChar w:fldCharType="separate"/>
@@ -2214,7 +2092,7 @@
               <w:rFonts w:hint="eastAsia"/>
               <w:lang w:val="en-US" w:eastAsia="zh-CN"/>
             </w:rPr>
-            <w:t>运维项目部长</w:t>
+            <w:t>运维项目经理</w:t>
           </w:r>
           <w:r>
             <w:tab/>
@@ -2236,7 +2114,7 @@
           </w:r>
           <w:r>
             <w:rPr>
-              <w:rFonts w:hint="eastAsia" w:ascii="宋体" w:hAnsi="宋体" w:eastAsia="宋体" w:cs="宋体"/>
+              <w:rFonts w:ascii="宋体" w:eastAsia="宋体" w:hAnsi="宋体" w:cs="宋体" w:hint="eastAsia"/>
               <w:szCs w:val="24"/>
             </w:rPr>
             <w:fldChar w:fldCharType="end"/>
@@ -2244,28 +2122,28 @@
         </w:p>
         <w:p>
           <w:pPr>
-            <w:pStyle w:val="13"/>
+            <w:pStyle w:val="TOC3"/>
             <w:tabs>
               <w:tab w:val="right" w:leader="dot" w:pos="8306"/>
             </w:tabs>
           </w:pPr>
           <w:r>
             <w:rPr>
-              <w:rFonts w:hint="eastAsia" w:ascii="宋体" w:hAnsi="宋体" w:eastAsia="宋体" w:cs="宋体"/>
+              <w:rFonts w:ascii="宋体" w:eastAsia="宋体" w:hAnsi="宋体" w:cs="宋体" w:hint="eastAsia"/>
               <w:szCs w:val="24"/>
             </w:rPr>
             <w:fldChar w:fldCharType="begin"/>
           </w:r>
           <w:r>
             <w:rPr>
-              <w:rFonts w:hint="eastAsia" w:ascii="宋体" w:hAnsi="宋体" w:eastAsia="宋体" w:cs="宋体"/>
+              <w:rFonts w:ascii="宋体" w:eastAsia="宋体" w:hAnsi="宋体" w:cs="宋体" w:hint="eastAsia"/>
               <w:szCs w:val="24"/>
             </w:rPr>
             <w:instrText xml:space="preserve"> HYPERLINK \l _Toc3244 </w:instrText>
           </w:r>
           <w:r>
             <w:rPr>
-              <w:rFonts w:hint="eastAsia" w:ascii="宋体" w:hAnsi="宋体" w:eastAsia="宋体" w:cs="宋体"/>
+              <w:rFonts w:ascii="宋体" w:eastAsia="宋体" w:hAnsi="宋体" w:cs="宋体" w:hint="eastAsia"/>
               <w:szCs w:val="24"/>
             </w:rPr>
             <w:fldChar w:fldCharType="separate"/>
@@ -2297,7 +2175,7 @@
           </w:r>
           <w:r>
             <w:rPr>
-              <w:rFonts w:hint="eastAsia" w:ascii="宋体" w:hAnsi="宋体" w:eastAsia="宋体" w:cs="宋体"/>
+              <w:rFonts w:ascii="宋体" w:eastAsia="宋体" w:hAnsi="宋体" w:cs="宋体" w:hint="eastAsia"/>
               <w:szCs w:val="24"/>
             </w:rPr>
             <w:fldChar w:fldCharType="end"/>
@@ -2305,28 +2183,28 @@
         </w:p>
         <w:p>
           <w:pPr>
-            <w:pStyle w:val="16"/>
+            <w:pStyle w:val="TOC1"/>
             <w:tabs>
               <w:tab w:val="right" w:leader="dot" w:pos="8306"/>
             </w:tabs>
           </w:pPr>
           <w:r>
             <w:rPr>
-              <w:rFonts w:hint="eastAsia" w:ascii="宋体" w:hAnsi="宋体" w:eastAsia="宋体" w:cs="宋体"/>
+              <w:rFonts w:ascii="宋体" w:eastAsia="宋体" w:hAnsi="宋体" w:cs="宋体" w:hint="eastAsia"/>
               <w:szCs w:val="24"/>
             </w:rPr>
             <w:fldChar w:fldCharType="begin"/>
           </w:r>
           <w:r>
             <w:rPr>
-              <w:rFonts w:hint="eastAsia" w:ascii="宋体" w:hAnsi="宋体" w:eastAsia="宋体" w:cs="宋体"/>
+              <w:rFonts w:ascii="宋体" w:eastAsia="宋体" w:hAnsi="宋体" w:cs="宋体" w:hint="eastAsia"/>
               <w:szCs w:val="24"/>
             </w:rPr>
             <w:instrText xml:space="preserve"> HYPERLINK \l _Toc27309 </w:instrText>
           </w:r>
           <w:r>
             <w:rPr>
-              <w:rFonts w:hint="eastAsia" w:ascii="宋体" w:hAnsi="宋体" w:eastAsia="宋体" w:cs="宋体"/>
+              <w:rFonts w:ascii="宋体" w:eastAsia="宋体" w:hAnsi="宋体" w:cs="宋体" w:hint="eastAsia"/>
               <w:szCs w:val="24"/>
             </w:rPr>
             <w:fldChar w:fldCharType="separate"/>
@@ -2365,7 +2243,7 @@
           </w:r>
           <w:r>
             <w:rPr>
-              <w:rFonts w:hint="eastAsia" w:ascii="宋体" w:hAnsi="宋体" w:eastAsia="宋体" w:cs="宋体"/>
+              <w:rFonts w:ascii="宋体" w:eastAsia="宋体" w:hAnsi="宋体" w:cs="宋体" w:hint="eastAsia"/>
               <w:szCs w:val="24"/>
             </w:rPr>
             <w:fldChar w:fldCharType="end"/>
@@ -2373,28 +2251,28 @@
         </w:p>
         <w:p>
           <w:pPr>
-            <w:pStyle w:val="16"/>
+            <w:pStyle w:val="TOC1"/>
             <w:tabs>
               <w:tab w:val="right" w:leader="dot" w:pos="8306"/>
             </w:tabs>
           </w:pPr>
           <w:r>
             <w:rPr>
-              <w:rFonts w:hint="eastAsia" w:ascii="宋体" w:hAnsi="宋体" w:eastAsia="宋体" w:cs="宋体"/>
+              <w:rFonts w:ascii="宋体" w:eastAsia="宋体" w:hAnsi="宋体" w:cs="宋体" w:hint="eastAsia"/>
               <w:szCs w:val="24"/>
             </w:rPr>
             <w:fldChar w:fldCharType="begin"/>
           </w:r>
           <w:r>
             <w:rPr>
-              <w:rFonts w:hint="eastAsia" w:ascii="宋体" w:hAnsi="宋体" w:eastAsia="宋体" w:cs="宋体"/>
+              <w:rFonts w:ascii="宋体" w:eastAsia="宋体" w:hAnsi="宋体" w:cs="宋体" w:hint="eastAsia"/>
               <w:szCs w:val="24"/>
             </w:rPr>
             <w:instrText xml:space="preserve"> HYPERLINK \l _Toc15788 </w:instrText>
           </w:r>
           <w:r>
             <w:rPr>
-              <w:rFonts w:hint="eastAsia" w:ascii="宋体" w:hAnsi="宋体" w:eastAsia="宋体" w:cs="宋体"/>
+              <w:rFonts w:ascii="宋体" w:eastAsia="宋体" w:hAnsi="宋体" w:cs="宋体" w:hint="eastAsia"/>
               <w:szCs w:val="24"/>
             </w:rPr>
             <w:fldChar w:fldCharType="separate"/>
@@ -2432,7 +2310,7 @@
           </w:r>
           <w:r>
             <w:rPr>
-              <w:rFonts w:hint="eastAsia" w:ascii="宋体" w:hAnsi="宋体" w:eastAsia="宋体" w:cs="宋体"/>
+              <w:rFonts w:ascii="宋体" w:eastAsia="宋体" w:hAnsi="宋体" w:cs="宋体" w:hint="eastAsia"/>
               <w:szCs w:val="24"/>
             </w:rPr>
             <w:fldChar w:fldCharType="end"/>
@@ -2440,28 +2318,28 @@
         </w:p>
         <w:p>
           <w:pPr>
-            <w:pStyle w:val="17"/>
+            <w:pStyle w:val="TOC2"/>
             <w:tabs>
               <w:tab w:val="right" w:leader="dot" w:pos="8306"/>
             </w:tabs>
           </w:pPr>
           <w:r>
             <w:rPr>
-              <w:rFonts w:hint="eastAsia" w:ascii="宋体" w:hAnsi="宋体" w:eastAsia="宋体" w:cs="宋体"/>
+              <w:rFonts w:ascii="宋体" w:eastAsia="宋体" w:hAnsi="宋体" w:cs="宋体" w:hint="eastAsia"/>
               <w:szCs w:val="24"/>
             </w:rPr>
             <w:fldChar w:fldCharType="begin"/>
           </w:r>
           <w:r>
             <w:rPr>
-              <w:rFonts w:hint="eastAsia" w:ascii="宋体" w:hAnsi="宋体" w:eastAsia="宋体" w:cs="宋体"/>
+              <w:rFonts w:ascii="宋体" w:eastAsia="宋体" w:hAnsi="宋体" w:cs="宋体" w:hint="eastAsia"/>
               <w:szCs w:val="24"/>
             </w:rPr>
             <w:instrText xml:space="preserve"> HYPERLINK \l _Toc9438 </w:instrText>
           </w:r>
           <w:r>
             <w:rPr>
-              <w:rFonts w:hint="eastAsia" w:ascii="宋体" w:hAnsi="宋体" w:eastAsia="宋体" w:cs="宋体"/>
+              <w:rFonts w:ascii="宋体" w:eastAsia="宋体" w:hAnsi="宋体" w:cs="宋体" w:hint="eastAsia"/>
               <w:szCs w:val="24"/>
             </w:rPr>
             <w:fldChar w:fldCharType="separate"/>
@@ -2498,7 +2376,7 @@
           </w:r>
           <w:r>
             <w:rPr>
-              <w:rFonts w:hint="eastAsia" w:ascii="宋体" w:hAnsi="宋体" w:eastAsia="宋体" w:cs="宋体"/>
+              <w:rFonts w:ascii="宋体" w:eastAsia="宋体" w:hAnsi="宋体" w:cs="宋体" w:hint="eastAsia"/>
               <w:szCs w:val="24"/>
             </w:rPr>
             <w:fldChar w:fldCharType="end"/>
@@ -2506,28 +2384,28 @@
         </w:p>
         <w:p>
           <w:pPr>
-            <w:pStyle w:val="17"/>
+            <w:pStyle w:val="TOC2"/>
             <w:tabs>
               <w:tab w:val="right" w:leader="dot" w:pos="8306"/>
             </w:tabs>
           </w:pPr>
           <w:r>
             <w:rPr>
-              <w:rFonts w:hint="eastAsia" w:ascii="宋体" w:hAnsi="宋体" w:eastAsia="宋体" w:cs="宋体"/>
+              <w:rFonts w:ascii="宋体" w:eastAsia="宋体" w:hAnsi="宋体" w:cs="宋体" w:hint="eastAsia"/>
               <w:szCs w:val="24"/>
             </w:rPr>
             <w:fldChar w:fldCharType="begin"/>
           </w:r>
           <w:r>
             <w:rPr>
-              <w:rFonts w:hint="eastAsia" w:ascii="宋体" w:hAnsi="宋体" w:eastAsia="宋体" w:cs="宋体"/>
+              <w:rFonts w:ascii="宋体" w:eastAsia="宋体" w:hAnsi="宋体" w:cs="宋体" w:hint="eastAsia"/>
               <w:szCs w:val="24"/>
             </w:rPr>
             <w:instrText xml:space="preserve"> HYPERLINK \l _Toc6440 </w:instrText>
           </w:r>
           <w:r>
             <w:rPr>
-              <w:rFonts w:hint="eastAsia" w:ascii="宋体" w:hAnsi="宋体" w:eastAsia="宋体" w:cs="宋体"/>
+              <w:rFonts w:ascii="宋体" w:eastAsia="宋体" w:hAnsi="宋体" w:cs="宋体" w:hint="eastAsia"/>
               <w:szCs w:val="24"/>
             </w:rPr>
             <w:fldChar w:fldCharType="separate"/>
@@ -2564,7 +2442,7 @@
           </w:r>
           <w:r>
             <w:rPr>
-              <w:rFonts w:hint="eastAsia" w:ascii="宋体" w:hAnsi="宋体" w:eastAsia="宋体" w:cs="宋体"/>
+              <w:rFonts w:ascii="宋体" w:eastAsia="宋体" w:hAnsi="宋体" w:cs="宋体" w:hint="eastAsia"/>
               <w:szCs w:val="24"/>
             </w:rPr>
             <w:fldChar w:fldCharType="end"/>
@@ -2572,28 +2450,28 @@
         </w:p>
         <w:p>
           <w:pPr>
-            <w:pStyle w:val="17"/>
+            <w:pStyle w:val="TOC2"/>
             <w:tabs>
               <w:tab w:val="right" w:leader="dot" w:pos="8306"/>
             </w:tabs>
           </w:pPr>
           <w:r>
             <w:rPr>
-              <w:rFonts w:hint="eastAsia" w:ascii="宋体" w:hAnsi="宋体" w:eastAsia="宋体" w:cs="宋体"/>
+              <w:rFonts w:ascii="宋体" w:eastAsia="宋体" w:hAnsi="宋体" w:cs="宋体" w:hint="eastAsia"/>
               <w:szCs w:val="24"/>
             </w:rPr>
             <w:fldChar w:fldCharType="begin"/>
           </w:r>
           <w:r>
             <w:rPr>
-              <w:rFonts w:hint="eastAsia" w:ascii="宋体" w:hAnsi="宋体" w:eastAsia="宋体" w:cs="宋体"/>
+              <w:rFonts w:ascii="宋体" w:eastAsia="宋体" w:hAnsi="宋体" w:cs="宋体" w:hint="eastAsia"/>
               <w:szCs w:val="24"/>
             </w:rPr>
             <w:instrText xml:space="preserve"> HYPERLINK \l _Toc8026 </w:instrText>
           </w:r>
           <w:r>
             <w:rPr>
-              <w:rFonts w:hint="eastAsia" w:ascii="宋体" w:hAnsi="宋体" w:eastAsia="宋体" w:cs="宋体"/>
+              <w:rFonts w:ascii="宋体" w:eastAsia="宋体" w:hAnsi="宋体" w:cs="宋体" w:hint="eastAsia"/>
               <w:szCs w:val="24"/>
             </w:rPr>
             <w:fldChar w:fldCharType="separate"/>
@@ -2630,7 +2508,7 @@
           </w:r>
           <w:r>
             <w:rPr>
-              <w:rFonts w:hint="eastAsia" w:ascii="宋体" w:hAnsi="宋体" w:eastAsia="宋体" w:cs="宋体"/>
+              <w:rFonts w:ascii="宋体" w:eastAsia="宋体" w:hAnsi="宋体" w:cs="宋体" w:hint="eastAsia"/>
               <w:szCs w:val="24"/>
             </w:rPr>
             <w:fldChar w:fldCharType="end"/>
@@ -2638,28 +2516,28 @@
         </w:p>
         <w:p>
           <w:pPr>
-            <w:pStyle w:val="16"/>
+            <w:pStyle w:val="TOC1"/>
             <w:tabs>
               <w:tab w:val="right" w:leader="dot" w:pos="8306"/>
             </w:tabs>
           </w:pPr>
           <w:r>
             <w:rPr>
-              <w:rFonts w:hint="eastAsia" w:ascii="宋体" w:hAnsi="宋体" w:eastAsia="宋体" w:cs="宋体"/>
+              <w:rFonts w:ascii="宋体" w:eastAsia="宋体" w:hAnsi="宋体" w:cs="宋体" w:hint="eastAsia"/>
               <w:szCs w:val="24"/>
             </w:rPr>
             <w:fldChar w:fldCharType="begin"/>
           </w:r>
           <w:r>
             <w:rPr>
-              <w:rFonts w:hint="eastAsia" w:ascii="宋体" w:hAnsi="宋体" w:eastAsia="宋体" w:cs="宋体"/>
+              <w:rFonts w:ascii="宋体" w:eastAsia="宋体" w:hAnsi="宋体" w:cs="宋体" w:hint="eastAsia"/>
               <w:szCs w:val="24"/>
             </w:rPr>
             <w:instrText xml:space="preserve"> HYPERLINK \l _Toc392 </w:instrText>
           </w:r>
           <w:r>
             <w:rPr>
-              <w:rFonts w:hint="eastAsia" w:ascii="宋体" w:hAnsi="宋体" w:eastAsia="宋体" w:cs="宋体"/>
+              <w:rFonts w:ascii="宋体" w:eastAsia="宋体" w:hAnsi="宋体" w:cs="宋体" w:hint="eastAsia"/>
               <w:szCs w:val="24"/>
             </w:rPr>
             <w:fldChar w:fldCharType="separate"/>
@@ -2698,7 +2576,7 @@
           </w:r>
           <w:r>
             <w:rPr>
-              <w:rFonts w:hint="eastAsia" w:ascii="宋体" w:hAnsi="宋体" w:eastAsia="宋体" w:cs="宋体"/>
+              <w:rFonts w:ascii="宋体" w:eastAsia="宋体" w:hAnsi="宋体" w:cs="宋体" w:hint="eastAsia"/>
               <w:szCs w:val="24"/>
             </w:rPr>
             <w:fldChar w:fldCharType="end"/>
@@ -2706,28 +2584,28 @@
         </w:p>
         <w:p>
           <w:pPr>
-            <w:pStyle w:val="17"/>
+            <w:pStyle w:val="TOC2"/>
             <w:tabs>
               <w:tab w:val="right" w:leader="dot" w:pos="8306"/>
             </w:tabs>
           </w:pPr>
           <w:r>
             <w:rPr>
-              <w:rFonts w:hint="eastAsia" w:ascii="宋体" w:hAnsi="宋体" w:eastAsia="宋体" w:cs="宋体"/>
+              <w:rFonts w:ascii="宋体" w:eastAsia="宋体" w:hAnsi="宋体" w:cs="宋体" w:hint="eastAsia"/>
               <w:szCs w:val="24"/>
             </w:rPr>
             <w:fldChar w:fldCharType="begin"/>
           </w:r>
           <w:r>
             <w:rPr>
-              <w:rFonts w:hint="eastAsia" w:ascii="宋体" w:hAnsi="宋体" w:eastAsia="宋体" w:cs="宋体"/>
+              <w:rFonts w:ascii="宋体" w:eastAsia="宋体" w:hAnsi="宋体" w:cs="宋体" w:hint="eastAsia"/>
               <w:szCs w:val="24"/>
             </w:rPr>
             <w:instrText xml:space="preserve"> HYPERLINK \l _Toc25314 </w:instrText>
           </w:r>
           <w:r>
             <w:rPr>
-              <w:rFonts w:hint="eastAsia" w:ascii="宋体" w:hAnsi="宋体" w:eastAsia="宋体" w:cs="宋体"/>
+              <w:rFonts w:ascii="宋体" w:eastAsia="宋体" w:hAnsi="宋体" w:cs="宋体" w:hint="eastAsia"/>
               <w:szCs w:val="24"/>
             </w:rPr>
             <w:fldChar w:fldCharType="separate"/>
@@ -2759,7 +2637,7 @@
           </w:r>
           <w:r>
             <w:rPr>
-              <w:rFonts w:hint="eastAsia" w:ascii="宋体" w:hAnsi="宋体" w:eastAsia="宋体" w:cs="宋体"/>
+              <w:rFonts w:ascii="宋体" w:eastAsia="宋体" w:hAnsi="宋体" w:cs="宋体" w:hint="eastAsia"/>
               <w:szCs w:val="24"/>
             </w:rPr>
             <w:fldChar w:fldCharType="end"/>
@@ -2767,28 +2645,28 @@
         </w:p>
         <w:p>
           <w:pPr>
-            <w:pStyle w:val="17"/>
+            <w:pStyle w:val="TOC2"/>
             <w:tabs>
               <w:tab w:val="right" w:leader="dot" w:pos="8306"/>
             </w:tabs>
           </w:pPr>
           <w:r>
             <w:rPr>
-              <w:rFonts w:hint="eastAsia" w:ascii="宋体" w:hAnsi="宋体" w:eastAsia="宋体" w:cs="宋体"/>
+              <w:rFonts w:ascii="宋体" w:eastAsia="宋体" w:hAnsi="宋体" w:cs="宋体" w:hint="eastAsia"/>
               <w:szCs w:val="24"/>
             </w:rPr>
             <w:fldChar w:fldCharType="begin"/>
           </w:r>
           <w:r>
             <w:rPr>
-              <w:rFonts w:hint="eastAsia" w:ascii="宋体" w:hAnsi="宋体" w:eastAsia="宋体" w:cs="宋体"/>
+              <w:rFonts w:ascii="宋体" w:eastAsia="宋体" w:hAnsi="宋体" w:cs="宋体" w:hint="eastAsia"/>
               <w:szCs w:val="24"/>
             </w:rPr>
             <w:instrText xml:space="preserve"> HYPERLINK \l _Toc13461 </w:instrText>
           </w:r>
           <w:r>
             <w:rPr>
-              <w:rFonts w:hint="eastAsia" w:ascii="宋体" w:hAnsi="宋体" w:eastAsia="宋体" w:cs="宋体"/>
+              <w:rFonts w:ascii="宋体" w:eastAsia="宋体" w:hAnsi="宋体" w:cs="宋体" w:hint="eastAsia"/>
               <w:szCs w:val="24"/>
             </w:rPr>
             <w:fldChar w:fldCharType="separate"/>
@@ -2820,7 +2698,7 @@
           </w:r>
           <w:r>
             <w:rPr>
-              <w:rFonts w:hint="eastAsia" w:ascii="宋体" w:hAnsi="宋体" w:eastAsia="宋体" w:cs="宋体"/>
+              <w:rFonts w:ascii="宋体" w:eastAsia="宋体" w:hAnsi="宋体" w:cs="宋体" w:hint="eastAsia"/>
               <w:szCs w:val="24"/>
             </w:rPr>
             <w:fldChar w:fldCharType="end"/>
@@ -2828,28 +2706,28 @@
         </w:p>
         <w:p>
           <w:pPr>
-            <w:pStyle w:val="13"/>
+            <w:pStyle w:val="TOC3"/>
             <w:tabs>
               <w:tab w:val="right" w:leader="dot" w:pos="8306"/>
             </w:tabs>
           </w:pPr>
           <w:r>
             <w:rPr>
-              <w:rFonts w:hint="eastAsia" w:ascii="宋体" w:hAnsi="宋体" w:eastAsia="宋体" w:cs="宋体"/>
+              <w:rFonts w:ascii="宋体" w:eastAsia="宋体" w:hAnsi="宋体" w:cs="宋体" w:hint="eastAsia"/>
               <w:szCs w:val="24"/>
             </w:rPr>
             <w:fldChar w:fldCharType="begin"/>
           </w:r>
           <w:r>
             <w:rPr>
-              <w:rFonts w:hint="eastAsia" w:ascii="宋体" w:hAnsi="宋体" w:eastAsia="宋体" w:cs="宋体"/>
+              <w:rFonts w:ascii="宋体" w:eastAsia="宋体" w:hAnsi="宋体" w:cs="宋体" w:hint="eastAsia"/>
               <w:szCs w:val="24"/>
             </w:rPr>
             <w:instrText xml:space="preserve"> HYPERLINK \l _Toc30181 </w:instrText>
           </w:r>
           <w:r>
             <w:rPr>
-              <w:rFonts w:hint="eastAsia" w:ascii="宋体" w:hAnsi="宋体" w:eastAsia="宋体" w:cs="宋体"/>
+              <w:rFonts w:ascii="宋体" w:eastAsia="宋体" w:hAnsi="宋体" w:cs="宋体" w:hint="eastAsia"/>
               <w:szCs w:val="24"/>
             </w:rPr>
             <w:fldChar w:fldCharType="separate"/>
@@ -2881,7 +2759,7 @@
           </w:r>
           <w:r>
             <w:rPr>
-              <w:rFonts w:hint="eastAsia" w:ascii="宋体" w:hAnsi="宋体" w:eastAsia="宋体" w:cs="宋体"/>
+              <w:rFonts w:ascii="宋体" w:eastAsia="宋体" w:hAnsi="宋体" w:cs="宋体" w:hint="eastAsia"/>
               <w:szCs w:val="24"/>
             </w:rPr>
             <w:fldChar w:fldCharType="end"/>
@@ -2889,28 +2767,28 @@
         </w:p>
         <w:p>
           <w:pPr>
-            <w:pStyle w:val="13"/>
+            <w:pStyle w:val="TOC3"/>
             <w:tabs>
               <w:tab w:val="right" w:leader="dot" w:pos="8306"/>
             </w:tabs>
           </w:pPr>
           <w:r>
             <w:rPr>
-              <w:rFonts w:hint="eastAsia" w:ascii="宋体" w:hAnsi="宋体" w:eastAsia="宋体" w:cs="宋体"/>
+              <w:rFonts w:ascii="宋体" w:eastAsia="宋体" w:hAnsi="宋体" w:cs="宋体" w:hint="eastAsia"/>
               <w:szCs w:val="24"/>
             </w:rPr>
             <w:fldChar w:fldCharType="begin"/>
           </w:r>
           <w:r>
             <w:rPr>
-              <w:rFonts w:hint="eastAsia" w:ascii="宋体" w:hAnsi="宋体" w:eastAsia="宋体" w:cs="宋体"/>
+              <w:rFonts w:ascii="宋体" w:eastAsia="宋体" w:hAnsi="宋体" w:cs="宋体" w:hint="eastAsia"/>
               <w:szCs w:val="24"/>
             </w:rPr>
             <w:instrText xml:space="preserve"> HYPERLINK \l _Toc1961 </w:instrText>
           </w:r>
           <w:r>
             <w:rPr>
-              <w:rFonts w:hint="eastAsia" w:ascii="宋体" w:hAnsi="宋体" w:eastAsia="宋体" w:cs="宋体"/>
+              <w:rFonts w:ascii="宋体" w:eastAsia="宋体" w:hAnsi="宋体" w:cs="宋体" w:hint="eastAsia"/>
               <w:szCs w:val="24"/>
             </w:rPr>
             <w:fldChar w:fldCharType="separate"/>
@@ -2942,7 +2820,7 @@
           </w:r>
           <w:r>
             <w:rPr>
-              <w:rFonts w:hint="eastAsia" w:ascii="宋体" w:hAnsi="宋体" w:eastAsia="宋体" w:cs="宋体"/>
+              <w:rFonts w:ascii="宋体" w:eastAsia="宋体" w:hAnsi="宋体" w:cs="宋体" w:hint="eastAsia"/>
               <w:szCs w:val="24"/>
             </w:rPr>
             <w:fldChar w:fldCharType="end"/>
@@ -2950,28 +2828,28 @@
         </w:p>
         <w:p>
           <w:pPr>
-            <w:pStyle w:val="13"/>
+            <w:pStyle w:val="TOC3"/>
             <w:tabs>
               <w:tab w:val="right" w:leader="dot" w:pos="8306"/>
             </w:tabs>
           </w:pPr>
           <w:r>
             <w:rPr>
-              <w:rFonts w:hint="eastAsia" w:ascii="宋体" w:hAnsi="宋体" w:eastAsia="宋体" w:cs="宋体"/>
+              <w:rFonts w:ascii="宋体" w:eastAsia="宋体" w:hAnsi="宋体" w:cs="宋体" w:hint="eastAsia"/>
               <w:szCs w:val="24"/>
             </w:rPr>
             <w:fldChar w:fldCharType="begin"/>
           </w:r>
           <w:r>
             <w:rPr>
-              <w:rFonts w:hint="eastAsia" w:ascii="宋体" w:hAnsi="宋体" w:eastAsia="宋体" w:cs="宋体"/>
+              <w:rFonts w:ascii="宋体" w:eastAsia="宋体" w:hAnsi="宋体" w:cs="宋体" w:hint="eastAsia"/>
               <w:szCs w:val="24"/>
             </w:rPr>
             <w:instrText xml:space="preserve"> HYPERLINK \l _Toc9843 </w:instrText>
           </w:r>
           <w:r>
             <w:rPr>
-              <w:rFonts w:hint="eastAsia" w:ascii="宋体" w:hAnsi="宋体" w:eastAsia="宋体" w:cs="宋体"/>
+              <w:rFonts w:ascii="宋体" w:eastAsia="宋体" w:hAnsi="宋体" w:cs="宋体" w:hint="eastAsia"/>
               <w:szCs w:val="24"/>
             </w:rPr>
             <w:fldChar w:fldCharType="separate"/>
@@ -3003,7 +2881,7 @@
           </w:r>
           <w:r>
             <w:rPr>
-              <w:rFonts w:hint="eastAsia" w:ascii="宋体" w:hAnsi="宋体" w:eastAsia="宋体" w:cs="宋体"/>
+              <w:rFonts w:ascii="宋体" w:eastAsia="宋体" w:hAnsi="宋体" w:cs="宋体" w:hint="eastAsia"/>
               <w:szCs w:val="24"/>
             </w:rPr>
             <w:fldChar w:fldCharType="end"/>
@@ -3011,28 +2889,28 @@
         </w:p>
         <w:p>
           <w:pPr>
-            <w:pStyle w:val="13"/>
+            <w:pStyle w:val="TOC3"/>
             <w:tabs>
               <w:tab w:val="right" w:leader="dot" w:pos="8306"/>
             </w:tabs>
           </w:pPr>
           <w:r>
             <w:rPr>
-              <w:rFonts w:hint="eastAsia" w:ascii="宋体" w:hAnsi="宋体" w:eastAsia="宋体" w:cs="宋体"/>
+              <w:rFonts w:ascii="宋体" w:eastAsia="宋体" w:hAnsi="宋体" w:cs="宋体" w:hint="eastAsia"/>
               <w:szCs w:val="24"/>
             </w:rPr>
             <w:fldChar w:fldCharType="begin"/>
           </w:r>
           <w:r>
             <w:rPr>
-              <w:rFonts w:hint="eastAsia" w:ascii="宋体" w:hAnsi="宋体" w:eastAsia="宋体" w:cs="宋体"/>
+              <w:rFonts w:ascii="宋体" w:eastAsia="宋体" w:hAnsi="宋体" w:cs="宋体" w:hint="eastAsia"/>
               <w:szCs w:val="24"/>
             </w:rPr>
             <w:instrText xml:space="preserve"> HYPERLINK \l _Toc3654 </w:instrText>
           </w:r>
           <w:r>
             <w:rPr>
-              <w:rFonts w:hint="eastAsia" w:ascii="宋体" w:hAnsi="宋体" w:eastAsia="宋体" w:cs="宋体"/>
+              <w:rFonts w:ascii="宋体" w:eastAsia="宋体" w:hAnsi="宋体" w:cs="宋体" w:hint="eastAsia"/>
               <w:szCs w:val="24"/>
             </w:rPr>
             <w:fldChar w:fldCharType="separate"/>
@@ -3064,7 +2942,7 @@
           </w:r>
           <w:r>
             <w:rPr>
-              <w:rFonts w:hint="eastAsia" w:ascii="宋体" w:hAnsi="宋体" w:eastAsia="宋体" w:cs="宋体"/>
+              <w:rFonts w:ascii="宋体" w:eastAsia="宋体" w:hAnsi="宋体" w:cs="宋体" w:hint="eastAsia"/>
               <w:szCs w:val="24"/>
             </w:rPr>
             <w:fldChar w:fldCharType="end"/>
@@ -3072,28 +2950,28 @@
         </w:p>
         <w:p>
           <w:pPr>
-            <w:pStyle w:val="17"/>
+            <w:pStyle w:val="TOC2"/>
             <w:tabs>
               <w:tab w:val="right" w:leader="dot" w:pos="8306"/>
             </w:tabs>
           </w:pPr>
           <w:r>
             <w:rPr>
-              <w:rFonts w:hint="eastAsia" w:ascii="宋体" w:hAnsi="宋体" w:eastAsia="宋体" w:cs="宋体"/>
+              <w:rFonts w:ascii="宋体" w:eastAsia="宋体" w:hAnsi="宋体" w:cs="宋体" w:hint="eastAsia"/>
               <w:szCs w:val="24"/>
             </w:rPr>
             <w:fldChar w:fldCharType="begin"/>
           </w:r>
           <w:r>
             <w:rPr>
-              <w:rFonts w:hint="eastAsia" w:ascii="宋体" w:hAnsi="宋体" w:eastAsia="宋体" w:cs="宋体"/>
+              <w:rFonts w:ascii="宋体" w:eastAsia="宋体" w:hAnsi="宋体" w:cs="宋体" w:hint="eastAsia"/>
               <w:szCs w:val="24"/>
             </w:rPr>
             <w:instrText xml:space="preserve"> HYPERLINK \l _Toc2284 </w:instrText>
           </w:r>
           <w:r>
             <w:rPr>
-              <w:rFonts w:hint="eastAsia" w:ascii="宋体" w:hAnsi="宋体" w:eastAsia="宋体" w:cs="宋体"/>
+              <w:rFonts w:ascii="宋体" w:eastAsia="宋体" w:hAnsi="宋体" w:cs="宋体" w:hint="eastAsia"/>
               <w:szCs w:val="24"/>
             </w:rPr>
             <w:fldChar w:fldCharType="separate"/>
@@ -3125,7 +3003,7 @@
           </w:r>
           <w:r>
             <w:rPr>
-              <w:rFonts w:hint="eastAsia" w:ascii="宋体" w:hAnsi="宋体" w:eastAsia="宋体" w:cs="宋体"/>
+              <w:rFonts w:ascii="宋体" w:eastAsia="宋体" w:hAnsi="宋体" w:cs="宋体" w:hint="eastAsia"/>
               <w:szCs w:val="24"/>
             </w:rPr>
             <w:fldChar w:fldCharType="end"/>
@@ -3133,28 +3011,28 @@
         </w:p>
         <w:p>
           <w:pPr>
-            <w:pStyle w:val="17"/>
+            <w:pStyle w:val="TOC2"/>
             <w:tabs>
               <w:tab w:val="right" w:leader="dot" w:pos="8306"/>
             </w:tabs>
           </w:pPr>
           <w:r>
             <w:rPr>
-              <w:rFonts w:hint="eastAsia" w:ascii="宋体" w:hAnsi="宋体" w:eastAsia="宋体" w:cs="宋体"/>
+              <w:rFonts w:ascii="宋体" w:eastAsia="宋体" w:hAnsi="宋体" w:cs="宋体" w:hint="eastAsia"/>
               <w:szCs w:val="24"/>
             </w:rPr>
             <w:fldChar w:fldCharType="begin"/>
           </w:r>
           <w:r>
             <w:rPr>
-              <w:rFonts w:hint="eastAsia" w:ascii="宋体" w:hAnsi="宋体" w:eastAsia="宋体" w:cs="宋体"/>
+              <w:rFonts w:ascii="宋体" w:eastAsia="宋体" w:hAnsi="宋体" w:cs="宋体" w:hint="eastAsia"/>
               <w:szCs w:val="24"/>
             </w:rPr>
             <w:instrText xml:space="preserve"> HYPERLINK \l _Toc18056 </w:instrText>
           </w:r>
           <w:r>
             <w:rPr>
-              <w:rFonts w:hint="eastAsia" w:ascii="宋体" w:hAnsi="宋体" w:eastAsia="宋体" w:cs="宋体"/>
+              <w:rFonts w:ascii="宋体" w:eastAsia="宋体" w:hAnsi="宋体" w:cs="宋体" w:hint="eastAsia"/>
               <w:szCs w:val="24"/>
             </w:rPr>
             <w:fldChar w:fldCharType="separate"/>
@@ -3186,7 +3064,7 @@
           </w:r>
           <w:r>
             <w:rPr>
-              <w:rFonts w:hint="eastAsia" w:ascii="宋体" w:hAnsi="宋体" w:eastAsia="宋体" w:cs="宋体"/>
+              <w:rFonts w:ascii="宋体" w:eastAsia="宋体" w:hAnsi="宋体" w:cs="宋体" w:hint="eastAsia"/>
               <w:szCs w:val="24"/>
             </w:rPr>
             <w:fldChar w:fldCharType="end"/>
@@ -3194,42 +3072,42 @@
         </w:p>
         <w:p>
           <w:pPr>
-            <w:pStyle w:val="16"/>
+            <w:pStyle w:val="TOC1"/>
             <w:tabs>
               <w:tab w:val="right" w:leader="dot" w:pos="8306"/>
             </w:tabs>
           </w:pPr>
           <w:r>
             <w:rPr>
-              <w:rFonts w:hint="eastAsia" w:ascii="宋体" w:hAnsi="宋体" w:eastAsia="宋体" w:cs="宋体"/>
+              <w:rFonts w:ascii="宋体" w:eastAsia="宋体" w:hAnsi="宋体" w:cs="宋体" w:hint="eastAsia"/>
               <w:szCs w:val="24"/>
             </w:rPr>
             <w:fldChar w:fldCharType="begin"/>
           </w:r>
           <w:r>
             <w:rPr>
-              <w:rFonts w:hint="eastAsia" w:ascii="宋体" w:hAnsi="宋体" w:eastAsia="宋体" w:cs="宋体"/>
+              <w:rFonts w:ascii="宋体" w:eastAsia="宋体" w:hAnsi="宋体" w:cs="宋体" w:hint="eastAsia"/>
               <w:szCs w:val="24"/>
             </w:rPr>
             <w:instrText xml:space="preserve"> HYPERLINK \l _Toc31032 </w:instrText>
           </w:r>
           <w:r>
             <w:rPr>
-              <w:rFonts w:hint="eastAsia" w:ascii="宋体" w:hAnsi="宋体" w:eastAsia="宋体" w:cs="宋体"/>
+              <w:rFonts w:ascii="宋体" w:eastAsia="宋体" w:hAnsi="宋体" w:cs="宋体" w:hint="eastAsia"/>
               <w:szCs w:val="24"/>
             </w:rPr>
             <w:fldChar w:fldCharType="separate"/>
           </w:r>
           <w:r>
             <w:rPr>
-              <w:rFonts w:hint="default" w:eastAsia="宋体"/>
+              <w:rFonts w:eastAsia="宋体" w:hint="default"/>
               <w:lang w:val="en-US" w:eastAsia="zh-CN"/>
             </w:rPr>
             <w:t xml:space="preserve">5. </w:t>
           </w:r>
           <w:r>
             <w:rPr>
-              <w:rFonts w:hint="eastAsia" w:eastAsia="宋体"/>
+              <w:rFonts w:eastAsia="宋体" w:hint="eastAsia"/>
               <w:lang w:val="en-US" w:eastAsia="zh-CN"/>
             </w:rPr>
             <w:t>附则</w:t>
@@ -3254,7 +3132,7 @@
           </w:r>
           <w:r>
             <w:rPr>
-              <w:rFonts w:hint="eastAsia" w:ascii="宋体" w:hAnsi="宋体" w:eastAsia="宋体" w:cs="宋体"/>
+              <w:rFonts w:ascii="宋体" w:eastAsia="宋体" w:hAnsi="宋体" w:cs="宋体" w:hint="eastAsia"/>
               <w:szCs w:val="24"/>
             </w:rPr>
             <w:fldChar w:fldCharType="end"/>
@@ -3262,28 +3140,28 @@
         </w:p>
         <w:p>
           <w:pPr>
-            <w:pStyle w:val="16"/>
+            <w:pStyle w:val="TOC1"/>
             <w:tabs>
               <w:tab w:val="right" w:leader="dot" w:pos="8306"/>
             </w:tabs>
           </w:pPr>
           <w:r>
             <w:rPr>
-              <w:rFonts w:hint="eastAsia" w:ascii="宋体" w:hAnsi="宋体" w:eastAsia="宋体" w:cs="宋体"/>
+              <w:rFonts w:ascii="宋体" w:eastAsia="宋体" w:hAnsi="宋体" w:cs="宋体" w:hint="eastAsia"/>
               <w:szCs w:val="24"/>
             </w:rPr>
             <w:fldChar w:fldCharType="begin"/>
           </w:r>
           <w:r>
             <w:rPr>
-              <w:rFonts w:hint="eastAsia" w:ascii="宋体" w:hAnsi="宋体" w:eastAsia="宋体" w:cs="宋体"/>
+              <w:rFonts w:ascii="宋体" w:eastAsia="宋体" w:hAnsi="宋体" w:cs="宋体" w:hint="eastAsia"/>
               <w:szCs w:val="24"/>
             </w:rPr>
             <w:instrText xml:space="preserve"> HYPERLINK \l _Toc530 </w:instrText>
           </w:r>
           <w:r>
             <w:rPr>
-              <w:rFonts w:hint="eastAsia" w:ascii="宋体" w:hAnsi="宋体" w:eastAsia="宋体" w:cs="宋体"/>
+              <w:rFonts w:ascii="宋体" w:eastAsia="宋体" w:hAnsi="宋体" w:cs="宋体" w:hint="eastAsia"/>
               <w:szCs w:val="24"/>
             </w:rPr>
             <w:fldChar w:fldCharType="separate"/>
@@ -3322,7 +3200,7 @@
           </w:r>
           <w:r>
             <w:rPr>
-              <w:rFonts w:hint="eastAsia" w:ascii="宋体" w:hAnsi="宋体" w:eastAsia="宋体" w:cs="宋体"/>
+              <w:rFonts w:ascii="宋体" w:eastAsia="宋体" w:hAnsi="宋体" w:cs="宋体" w:hint="eastAsia"/>
               <w:szCs w:val="24"/>
             </w:rPr>
             <w:fldChar w:fldCharType="end"/>
@@ -3330,28 +3208,28 @@
         </w:p>
         <w:p>
           <w:pPr>
-            <w:pStyle w:val="16"/>
+            <w:pStyle w:val="TOC1"/>
             <w:tabs>
               <w:tab w:val="right" w:leader="dot" w:pos="8306"/>
             </w:tabs>
           </w:pPr>
           <w:r>
             <w:rPr>
-              <w:rFonts w:hint="eastAsia" w:ascii="宋体" w:hAnsi="宋体" w:eastAsia="宋体" w:cs="宋体"/>
+              <w:rFonts w:ascii="宋体" w:eastAsia="宋体" w:hAnsi="宋体" w:cs="宋体" w:hint="eastAsia"/>
               <w:szCs w:val="24"/>
             </w:rPr>
             <w:fldChar w:fldCharType="begin"/>
           </w:r>
           <w:r>
             <w:rPr>
-              <w:rFonts w:hint="eastAsia" w:ascii="宋体" w:hAnsi="宋体" w:eastAsia="宋体" w:cs="宋体"/>
+              <w:rFonts w:ascii="宋体" w:eastAsia="宋体" w:hAnsi="宋体" w:cs="宋体" w:hint="eastAsia"/>
               <w:szCs w:val="24"/>
             </w:rPr>
             <w:instrText xml:space="preserve"> HYPERLINK \l _Toc6775 </w:instrText>
           </w:r>
           <w:r>
             <w:rPr>
-              <w:rFonts w:hint="eastAsia" w:ascii="宋体" w:hAnsi="宋体" w:eastAsia="宋体" w:cs="宋体"/>
+              <w:rFonts w:ascii="宋体" w:eastAsia="宋体" w:hAnsi="宋体" w:cs="宋体" w:hint="eastAsia"/>
               <w:szCs w:val="24"/>
             </w:rPr>
             <w:fldChar w:fldCharType="separate"/>
@@ -3390,7 +3268,7 @@
           </w:r>
           <w:r>
             <w:rPr>
-              <w:rFonts w:hint="eastAsia" w:ascii="宋体" w:hAnsi="宋体" w:eastAsia="宋体" w:cs="宋体"/>
+              <w:rFonts w:ascii="宋体" w:eastAsia="宋体" w:hAnsi="宋体" w:cs="宋体" w:hint="eastAsia"/>
               <w:szCs w:val="24"/>
             </w:rPr>
             <w:fldChar w:fldCharType="end"/>
@@ -3412,7 +3290,7 @@
             <w:snapToGrid w:val="0"/>
             <w:textAlignment w:val="baseline"/>
             <w:rPr>
-              <w:rFonts w:hint="eastAsia" w:ascii="宋体" w:hAnsi="宋体" w:eastAsia="宋体" w:cs="宋体"/>
+              <w:rFonts w:ascii="宋体" w:eastAsia="宋体" w:hAnsi="宋体" w:cs="宋体" w:hint="eastAsia"/>
               <w:snapToGrid w:val="0"/>
               <w:color w:val="000000"/>
               <w:kern w:val="0"/>
@@ -3423,7 +3301,7 @@
           </w:pPr>
           <w:r>
             <w:rPr>
-              <w:rFonts w:hint="eastAsia" w:ascii="宋体" w:hAnsi="宋体" w:eastAsia="宋体" w:cs="宋体"/>
+              <w:rFonts w:ascii="宋体" w:eastAsia="宋体" w:hAnsi="宋体" w:cs="宋体" w:hint="eastAsia"/>
               <w:szCs w:val="24"/>
             </w:rPr>
             <w:fldChar w:fldCharType="end"/>
@@ -3447,7 +3325,7 @@
         <w:snapToGrid w:val="0"/>
         <w:textAlignment w:val="baseline"/>
         <w:rPr>
-          <w:rFonts w:ascii="Arial" w:hAnsi="Arial" w:eastAsia="Arial" w:cs="Arial"/>
+          <w:rFonts w:ascii="Arial" w:eastAsia="Arial" w:hAnsi="Arial" w:cs="Arial"/>
           <w:snapToGrid w:val="0"/>
           <w:color w:val="000000"/>
           <w:kern w:val="0"/>
@@ -3458,7 +3336,7 @@
       </w:pPr>
       <w:r>
         <w:rPr>
-          <w:rFonts w:ascii="Arial" w:hAnsi="Arial" w:eastAsia="Arial" w:cs="Arial"/>
+          <w:rFonts w:ascii="Arial" w:eastAsia="Arial" w:hAnsi="Arial" w:cs="Arial"/>
           <w:snapToGrid w:val="0"/>
           <w:color w:val="000000"/>
           <w:kern w:val="0"/>
@@ -3471,7 +3349,7 @@
     </w:p>
     <w:p>
       <w:pPr>
-        <w:pStyle w:val="28"/>
+        <w:pStyle w:val="1"/>
         <w:keepNext w:val="0"/>
         <w:keepLines w:val="0"/>
         <w:pageBreakBefore w:val="0"/>
@@ -3486,7 +3364,7 @@
         <w:snapToGrid w:val="0"/>
         <w:textAlignment w:val="baseline"/>
       </w:pPr>
-      <w:bookmarkStart w:id="2" w:name="_Toc25620"/>
+      <w:bookmarkStart w:id="3" w:name="_Toc25620"/>
       <w:r>
         <w:rPr>
           <w:rFonts w:hint="eastAsia"/>
@@ -3494,11 +3372,11 @@
         </w:rPr>
         <w:t>总则</w:t>
       </w:r>
-      <w:bookmarkEnd w:id="2"/>
-    </w:p>
-    <w:p>
-      <w:pPr>
-        <w:pStyle w:val="30"/>
+      <w:bookmarkEnd w:id="3"/>
+    </w:p>
+    <w:p>
+      <w:pPr>
+        <w:pStyle w:val="2"/>
         <w:keepNext w:val="0"/>
         <w:keepLines w:val="0"/>
         <w:pageBreakBefore w:val="0"/>
@@ -3517,7 +3395,7 @@
           <w:lang w:val="en-US" w:eastAsia="zh-CN"/>
         </w:rPr>
       </w:pPr>
-      <w:bookmarkStart w:id="3" w:name="_Toc26899"/>
+      <w:bookmarkStart w:id="4" w:name="_Toc26899"/>
       <w:r>
         <w:rPr>
           <w:rFonts w:hint="eastAsia"/>
@@ -3525,11 +3403,11 @@
         </w:rPr>
         <w:t>目的</w:t>
       </w:r>
-      <w:bookmarkEnd w:id="3"/>
-    </w:p>
-    <w:p>
-      <w:pPr>
-        <w:pStyle w:val="29"/>
+      <w:bookmarkEnd w:id="4"/>
+    </w:p>
+    <w:p>
+      <w:pPr>
+        <w:pStyle w:val="a1"/>
         <w:rPr>
           <w:rFonts w:hint="eastAsia"/>
           <w:lang w:val="en-US" w:eastAsia="zh-CN"/>
@@ -3545,7 +3423,7 @@
     </w:p>
     <w:p>
       <w:pPr>
-        <w:pStyle w:val="30"/>
+        <w:pStyle w:val="2"/>
         <w:keepNext w:val="0"/>
         <w:keepLines w:val="0"/>
         <w:pageBreakBefore w:val="0"/>
@@ -3564,7 +3442,7 @@
           <w:lang w:val="en-US" w:eastAsia="zh-CN"/>
         </w:rPr>
       </w:pPr>
-      <w:bookmarkStart w:id="4" w:name="_Toc18770"/>
+      <w:bookmarkStart w:id="5" w:name="_Toc18770"/>
       <w:r>
         <w:rPr>
           <w:rFonts w:hint="eastAsia"/>
@@ -3572,11 +3450,11 @@
         </w:rPr>
         <w:t>适用范围</w:t>
       </w:r>
-      <w:bookmarkEnd w:id="4"/>
-    </w:p>
-    <w:p>
-      <w:pPr>
-        <w:pStyle w:val="29"/>
+      <w:bookmarkEnd w:id="5"/>
+    </w:p>
+    <w:p>
+      <w:pPr>
+        <w:pStyle w:val="a1"/>
         <w:rPr>
           <w:rFonts w:hint="eastAsia"/>
           <w:lang w:val="en-US" w:eastAsia="zh-CN"/>
@@ -3592,7 +3470,7 @@
     </w:p>
     <w:p>
       <w:pPr>
-        <w:pStyle w:val="30"/>
+        <w:pStyle w:val="2"/>
         <w:keepNext w:val="0"/>
         <w:keepLines w:val="0"/>
         <w:pageBreakBefore w:val="0"/>
@@ -3611,7 +3489,7 @@
           <w:lang w:val="en-US" w:eastAsia="zh-CN"/>
         </w:rPr>
       </w:pPr>
-      <w:bookmarkStart w:id="5" w:name="_Toc28502"/>
+      <w:bookmarkStart w:id="6" w:name="_Toc28502"/>
       <w:r>
         <w:rPr>
           <w:rFonts w:hint="eastAsia"/>
@@ -3619,16 +3497,16 @@
         </w:rPr>
         <w:t>原则</w:t>
       </w:r>
-      <w:bookmarkEnd w:id="5"/>
-    </w:p>
-    <w:p>
-      <w:pPr>
-        <w:pStyle w:val="29"/>
+      <w:bookmarkEnd w:id="6"/>
+    </w:p>
+    <w:p>
+      <w:pPr>
+        <w:pStyle w:val="a1"/>
         <w:numPr>
           <w:ilvl w:val="0"/>
           <w:numId w:val="2"/>
         </w:numPr>
-        <w:ind w:left="425" w:leftChars="0" w:hanging="425" w:firstLineChars="0"/>
+        <w:ind w:left="425" w:hanging="425" w:leftChars="0" w:firstLineChars="0"/>
         <w:rPr>
           <w:rFonts w:hint="eastAsia"/>
           <w:lang w:val="en-US" w:eastAsia="zh-CN"/>
@@ -3644,12 +3522,12 @@
     </w:p>
     <w:p>
       <w:pPr>
-        <w:pStyle w:val="29"/>
+        <w:pStyle w:val="a1"/>
         <w:numPr>
           <w:ilvl w:val="0"/>
           <w:numId w:val="2"/>
         </w:numPr>
-        <w:ind w:left="425" w:leftChars="0" w:hanging="425" w:firstLineChars="0"/>
+        <w:ind w:left="425" w:hanging="425" w:leftChars="0" w:firstLineChars="0"/>
         <w:rPr>
           <w:rFonts w:hint="eastAsia"/>
           <w:lang w:val="en-US" w:eastAsia="zh-CN"/>
@@ -3665,12 +3543,12 @@
     </w:p>
     <w:p>
       <w:pPr>
-        <w:pStyle w:val="29"/>
+        <w:pStyle w:val="a1"/>
         <w:numPr>
           <w:ilvl w:val="0"/>
           <w:numId w:val="2"/>
         </w:numPr>
-        <w:ind w:left="425" w:leftChars="0" w:hanging="425" w:firstLineChars="0"/>
+        <w:ind w:left="425" w:hanging="425" w:leftChars="0" w:firstLineChars="0"/>
         <w:rPr>
           <w:rFonts w:hint="eastAsia"/>
           <w:lang w:val="en-US" w:eastAsia="zh-CN"/>
@@ -3686,12 +3564,12 @@
     </w:p>
     <w:p>
       <w:pPr>
-        <w:pStyle w:val="29"/>
+        <w:pStyle w:val="a1"/>
         <w:numPr>
           <w:ilvl w:val="0"/>
           <w:numId w:val="2"/>
         </w:numPr>
-        <w:ind w:left="425" w:leftChars="0" w:hanging="425" w:firstLineChars="0"/>
+        <w:ind w:left="425" w:hanging="425" w:leftChars="0" w:firstLineChars="0"/>
         <w:rPr>
           <w:rFonts w:hint="eastAsia"/>
           <w:lang w:val="en-US" w:eastAsia="zh-CN"/>
@@ -3707,7 +3585,7 @@
     </w:p>
     <w:p>
       <w:pPr>
-        <w:pStyle w:val="30"/>
+        <w:pStyle w:val="2"/>
         <w:keepNext w:val="0"/>
         <w:keepLines w:val="0"/>
         <w:pageBreakBefore w:val="0"/>
@@ -3726,7 +3604,7 @@
           <w:lang w:val="en-US" w:eastAsia="zh-CN"/>
         </w:rPr>
       </w:pPr>
-      <w:bookmarkStart w:id="6" w:name="_Toc11191"/>
+      <w:bookmarkStart w:id="7" w:name="_Toc11191"/>
       <w:r>
         <w:rPr>
           <w:rFonts w:hint="eastAsia"/>
@@ -3734,30 +3612,30 @@
         </w:rPr>
         <w:t>岗位职责</w:t>
       </w:r>
-      <w:bookmarkEnd w:id="6"/>
-    </w:p>
-    <w:p>
-      <w:pPr>
-        <w:pStyle w:val="31"/>
+      <w:bookmarkEnd w:id="7"/>
+    </w:p>
+    <w:p>
+      <w:pPr>
+        <w:pStyle w:val="3"/>
         <w:bidi w:val="0"/>
         <w:rPr>
           <w:rFonts w:hint="default"/>
           <w:lang w:val="en-US" w:eastAsia="zh-CN"/>
         </w:rPr>
       </w:pPr>
-      <w:bookmarkStart w:id="7" w:name="_Toc9019"/>
-      <w:r>
-        <w:rPr>
-          <w:rFonts w:hint="default"/>
-          <w:lang w:val="en-US" w:eastAsia="zh-CN"/>
-        </w:rPr>
-        <w:t>运维部部长</w:t>
-      </w:r>
-      <w:bookmarkEnd w:id="7"/>
-    </w:p>
-    <w:p>
-      <w:pPr>
-        <w:pStyle w:val="29"/>
+      <w:bookmarkStart w:id="8" w:name="_Toc9019"/>
+      <w:r>
+        <w:rPr>
+          <w:rFonts w:hint="default"/>
+          <w:lang w:val="en-US" w:eastAsia="zh-CN"/>
+        </w:rPr>
+        <w:t>运维部经理</w:t>
+      </w:r>
+      <w:bookmarkEnd w:id="8"/>
+    </w:p>
+    <w:p>
+      <w:pPr>
+        <w:pStyle w:val="a1"/>
         <w:rPr>
           <w:rFonts w:hint="default"/>
           <w:lang w:val="en-US" w:eastAsia="zh-CN"/>
@@ -3773,26 +3651,26 @@
     </w:p>
     <w:p>
       <w:pPr>
-        <w:pStyle w:val="31"/>
+        <w:pStyle w:val="3"/>
         <w:bidi w:val="0"/>
         <w:rPr>
           <w:rFonts w:hint="default"/>
           <w:lang w:val="en-US" w:eastAsia="zh-CN"/>
         </w:rPr>
       </w:pPr>
-      <w:bookmarkStart w:id="8" w:name="_Toc20199"/>
-      <w:r>
-        <w:rPr>
-          <w:rFonts w:hint="eastAsia"/>
-          <w:lang w:val="en-US" w:eastAsia="zh-CN"/>
-        </w:rPr>
-        <w:t>运维项目部长</w:t>
-      </w:r>
-      <w:bookmarkEnd w:id="8"/>
-    </w:p>
-    <w:p>
-      <w:pPr>
-        <w:pStyle w:val="29"/>
+      <w:bookmarkStart w:id="9" w:name="_Toc20199"/>
+      <w:r>
+        <w:rPr>
+          <w:rFonts w:hint="eastAsia"/>
+          <w:lang w:val="en-US" w:eastAsia="zh-CN"/>
+        </w:rPr>
+        <w:t>运维项目经理</w:t>
+      </w:r>
+      <w:bookmarkEnd w:id="9"/>
+    </w:p>
+    <w:p>
+      <w:pPr>
+        <w:pStyle w:val="a1"/>
         <w:rPr>
           <w:rFonts w:hint="default"/>
           <w:lang w:val="en-US" w:eastAsia="zh-CN"/>
@@ -3808,14 +3686,14 @@
     </w:p>
     <w:p>
       <w:pPr>
-        <w:pStyle w:val="31"/>
+        <w:pStyle w:val="3"/>
         <w:bidi w:val="0"/>
         <w:rPr>
           <w:rFonts w:hint="default"/>
           <w:lang w:val="en-US" w:eastAsia="zh-CN"/>
         </w:rPr>
       </w:pPr>
-      <w:bookmarkStart w:id="9" w:name="_Toc3244"/>
+      <w:bookmarkStart w:id="10" w:name="_Toc3244"/>
       <w:r>
         <w:rPr>
           <w:rFonts w:hint="default"/>
@@ -3823,11 +3701,11 @@
         </w:rPr>
         <w:t>运维工程师</w:t>
       </w:r>
-      <w:bookmarkEnd w:id="9"/>
-    </w:p>
-    <w:p>
-      <w:pPr>
-        <w:pStyle w:val="29"/>
+      <w:bookmarkEnd w:id="10"/>
+    </w:p>
+    <w:p>
+      <w:pPr>
+        <w:pStyle w:val="a1"/>
         <w:rPr>
           <w:rFonts w:hint="default"/>
           <w:lang w:val="en-US" w:eastAsia="zh-CN"/>
@@ -3843,7 +3721,7 @@
     </w:p>
     <w:p>
       <w:pPr>
-        <w:pStyle w:val="28"/>
+        <w:pStyle w:val="1"/>
         <w:keepNext w:val="0"/>
         <w:keepLines w:val="0"/>
         <w:pageBreakBefore w:val="0"/>
@@ -3862,7 +3740,7 @@
           <w:lang w:val="en-US" w:eastAsia="zh-CN"/>
         </w:rPr>
       </w:pPr>
-      <w:bookmarkStart w:id="10" w:name="_Toc27309"/>
+      <w:bookmarkStart w:id="11" w:name="_Toc27309"/>
       <w:r>
         <w:rPr>
           <w:rFonts w:hint="eastAsia"/>
@@ -3870,16 +3748,16 @@
         </w:rPr>
         <w:t>引用依据</w:t>
       </w:r>
-      <w:bookmarkEnd w:id="10"/>
-    </w:p>
-    <w:p>
-      <w:pPr>
-        <w:pStyle w:val="29"/>
+      <w:bookmarkEnd w:id="11"/>
+    </w:p>
+    <w:p>
+      <w:pPr>
+        <w:pStyle w:val="a1"/>
         <w:numPr>
           <w:ilvl w:val="0"/>
           <w:numId w:val="3"/>
         </w:numPr>
-        <w:ind w:left="425" w:leftChars="0" w:hanging="425" w:firstLineChars="0"/>
+        <w:ind w:left="425" w:hanging="425" w:leftChars="0" w:firstLineChars="0"/>
         <w:rPr>
           <w:rFonts w:hint="eastAsia"/>
           <w:lang w:val="en-US" w:eastAsia="zh-CN"/>
@@ -3895,12 +3773,12 @@
     </w:p>
     <w:p>
       <w:pPr>
-        <w:pStyle w:val="29"/>
+        <w:pStyle w:val="a1"/>
         <w:numPr>
           <w:ilvl w:val="0"/>
           <w:numId w:val="3"/>
         </w:numPr>
-        <w:ind w:left="425" w:leftChars="0" w:hanging="425" w:firstLineChars="0"/>
+        <w:ind w:left="425" w:hanging="425" w:leftChars="0" w:firstLineChars="0"/>
         <w:rPr>
           <w:rFonts w:hint="eastAsia"/>
           <w:lang w:val="en-US" w:eastAsia="zh-CN"/>
@@ -3916,7 +3794,7 @@
     </w:p>
     <w:p>
       <w:pPr>
-        <w:pStyle w:val="28"/>
+        <w:pStyle w:val="1"/>
         <w:keepNext w:val="0"/>
         <w:keepLines w:val="0"/>
         <w:pageBreakBefore w:val="0"/>
@@ -3931,7 +3809,7 @@
         <w:snapToGrid w:val="0"/>
         <w:textAlignment w:val="baseline"/>
       </w:pPr>
-      <w:bookmarkStart w:id="11" w:name="_Toc15788"/>
+      <w:bookmarkStart w:id="12" w:name="_Toc15788"/>
       <w:r>
         <w:rPr>
           <w:rFonts w:hint="eastAsia"/>
@@ -3939,28 +3817,28 @@
         </w:rPr>
         <w:t>定义与术语</w:t>
       </w:r>
-      <w:bookmarkEnd w:id="11"/>
-    </w:p>
-    <w:p>
-      <w:pPr>
-        <w:pStyle w:val="30"/>
+      <w:bookmarkEnd w:id="12"/>
+    </w:p>
+    <w:p>
+      <w:pPr>
+        <w:pStyle w:val="2"/>
         <w:bidi w:val="0"/>
         <w:rPr>
           <w:rFonts w:hint="eastAsia"/>
         </w:rPr>
       </w:pPr>
-      <w:bookmarkStart w:id="12" w:name="_Toc9438"/>
+      <w:bookmarkStart w:id="13" w:name="_Toc9438"/>
       <w:r>
         <w:rPr>
           <w:rFonts w:hint="eastAsia"/>
         </w:rPr>
         <w:t>正式沟通</w:t>
       </w:r>
-      <w:bookmarkEnd w:id="12"/>
-    </w:p>
-    <w:p>
-      <w:pPr>
-        <w:pStyle w:val="29"/>
+      <w:bookmarkEnd w:id="13"/>
+    </w:p>
+    <w:p>
+      <w:pPr>
+        <w:pStyle w:val="a1"/>
         <w:rPr>
           <w:rFonts w:hint="eastAsia"/>
         </w:rPr>
@@ -3974,24 +3852,24 @@
     </w:p>
     <w:p>
       <w:pPr>
-        <w:pStyle w:val="30"/>
+        <w:pStyle w:val="2"/>
         <w:bidi w:val="0"/>
         <w:rPr>
           <w:rFonts w:hint="eastAsia"/>
         </w:rPr>
       </w:pPr>
-      <w:bookmarkStart w:id="13" w:name="_Toc6440"/>
+      <w:bookmarkStart w:id="14" w:name="_Toc6440"/>
       <w:r>
         <w:rPr>
           <w:rFonts w:hint="eastAsia"/>
         </w:rPr>
         <w:t>非正式沟通</w:t>
       </w:r>
-      <w:bookmarkEnd w:id="13"/>
-    </w:p>
-    <w:p>
-      <w:pPr>
-        <w:pStyle w:val="29"/>
+      <w:bookmarkEnd w:id="14"/>
+    </w:p>
+    <w:p>
+      <w:pPr>
+        <w:pStyle w:val="a1"/>
         <w:rPr>
           <w:rFonts w:hint="eastAsia"/>
         </w:rPr>
@@ -4005,24 +3883,24 @@
     </w:p>
     <w:p>
       <w:pPr>
-        <w:pStyle w:val="30"/>
+        <w:pStyle w:val="2"/>
         <w:bidi w:val="0"/>
         <w:rPr>
           <w:rFonts w:hint="eastAsia"/>
         </w:rPr>
       </w:pPr>
-      <w:bookmarkStart w:id="14" w:name="_Toc8026"/>
+      <w:bookmarkStart w:id="15" w:name="_Toc8026"/>
       <w:r>
         <w:rPr>
           <w:rFonts w:hint="eastAsia"/>
         </w:rPr>
         <w:t>干系人</w:t>
       </w:r>
-      <w:bookmarkEnd w:id="14"/>
-    </w:p>
-    <w:p>
-      <w:pPr>
-        <w:pStyle w:val="29"/>
+      <w:bookmarkEnd w:id="15"/>
+    </w:p>
+    <w:p>
+      <w:pPr>
+        <w:pStyle w:val="a1"/>
       </w:pPr>
       <w:r>
         <w:rPr>
@@ -4033,7 +3911,7 @@
     </w:p>
     <w:p>
       <w:pPr>
-        <w:pStyle w:val="28"/>
+        <w:pStyle w:val="1"/>
         <w:keepNext w:val="0"/>
         <w:keepLines w:val="0"/>
         <w:pageBreakBefore w:val="0"/>
@@ -4052,7 +3930,7 @@
           <w:lang w:val="en-US" w:eastAsia="zh-CN"/>
         </w:rPr>
       </w:pPr>
-      <w:bookmarkStart w:id="15" w:name="_Toc392"/>
+      <w:bookmarkStart w:id="16" w:name="_Toc392"/>
       <w:r>
         <w:rPr>
           <w:rFonts w:hint="eastAsia"/>
@@ -4060,18 +3938,18 @@
         </w:rPr>
         <w:t>管理内容与要求</w:t>
       </w:r>
-      <w:bookmarkEnd w:id="15"/>
-    </w:p>
-    <w:p>
-      <w:pPr>
-        <w:pStyle w:val="30"/>
+      <w:bookmarkEnd w:id="16"/>
+    </w:p>
+    <w:p>
+      <w:pPr>
+        <w:pStyle w:val="2"/>
         <w:bidi w:val="0"/>
         <w:rPr>
           <w:rFonts w:hint="default"/>
           <w:lang w:val="en-US" w:eastAsia="zh-CN"/>
         </w:rPr>
       </w:pPr>
-      <w:bookmarkStart w:id="16" w:name="_Toc25314"/>
+      <w:bookmarkStart w:id="17" w:name="_Toc25314"/>
       <w:r>
         <w:rPr>
           <w:rFonts w:hint="default"/>
@@ -4079,11 +3957,11 @@
         </w:rPr>
         <w:t>沟通规划与定义</w:t>
       </w:r>
-      <w:bookmarkEnd w:id="16"/>
-    </w:p>
-    <w:p>
-      <w:pPr>
-        <w:pStyle w:val="29"/>
+      <w:bookmarkEnd w:id="17"/>
+    </w:p>
+    <w:p>
+      <w:pPr>
+        <w:pStyle w:val="a1"/>
         <w:rPr>
           <w:rFonts w:hint="default"/>
           <w:lang w:val="en-US" w:eastAsia="zh-CN"/>
@@ -4101,7 +3979,7 @@
           <w:rFonts w:hint="eastAsia"/>
           <w:lang w:val="en-US" w:eastAsia="zh-CN"/>
         </w:rPr>
-        <w:t>运维项目部长</w:t>
+        <w:t>运维项目经理</w:t>
       </w:r>
       <w:r>
         <w:rPr>
@@ -4113,7 +3991,7 @@
     </w:p>
     <w:p>
       <w:pPr>
-        <w:pStyle w:val="29"/>
+        <w:pStyle w:val="a1"/>
         <w:rPr>
           <w:rFonts w:hint="default"/>
           <w:lang w:val="en-US" w:eastAsia="zh-CN"/>
@@ -4129,7 +4007,7 @@
     </w:p>
     <w:p>
       <w:pPr>
-        <w:pStyle w:val="29"/>
+        <w:pStyle w:val="a1"/>
         <w:rPr>
           <w:rFonts w:hint="default"/>
           <w:lang w:val="en-US" w:eastAsia="zh-CN"/>
@@ -4159,8 +4037,8 @@
     </w:p>
     <w:p>
       <w:pPr>
-        <w:pStyle w:val="29"/>
-        <w:ind w:left="0" w:leftChars="0" w:right="0" w:rightChars="0" w:firstLine="0" w:firstLineChars="0"/>
+        <w:pStyle w:val="a1"/>
+        <w:ind w:left="0" w:right="0" w:firstLine="0" w:leftChars="0" w:rightChars="0" w:firstLineChars="0"/>
         <w:jc w:val="center"/>
         <w:rPr>
           <w:rFonts w:hint="default"/>
@@ -4193,7 +4071,7 @@
           <w:rFonts w:hint="default"/>
           <w:lang w:val="en-US" w:eastAsia="zh-CN"/>
         </w:rPr>
-        <w:instrText xml:space="preserve">STYLEREF "柴_标题1" \n \* Charformat</w:instrText>
+        <w:instrText>STYLEREF "柴_标题1" \n \* Charformat</w:instrText>
       </w:r>
       <w:r>
         <w:rPr>
@@ -4249,7 +4127,7 @@
           <w:rFonts w:hint="default"/>
           <w:lang w:val="en-US" w:eastAsia="zh-CN"/>
         </w:rPr>
-        <w:instrText xml:space="preserve">SEQ 表 \* ARABIC  \s 1</w:instrText>
+        <w:instrText>SEQ 表 \* ARABIC  \s 1</w:instrText>
       </w:r>
       <w:r>
         <w:rPr>
@@ -4289,18 +4167,17 @@
     </w:p>
     <w:tbl>
       <w:tblPr>
-        <w:tblStyle w:val="21"/>
+        <w:tblStyle w:val="TableGrid"/>
         <w:tblW w:w="0" w:type="auto"/>
         <w:tblInd w:w="0" w:type="dxa"/>
         <w:tblBorders>
-          <w:top w:val="single" w:color="auto" w:sz="4" w:space="0"/>
-          <w:left w:val="single" w:color="auto" w:sz="4" w:space="0"/>
-          <w:bottom w:val="single" w:color="auto" w:sz="4" w:space="0"/>
-          <w:right w:val="single" w:color="auto" w:sz="4" w:space="0"/>
-          <w:insideH w:val="single" w:color="auto" w:sz="4" w:space="0"/>
-          <w:insideV w:val="single" w:color="auto" w:sz="4" w:space="0"/>
+          <w:top w:val="single" w:sz="4" w:space="0" w:color="auto"/>
+          <w:left w:val="single" w:sz="4" w:space="0" w:color="auto"/>
+          <w:bottom w:val="single" w:sz="4" w:space="0" w:color="auto"/>
+          <w:right w:val="single" w:sz="4" w:space="0" w:color="auto"/>
+          <w:insideH w:val="single" w:sz="4" w:space="0" w:color="auto"/>
+          <w:insideV w:val="single" w:sz="4" w:space="0" w:color="auto"/>
         </w:tblBorders>
-        <w:tblLayout w:type="autofit"/>
         <w:tblCellMar>
           <w:top w:w="0" w:type="dxa"/>
           <w:left w:w="108" w:type="dxa"/>
@@ -4315,13 +4192,15 @@
       </w:tblGrid>
       <w:tr>
         <w:tblPrEx>
+          <w:tblW w:w="0" w:type="auto"/>
+          <w:tblInd w:w="0" w:type="dxa"/>
           <w:tblBorders>
-            <w:top w:val="single" w:color="auto" w:sz="4" w:space="0"/>
-            <w:left w:val="single" w:color="auto" w:sz="4" w:space="0"/>
-            <w:bottom w:val="single" w:color="auto" w:sz="4" w:space="0"/>
-            <w:right w:val="single" w:color="auto" w:sz="4" w:space="0"/>
-            <w:insideH w:val="single" w:color="auto" w:sz="4" w:space="0"/>
-            <w:insideV w:val="single" w:color="auto" w:sz="4" w:space="0"/>
+            <w:top w:val="single" w:sz="4" w:space="0" w:color="auto"/>
+            <w:left w:val="single" w:sz="4" w:space="0" w:color="auto"/>
+            <w:bottom w:val="single" w:sz="4" w:space="0" w:color="auto"/>
+            <w:right w:val="single" w:sz="4" w:space="0" w:color="auto"/>
+            <w:insideH w:val="single" w:sz="4" w:space="0" w:color="auto"/>
+            <w:insideV w:val="single" w:sz="4" w:space="0" w:color="auto"/>
           </w:tblBorders>
           <w:tblCellMar>
             <w:top w:w="0" w:type="dxa"/>
@@ -4336,9 +4215,9 @@
           </w:tcPr>
           <w:p>
             <w:pPr>
-              <w:pStyle w:val="29"/>
+              <w:pStyle w:val="a1"/>
               <w:widowControl w:val="0"/>
-              <w:ind w:left="0" w:leftChars="0" w:firstLine="0" w:firstLineChars="0"/>
+              <w:ind w:left="0" w:firstLine="0" w:leftChars="0" w:firstLineChars="0"/>
               <w:rPr>
                 <w:rFonts w:hint="default"/>
                 <w:vertAlign w:val="baseline"/>
@@ -4360,9 +4239,9 @@
           </w:tcPr>
           <w:p>
             <w:pPr>
-              <w:pStyle w:val="29"/>
+              <w:pStyle w:val="a1"/>
               <w:widowControl w:val="0"/>
-              <w:ind w:left="0" w:leftChars="0" w:firstLine="0" w:firstLineChars="0"/>
+              <w:ind w:left="0" w:firstLine="0" w:leftChars="0" w:firstLineChars="0"/>
               <w:rPr>
                 <w:rFonts w:hint="default"/>
                 <w:vertAlign w:val="baseline"/>
@@ -4384,7 +4263,7 @@
           </w:tcPr>
           <w:p>
             <w:pPr>
-              <w:pStyle w:val="29"/>
+              <w:pStyle w:val="a1"/>
               <w:widowControl w:val="0"/>
               <w:rPr>
                 <w:rFonts w:hint="default"/>
@@ -4404,14 +4283,8 @@
       </w:tr>
       <w:tr>
         <w:tblPrEx>
-          <w:tblBorders>
-            <w:top w:val="single" w:color="auto" w:sz="4" w:space="0"/>
-            <w:left w:val="single" w:color="auto" w:sz="4" w:space="0"/>
-            <w:bottom w:val="single" w:color="auto" w:sz="4" w:space="0"/>
-            <w:right w:val="single" w:color="auto" w:sz="4" w:space="0"/>
-            <w:insideH w:val="single" w:color="auto" w:sz="4" w:space="0"/>
-            <w:insideV w:val="single" w:color="auto" w:sz="4" w:space="0"/>
-          </w:tblBorders>
+          <w:tblW w:w="0" w:type="auto"/>
+          <w:tblInd w:w="0" w:type="dxa"/>
           <w:tblCellMar>
             <w:top w:w="0" w:type="dxa"/>
             <w:left w:w="108" w:type="dxa"/>
@@ -4420,7 +4293,7 @@
           </w:tblCellMar>
         </w:tblPrEx>
         <w:trPr>
-          <w:trHeight w:val="445" w:hRule="atLeast"/>
+          <w:trHeight w:val="445"/>
         </w:trPr>
         <w:tc>
           <w:tcPr>
@@ -4428,9 +4301,9 @@
           </w:tcPr>
           <w:p>
             <w:pPr>
-              <w:pStyle w:val="29"/>
+              <w:pStyle w:val="a1"/>
               <w:widowControl w:val="0"/>
-              <w:ind w:left="0" w:leftChars="0" w:firstLine="0" w:firstLineChars="0"/>
+              <w:ind w:left="0" w:firstLine="0" w:leftChars="0" w:firstLineChars="0"/>
               <w:rPr>
                 <w:rFonts w:hint="default"/>
                 <w:vertAlign w:val="baseline"/>
@@ -4452,9 +4325,9 @@
           </w:tcPr>
           <w:p>
             <w:pPr>
-              <w:pStyle w:val="29"/>
+              <w:pStyle w:val="a1"/>
               <w:widowControl w:val="0"/>
-              <w:ind w:left="0" w:leftChars="0" w:firstLine="0" w:firstLineChars="0"/>
+              <w:ind w:left="0" w:firstLine="0" w:leftChars="0" w:firstLineChars="0"/>
               <w:jc w:val="both"/>
               <w:rPr>
                 <w:rFonts w:hint="default"/>
@@ -4477,9 +4350,9 @@
           </w:tcPr>
           <w:p>
             <w:pPr>
-              <w:pStyle w:val="29"/>
+              <w:pStyle w:val="a1"/>
               <w:widowControl w:val="0"/>
-              <w:ind w:left="0" w:leftChars="0" w:firstLine="0" w:firstLineChars="0"/>
+              <w:ind w:left="0" w:firstLine="0" w:leftChars="0" w:firstLineChars="0"/>
               <w:rPr>
                 <w:rFonts w:hint="default"/>
                 <w:vertAlign w:val="baseline"/>
@@ -4498,14 +4371,8 @@
       </w:tr>
       <w:tr>
         <w:tblPrEx>
-          <w:tblBorders>
-            <w:top w:val="single" w:color="auto" w:sz="4" w:space="0"/>
-            <w:left w:val="single" w:color="auto" w:sz="4" w:space="0"/>
-            <w:bottom w:val="single" w:color="auto" w:sz="4" w:space="0"/>
-            <w:right w:val="single" w:color="auto" w:sz="4" w:space="0"/>
-            <w:insideH w:val="single" w:color="auto" w:sz="4" w:space="0"/>
-            <w:insideV w:val="single" w:color="auto" w:sz="4" w:space="0"/>
-          </w:tblBorders>
+          <w:tblW w:w="0" w:type="auto"/>
+          <w:tblInd w:w="0" w:type="dxa"/>
           <w:tblCellMar>
             <w:top w:w="0" w:type="dxa"/>
             <w:left w:w="108" w:type="dxa"/>
@@ -4514,7 +4381,7 @@
           </w:tblCellMar>
         </w:tblPrEx>
         <w:trPr>
-          <w:trHeight w:val="445" w:hRule="atLeast"/>
+          <w:trHeight w:val="445"/>
         </w:trPr>
         <w:tc>
           <w:tcPr>
@@ -4522,9 +4389,9 @@
           </w:tcPr>
           <w:p>
             <w:pPr>
-              <w:pStyle w:val="29"/>
+              <w:pStyle w:val="a1"/>
               <w:widowControl w:val="0"/>
-              <w:ind w:left="0" w:leftChars="0" w:firstLine="0" w:firstLineChars="0"/>
+              <w:ind w:left="0" w:firstLine="0" w:leftChars="0" w:firstLineChars="0"/>
               <w:rPr>
                 <w:rFonts w:hint="default"/>
                 <w:lang w:val="en-US" w:eastAsia="zh-CN"/>
@@ -4545,9 +4412,9 @@
           </w:tcPr>
           <w:p>
             <w:pPr>
-              <w:pStyle w:val="29"/>
+              <w:pStyle w:val="a1"/>
               <w:widowControl w:val="0"/>
-              <w:ind w:left="0" w:leftChars="0" w:firstLine="0" w:firstLineChars="0"/>
+              <w:ind w:left="0" w:firstLine="0" w:leftChars="0" w:firstLineChars="0"/>
               <w:jc w:val="both"/>
               <w:rPr>
                 <w:rFonts w:hint="default"/>
@@ -4569,9 +4436,9 @@
           </w:tcPr>
           <w:p>
             <w:pPr>
-              <w:pStyle w:val="29"/>
+              <w:pStyle w:val="a1"/>
               <w:widowControl w:val="0"/>
-              <w:ind w:left="0" w:leftChars="0" w:firstLine="0" w:firstLineChars="0"/>
+              <w:ind w:left="0" w:firstLine="0" w:leftChars="0" w:firstLineChars="0"/>
               <w:rPr>
                 <w:rFonts w:hint="default"/>
                 <w:lang w:val="en-US" w:eastAsia="zh-CN"/>
@@ -4589,14 +4456,8 @@
       </w:tr>
       <w:tr>
         <w:tblPrEx>
-          <w:tblBorders>
-            <w:top w:val="single" w:color="auto" w:sz="4" w:space="0"/>
-            <w:left w:val="single" w:color="auto" w:sz="4" w:space="0"/>
-            <w:bottom w:val="single" w:color="auto" w:sz="4" w:space="0"/>
-            <w:right w:val="single" w:color="auto" w:sz="4" w:space="0"/>
-            <w:insideH w:val="single" w:color="auto" w:sz="4" w:space="0"/>
-            <w:insideV w:val="single" w:color="auto" w:sz="4" w:space="0"/>
-          </w:tblBorders>
+          <w:tblW w:w="0" w:type="auto"/>
+          <w:tblInd w:w="0" w:type="dxa"/>
           <w:tblCellMar>
             <w:top w:w="0" w:type="dxa"/>
             <w:left w:w="108" w:type="dxa"/>
@@ -4610,9 +4471,9 @@
           </w:tcPr>
           <w:p>
             <w:pPr>
-              <w:pStyle w:val="29"/>
+              <w:pStyle w:val="a1"/>
               <w:widowControl w:val="0"/>
-              <w:ind w:left="0" w:leftChars="0" w:firstLine="0" w:firstLineChars="0"/>
+              <w:ind w:left="0" w:firstLine="0" w:leftChars="0" w:firstLineChars="0"/>
               <w:rPr>
                 <w:rFonts w:hint="default"/>
                 <w:vertAlign w:val="baseline"/>
@@ -4634,9 +4495,9 @@
           </w:tcPr>
           <w:p>
             <w:pPr>
-              <w:pStyle w:val="29"/>
+              <w:pStyle w:val="a1"/>
               <w:widowControl w:val="0"/>
-              <w:ind w:left="0" w:leftChars="0" w:firstLine="0" w:firstLineChars="0"/>
+              <w:ind w:left="0" w:firstLine="0" w:leftChars="0" w:firstLineChars="0"/>
               <w:jc w:val="both"/>
               <w:rPr>
                 <w:rFonts w:hint="default"/>
@@ -4659,9 +4520,9 @@
           </w:tcPr>
           <w:p>
             <w:pPr>
-              <w:pStyle w:val="29"/>
+              <w:pStyle w:val="a1"/>
               <w:widowControl w:val="0"/>
-              <w:ind w:left="0" w:leftChars="0" w:firstLine="0" w:firstLineChars="0"/>
+              <w:ind w:left="0" w:firstLine="0" w:leftChars="0" w:firstLineChars="0"/>
               <w:rPr>
                 <w:rFonts w:hint="default"/>
                 <w:vertAlign w:val="baseline"/>
@@ -4680,14 +4541,8 @@
       </w:tr>
       <w:tr>
         <w:tblPrEx>
-          <w:tblBorders>
-            <w:top w:val="single" w:color="auto" w:sz="4" w:space="0"/>
-            <w:left w:val="single" w:color="auto" w:sz="4" w:space="0"/>
-            <w:bottom w:val="single" w:color="auto" w:sz="4" w:space="0"/>
-            <w:right w:val="single" w:color="auto" w:sz="4" w:space="0"/>
-            <w:insideH w:val="single" w:color="auto" w:sz="4" w:space="0"/>
-            <w:insideV w:val="single" w:color="auto" w:sz="4" w:space="0"/>
-          </w:tblBorders>
+          <w:tblW w:w="0" w:type="auto"/>
+          <w:tblInd w:w="0" w:type="dxa"/>
           <w:tblCellMar>
             <w:top w:w="0" w:type="dxa"/>
             <w:left w:w="108" w:type="dxa"/>
@@ -4701,9 +4556,9 @@
           </w:tcPr>
           <w:p>
             <w:pPr>
-              <w:pStyle w:val="29"/>
+              <w:pStyle w:val="a1"/>
               <w:widowControl w:val="0"/>
-              <w:ind w:left="0" w:leftChars="0" w:firstLine="0" w:firstLineChars="0"/>
+              <w:ind w:left="0" w:firstLine="0" w:leftChars="0" w:firstLineChars="0"/>
               <w:rPr>
                 <w:rFonts w:hint="default"/>
                 <w:vertAlign w:val="baseline"/>
@@ -4725,9 +4580,9 @@
           </w:tcPr>
           <w:p>
             <w:pPr>
-              <w:pStyle w:val="29"/>
+              <w:pStyle w:val="a1"/>
               <w:widowControl w:val="0"/>
-              <w:ind w:left="0" w:leftChars="0" w:firstLine="0" w:firstLineChars="0"/>
+              <w:ind w:left="0" w:firstLine="0" w:leftChars="0" w:firstLineChars="0"/>
               <w:jc w:val="both"/>
               <w:rPr>
                 <w:rFonts w:hint="default"/>
@@ -4750,9 +4605,9 @@
           </w:tcPr>
           <w:p>
             <w:pPr>
-              <w:pStyle w:val="29"/>
+              <w:pStyle w:val="a1"/>
               <w:widowControl w:val="0"/>
-              <w:ind w:left="0" w:leftChars="0" w:firstLine="0" w:firstLineChars="0"/>
+              <w:ind w:left="0" w:firstLine="0" w:leftChars="0" w:firstLineChars="0"/>
               <w:rPr>
                 <w:rFonts w:hint="default"/>
                 <w:vertAlign w:val="baseline"/>
@@ -4772,14 +4627,14 @@
     </w:tbl>
     <w:p>
       <w:pPr>
-        <w:pStyle w:val="30"/>
+        <w:pStyle w:val="2"/>
         <w:bidi w:val="0"/>
         <w:rPr>
           <w:rFonts w:hint="default"/>
           <w:lang w:val="en-US" w:eastAsia="zh-CN"/>
         </w:rPr>
       </w:pPr>
-      <w:bookmarkStart w:id="17" w:name="_Toc13461"/>
+      <w:bookmarkStart w:id="18" w:name="_Toc13461"/>
       <w:r>
         <w:rPr>
           <w:rFonts w:hint="default"/>
@@ -4787,11 +4642,11 @@
         </w:rPr>
         <w:t>沟通内容与实施</w:t>
       </w:r>
-      <w:bookmarkEnd w:id="17"/>
-    </w:p>
-    <w:p>
-      <w:pPr>
-        <w:pStyle w:val="29"/>
+      <w:bookmarkEnd w:id="18"/>
+    </w:p>
+    <w:p>
+      <w:pPr>
+        <w:pStyle w:val="a1"/>
         <w:rPr>
           <w:rFonts w:hint="default"/>
           <w:lang w:val="en-US" w:eastAsia="zh-CN"/>
@@ -4807,14 +4662,14 @@
     </w:p>
     <w:p>
       <w:pPr>
-        <w:pStyle w:val="31"/>
+        <w:pStyle w:val="3"/>
         <w:bidi w:val="0"/>
         <w:rPr>
           <w:rFonts w:hint="default"/>
           <w:lang w:val="en-US" w:eastAsia="zh-CN"/>
         </w:rPr>
       </w:pPr>
-      <w:bookmarkStart w:id="18" w:name="_Toc30181"/>
+      <w:bookmarkStart w:id="19" w:name="_Toc30181"/>
       <w:r>
         <w:rPr>
           <w:rFonts w:hint="default"/>
@@ -4822,11 +4677,11 @@
         </w:rPr>
         <w:t>与客户的沟通</w:t>
       </w:r>
-      <w:bookmarkEnd w:id="18"/>
-    </w:p>
-    <w:p>
-      <w:pPr>
-        <w:pStyle w:val="29"/>
+      <w:bookmarkEnd w:id="19"/>
+    </w:p>
+    <w:p>
+      <w:pPr>
+        <w:pStyle w:val="a1"/>
         <w:rPr>
           <w:rFonts w:hint="default"/>
           <w:lang w:val="en-US" w:eastAsia="zh-CN"/>
@@ -4842,7 +4697,7 @@
     </w:p>
     <w:p>
       <w:pPr>
-        <w:pStyle w:val="29"/>
+        <w:pStyle w:val="a1"/>
         <w:rPr>
           <w:rFonts w:hint="default"/>
           <w:lang w:val="en-US" w:eastAsia="zh-CN"/>
@@ -4872,14 +4727,14 @@
     </w:p>
     <w:p>
       <w:pPr>
-        <w:pStyle w:val="31"/>
+        <w:pStyle w:val="3"/>
         <w:bidi w:val="0"/>
         <w:rPr>
           <w:rFonts w:hint="default"/>
           <w:lang w:val="en-US" w:eastAsia="zh-CN"/>
         </w:rPr>
       </w:pPr>
-      <w:bookmarkStart w:id="19" w:name="_Toc1961"/>
+      <w:bookmarkStart w:id="20" w:name="_Toc1961"/>
       <w:r>
         <w:rPr>
           <w:rFonts w:hint="default"/>
@@ -4887,11 +4742,11 @@
         </w:rPr>
         <w:t>与上层领导的沟通</w:t>
       </w:r>
-      <w:bookmarkEnd w:id="19"/>
-    </w:p>
-    <w:p>
-      <w:pPr>
-        <w:pStyle w:val="29"/>
+      <w:bookmarkEnd w:id="20"/>
+    </w:p>
+    <w:p>
+      <w:pPr>
+        <w:pStyle w:val="a1"/>
         <w:rPr>
           <w:rFonts w:hint="default"/>
           <w:lang w:val="en-US" w:eastAsia="zh-CN"/>
@@ -4907,7 +4762,7 @@
     </w:p>
     <w:p>
       <w:pPr>
-        <w:pStyle w:val="29"/>
+        <w:pStyle w:val="a1"/>
         <w:rPr>
           <w:rFonts w:hint="default"/>
           <w:lang w:val="en-US" w:eastAsia="zh-CN"/>
@@ -4925,7 +4780,7 @@
           <w:rFonts w:hint="eastAsia"/>
           <w:lang w:val="en-US" w:eastAsia="zh-CN"/>
         </w:rPr>
-        <w:t>运维项目部长</w:t>
+        <w:t>运维项目经理</w:t>
       </w:r>
       <w:r>
         <w:rPr>
@@ -4937,14 +4792,14 @@
     </w:p>
     <w:p>
       <w:pPr>
-        <w:pStyle w:val="31"/>
+        <w:pStyle w:val="3"/>
         <w:bidi w:val="0"/>
         <w:rPr>
           <w:rFonts w:hint="default"/>
           <w:lang w:val="en-US" w:eastAsia="zh-CN"/>
         </w:rPr>
       </w:pPr>
-      <w:bookmarkStart w:id="20" w:name="_Toc9843"/>
+      <w:bookmarkStart w:id="21" w:name="_Toc9843"/>
       <w:r>
         <w:rPr>
           <w:rFonts w:hint="default"/>
@@ -4952,11 +4807,11 @@
         </w:rPr>
         <w:t>项目内部沟通</w:t>
       </w:r>
-      <w:bookmarkEnd w:id="20"/>
-    </w:p>
-    <w:p>
-      <w:pPr>
-        <w:pStyle w:val="29"/>
+      <w:bookmarkEnd w:id="21"/>
+    </w:p>
+    <w:p>
+      <w:pPr>
+        <w:pStyle w:val="a1"/>
         <w:rPr>
           <w:rFonts w:hint="default"/>
           <w:lang w:val="en-US" w:eastAsia="zh-CN"/>
@@ -4972,7 +4827,7 @@
     </w:p>
     <w:p>
       <w:pPr>
-        <w:pStyle w:val="29"/>
+        <w:pStyle w:val="a1"/>
         <w:rPr>
           <w:rFonts w:hint="default"/>
           <w:lang w:val="en-US" w:eastAsia="zh-CN"/>
@@ -4988,14 +4843,14 @@
     </w:p>
     <w:p>
       <w:pPr>
-        <w:pStyle w:val="31"/>
+        <w:pStyle w:val="3"/>
         <w:bidi w:val="0"/>
         <w:rPr>
           <w:rFonts w:hint="default"/>
           <w:lang w:val="en-US" w:eastAsia="zh-CN"/>
         </w:rPr>
       </w:pPr>
-      <w:bookmarkStart w:id="21" w:name="_Toc3654"/>
+      <w:bookmarkStart w:id="22" w:name="_Toc3654"/>
       <w:r>
         <w:rPr>
           <w:rFonts w:hint="default"/>
@@ -5003,11 +4858,11 @@
         </w:rPr>
         <w:t>跨部门沟通</w:t>
       </w:r>
-      <w:bookmarkEnd w:id="21"/>
-    </w:p>
-    <w:p>
-      <w:pPr>
-        <w:pStyle w:val="29"/>
+      <w:bookmarkEnd w:id="22"/>
+    </w:p>
+    <w:p>
+      <w:pPr>
+        <w:pStyle w:val="a1"/>
         <w:rPr>
           <w:rFonts w:hint="default"/>
           <w:lang w:val="en-US" w:eastAsia="zh-CN"/>
@@ -5023,7 +4878,7 @@
     </w:p>
     <w:p>
       <w:pPr>
-        <w:pStyle w:val="29"/>
+        <w:pStyle w:val="a1"/>
         <w:rPr>
           <w:rFonts w:hint="default"/>
           <w:lang w:val="en-US" w:eastAsia="zh-CN"/>
@@ -5039,7 +4894,7 @@
     </w:p>
     <w:p>
       <w:pPr>
-        <w:pStyle w:val="29"/>
+        <w:pStyle w:val="a1"/>
         <w:rPr>
           <w:rFonts w:hint="default"/>
           <w:lang w:val="en-US" w:eastAsia="zh-CN"/>
@@ -5055,7 +4910,7 @@
     </w:p>
     <w:p>
       <w:pPr>
-        <w:pStyle w:val="29"/>
+        <w:pStyle w:val="a1"/>
         <w:rPr>
           <w:rFonts w:hint="default"/>
           <w:lang w:val="en-US" w:eastAsia="zh-CN"/>
@@ -5071,7 +4926,7 @@
     </w:p>
     <w:p>
       <w:pPr>
-        <w:pStyle w:val="29"/>
+        <w:pStyle w:val="a1"/>
         <w:rPr>
           <w:rFonts w:hint="default"/>
           <w:lang w:val="en-US" w:eastAsia="zh-CN"/>
@@ -5087,14 +4942,14 @@
     </w:p>
     <w:p>
       <w:pPr>
-        <w:pStyle w:val="30"/>
+        <w:pStyle w:val="2"/>
         <w:bidi w:val="0"/>
         <w:rPr>
           <w:rFonts w:hint="default"/>
           <w:lang w:val="en-US" w:eastAsia="zh-CN"/>
         </w:rPr>
       </w:pPr>
-      <w:bookmarkStart w:id="22" w:name="_Toc2284"/>
+      <w:bookmarkStart w:id="23" w:name="_Toc2284"/>
       <w:r>
         <w:rPr>
           <w:rFonts w:hint="default"/>
@@ -5102,11 +4957,11 @@
         </w:rPr>
         <w:t>沟通执行与反馈</w:t>
       </w:r>
-      <w:bookmarkEnd w:id="22"/>
-    </w:p>
-    <w:p>
-      <w:pPr>
-        <w:pStyle w:val="29"/>
+      <w:bookmarkEnd w:id="23"/>
+    </w:p>
+    <w:p>
+      <w:pPr>
+        <w:pStyle w:val="a1"/>
         <w:rPr>
           <w:rFonts w:hint="default"/>
           <w:lang w:val="en-US" w:eastAsia="zh-CN"/>
@@ -5122,7 +4977,7 @@
     </w:p>
     <w:p>
       <w:pPr>
-        <w:pStyle w:val="29"/>
+        <w:pStyle w:val="a1"/>
         <w:rPr>
           <w:rFonts w:hint="default"/>
           <w:lang w:val="en-US" w:eastAsia="zh-CN"/>
@@ -5138,14 +4993,14 @@
     </w:p>
     <w:p>
       <w:pPr>
-        <w:pStyle w:val="30"/>
+        <w:pStyle w:val="2"/>
         <w:bidi w:val="0"/>
         <w:rPr>
           <w:rFonts w:hint="default"/>
           <w:lang w:val="en-US" w:eastAsia="zh-CN"/>
         </w:rPr>
       </w:pPr>
-      <w:bookmarkStart w:id="23" w:name="_Toc18056"/>
+      <w:bookmarkStart w:id="24" w:name="_Toc18056"/>
       <w:r>
         <w:rPr>
           <w:rFonts w:hint="default"/>
@@ -5153,11 +5008,11 @@
         </w:rPr>
         <w:t>沟通总结与记录</w:t>
       </w:r>
-      <w:bookmarkEnd w:id="23"/>
-    </w:p>
-    <w:p>
-      <w:pPr>
-        <w:pStyle w:val="29"/>
+      <w:bookmarkEnd w:id="24"/>
+    </w:p>
+    <w:p>
+      <w:pPr>
+        <w:pStyle w:val="a1"/>
         <w:rPr>
           <w:rFonts w:hint="default"/>
           <w:lang w:val="en-US" w:eastAsia="zh-CN"/>
@@ -5173,7 +5028,7 @@
     </w:p>
     <w:p>
       <w:pPr>
-        <w:pStyle w:val="29"/>
+        <w:pStyle w:val="a1"/>
         <w:rPr>
           <w:rFonts w:hint="default"/>
           <w:lang w:val="en-US" w:eastAsia="zh-CN"/>
@@ -5189,7 +5044,7 @@
     </w:p>
     <w:p>
       <w:pPr>
-        <w:pStyle w:val="28"/>
+        <w:pStyle w:val="1"/>
         <w:keepNext w:val="0"/>
         <w:keepLines w:val="0"/>
         <w:pageBreakBefore w:val="0"/>
@@ -5204,25 +5059,25 @@
         <w:snapToGrid w:val="0"/>
         <w:textAlignment w:val="baseline"/>
         <w:rPr>
-          <w:rStyle w:val="38"/>
-          <w:rFonts w:hint="default" w:eastAsia="宋体"/>
-          <w:lang w:val="en-US" w:eastAsia="zh-CN"/>
-        </w:rPr>
-      </w:pPr>
-      <w:bookmarkStart w:id="24" w:name="bookmark3"/>
-      <w:bookmarkEnd w:id="24"/>
-      <w:bookmarkStart w:id="25" w:name="_Toc17424"/>
-      <w:bookmarkStart w:id="26" w:name="_Toc31032"/>
-      <w:r>
-        <w:rPr>
-          <w:rStyle w:val="38"/>
-          <w:rFonts w:hint="eastAsia" w:eastAsia="宋体"/>
+          <w:rStyle w:val="1Char"/>
+          <w:rFonts w:eastAsia="宋体" w:hint="default"/>
+          <w:lang w:val="en-US" w:eastAsia="zh-CN"/>
+        </w:rPr>
+      </w:pPr>
+      <w:bookmarkStart w:id="25" w:name="bookmark3"/>
+      <w:bookmarkEnd w:id="25"/>
+      <w:bookmarkStart w:id="26" w:name="_Toc17424"/>
+      <w:bookmarkStart w:id="27" w:name="_Toc31032"/>
+      <w:r>
+        <w:rPr>
+          <w:rStyle w:val="1Char"/>
+          <w:rFonts w:eastAsia="宋体" w:hint="eastAsia"/>
           <w:lang w:val="en-US" w:eastAsia="zh-CN"/>
         </w:rPr>
         <w:t>附则</w:t>
       </w:r>
-      <w:bookmarkEnd w:id="25"/>
       <w:bookmarkEnd w:id="26"/>
+      <w:bookmarkEnd w:id="27"/>
     </w:p>
     <w:p>
       <w:pPr>
@@ -5244,39 +5099,22 @@
         <w:adjustRightInd w:val="0"/>
         <w:snapToGrid w:val="0"/>
         <w:spacing w:line="360" w:lineRule="auto"/>
-        <w:ind w:left="425" w:leftChars="0" w:hanging="425" w:firstLineChars="0"/>
+        <w:ind w:left="425" w:hanging="425" w:leftChars="0" w:firstLineChars="0"/>
         <w:textAlignment w:val="baseline"/>
         <w:rPr>
-          <w:rFonts w:ascii="宋体" w:hAnsi="宋体" w:eastAsia="宋体" w:cs="宋体"/>
+          <w:rFonts w:ascii="宋体" w:eastAsia="宋体" w:hAnsi="宋体" w:cs="宋体"/>
           <w:sz w:val="24"/>
           <w:szCs w:val="24"/>
         </w:rPr>
       </w:pPr>
       <w:r>
         <w:rPr>
-          <w:rFonts w:ascii="宋体" w:hAnsi="宋体" w:eastAsia="宋体" w:cs="宋体"/>
+          <w:rFonts w:ascii="宋体" w:eastAsia="宋体" w:hAnsi="宋体" w:cs="宋体"/>
           <w:spacing w:val="-1"/>
           <w:sz w:val="24"/>
           <w:szCs w:val="24"/>
         </w:rPr>
         <w:t>本制度最终解释权和修订权归质量部。</w:t>
-      </w:r>
-      <w:r>
-        <w:rPr>
-          <w:rFonts w:hint="eastAsia" w:ascii="宋体" w:hAnsi="宋体" w:cs="宋体"/>
-          <w:spacing w:val="-1"/>
-          <w:sz w:val="24"/>
-          <w:szCs w:val="24"/>
-          <w:lang w:val="en-US" w:eastAsia="zh-CN"/>
-        </w:rPr>
-      </w:r>
-      <w:r>
-        <w:rPr>
-          <w:rFonts w:ascii="宋体" w:hAnsi="宋体" w:eastAsia="宋体" w:cs="宋体"/>
-          <w:spacing w:val="-1"/>
-          <w:sz w:val="24"/>
-          <w:szCs w:val="24"/>
-        </w:rPr>
       </w:r>
     </w:p>
     <w:p>
@@ -5299,7 +5137,7 @@
         <w:adjustRightInd w:val="0"/>
         <w:snapToGrid w:val="0"/>
         <w:spacing w:line="360" w:lineRule="auto"/>
-        <w:ind w:left="425" w:leftChars="0" w:hanging="425" w:firstLineChars="0"/>
+        <w:ind w:left="425" w:hanging="425" w:leftChars="0" w:firstLineChars="0"/>
         <w:textAlignment w:val="baseline"/>
         <w:rPr>
           <w:rFonts w:hint="default"/>
@@ -5308,7 +5146,7 @@
       </w:pPr>
       <w:r>
         <w:rPr>
-          <w:rFonts w:ascii="宋体" w:hAnsi="宋体" w:eastAsia="宋体" w:cs="宋体"/>
+          <w:rFonts w:ascii="宋体" w:eastAsia="宋体" w:hAnsi="宋体" w:cs="宋体"/>
           <w:spacing w:val="-2"/>
           <w:sz w:val="24"/>
           <w:szCs w:val="24"/>
@@ -5318,7 +5156,7 @@
     </w:p>
     <w:p>
       <w:pPr>
-        <w:pStyle w:val="28"/>
+        <w:pStyle w:val="1"/>
         <w:keepNext w:val="0"/>
         <w:keepLines w:val="0"/>
         <w:pageBreakBefore w:val="0"/>
@@ -5337,9 +5175,9 @@
           <w:lang w:val="en-US" w:eastAsia="zh-CN"/>
         </w:rPr>
       </w:pPr>
-      <w:bookmarkStart w:id="27" w:name="bookmark14"/>
-      <w:bookmarkEnd w:id="27"/>
-      <w:bookmarkStart w:id="28" w:name="_Toc530"/>
+      <w:bookmarkStart w:id="28" w:name="bookmark14"/>
+      <w:bookmarkEnd w:id="28"/>
+      <w:bookmarkStart w:id="29" w:name="_Toc530"/>
       <w:r>
         <w:rPr>
           <w:rFonts w:hint="eastAsia"/>
@@ -5347,16 +5185,16 @@
         </w:rPr>
         <w:t>附件</w:t>
       </w:r>
-      <w:bookmarkEnd w:id="28"/>
-    </w:p>
-    <w:p>
-      <w:pPr>
-        <w:pStyle w:val="29"/>
+      <w:bookmarkEnd w:id="29"/>
+    </w:p>
+    <w:p>
+      <w:pPr>
+        <w:pStyle w:val="a1"/>
         <w:numPr>
           <w:ilvl w:val="0"/>
           <w:numId w:val="5"/>
         </w:numPr>
-        <w:ind w:left="425" w:leftChars="0" w:hanging="425" w:firstLineChars="0"/>
+        <w:ind w:left="425" w:hanging="425" w:leftChars="0" w:firstLineChars="0"/>
         <w:rPr>
           <w:rFonts w:hint="default"/>
           <w:lang w:val="en-US" w:eastAsia="zh-CN"/>
@@ -5372,12 +5210,12 @@
     </w:p>
     <w:p>
       <w:pPr>
-        <w:pStyle w:val="29"/>
+        <w:pStyle w:val="a1"/>
         <w:numPr>
           <w:ilvl w:val="0"/>
           <w:numId w:val="5"/>
         </w:numPr>
-        <w:ind w:left="425" w:leftChars="0" w:hanging="425" w:firstLineChars="0"/>
+        <w:ind w:left="425" w:hanging="425" w:leftChars="0" w:firstLineChars="0"/>
         <w:rPr>
           <w:rFonts w:hint="default"/>
           <w:lang w:val="en-US" w:eastAsia="zh-CN"/>
@@ -5393,12 +5231,12 @@
     </w:p>
     <w:p>
       <w:pPr>
-        <w:pStyle w:val="29"/>
+        <w:pStyle w:val="a1"/>
         <w:numPr>
           <w:ilvl w:val="0"/>
           <w:numId w:val="5"/>
         </w:numPr>
-        <w:ind w:left="425" w:leftChars="0" w:hanging="425" w:firstLineChars="0"/>
+        <w:ind w:left="425" w:hanging="425" w:leftChars="0" w:firstLineChars="0"/>
         <w:rPr>
           <w:rFonts w:hint="default"/>
           <w:lang w:val="en-US" w:eastAsia="zh-CN"/>
@@ -5419,7 +5257,7 @@
           <w:lang w:val="en-US" w:eastAsia="zh-CN"/>
         </w:rPr>
       </w:pPr>
-      <w:bookmarkStart w:id="29" w:name="_Toc6775"/>
+      <w:bookmarkStart w:id="30" w:name="_Toc6775"/>
       <w:r>
         <w:rPr>
           <w:rFonts w:hint="eastAsia"/>
@@ -5430,7 +5268,7 @@
     </w:p>
     <w:p>
       <w:pPr>
-        <w:pStyle w:val="28"/>
+        <w:pStyle w:val="1"/>
         <w:keepNext w:val="0"/>
         <w:keepLines w:val="0"/>
         <w:pageBreakBefore w:val="0"/>
@@ -5456,16 +5294,16 @@
         </w:rPr>
         <w:t>记录</w:t>
       </w:r>
-      <w:bookmarkEnd w:id="29"/>
-    </w:p>
-    <w:p>
-      <w:pPr>
-        <w:pStyle w:val="29"/>
+      <w:bookmarkEnd w:id="30"/>
+    </w:p>
+    <w:p>
+      <w:pPr>
+        <w:pStyle w:val="a1"/>
         <w:numPr>
           <w:ilvl w:val="0"/>
           <w:numId w:val="6"/>
         </w:numPr>
-        <w:ind w:left="425" w:leftChars="0" w:hanging="425" w:firstLineChars="0"/>
+        <w:ind w:left="425" w:hanging="425" w:leftChars="0" w:firstLineChars="0"/>
         <w:rPr>
           <w:rFonts w:hint="eastAsia"/>
           <w:lang w:val="en-US" w:eastAsia="zh-CN"/>
@@ -5481,12 +5319,12 @@
     </w:p>
     <w:p>
       <w:pPr>
-        <w:pStyle w:val="29"/>
+        <w:pStyle w:val="a1"/>
         <w:numPr>
           <w:ilvl w:val="0"/>
           <w:numId w:val="6"/>
         </w:numPr>
-        <w:ind w:left="425" w:leftChars="0" w:hanging="425" w:firstLineChars="0"/>
+        <w:ind w:left="425" w:hanging="425" w:leftChars="0" w:firstLineChars="0"/>
         <w:rPr>
           <w:rFonts w:hint="eastAsia"/>
           <w:lang w:val="en-US" w:eastAsia="zh-CN"/>
@@ -5502,12 +5340,12 @@
     </w:p>
     <w:p>
       <w:pPr>
-        <w:pStyle w:val="29"/>
+        <w:pStyle w:val="a1"/>
         <w:numPr>
           <w:ilvl w:val="0"/>
           <w:numId w:val="6"/>
         </w:numPr>
-        <w:ind w:left="425" w:leftChars="0" w:hanging="425" w:firstLineChars="0"/>
+        <w:ind w:left="425" w:hanging="425" w:leftChars="0" w:firstLineChars="0"/>
         <w:rPr>
           <w:rFonts w:hint="eastAsia"/>
           <w:lang w:val="en-US" w:eastAsia="zh-CN"/>
@@ -5523,7 +5361,7 @@
     </w:p>
     <w:p>
       <w:pPr>
-        <w:pStyle w:val="29"/>
+        <w:pStyle w:val="a1"/>
         <w:rPr>
           <w:rFonts w:hint="eastAsia"/>
           <w:lang w:val="en-US" w:eastAsia="zh-CN"/>
@@ -5538,108 +5376,52 @@
       </w:r>
     </w:p>
     <w:sectPr>
-      <w:headerReference r:id="rId5" w:type="default"/>
-      <w:footerReference w:type="default" r:id="rId11"/>
-      <w:headerReference w:type="first" r:id="rId12"/>
-      <w:footerReference w:type="first" r:id="rId13"/>
-      <w:headerReference w:type="even" r:id="rId14"/>
-      <w:footerReference w:type="even" r:id="rId15"/>
+      <w:headerReference w:type="even" r:id="rId6"/>
+      <w:headerReference w:type="default" r:id="rId7"/>
+      <w:footerReference w:type="even" r:id="rId8"/>
+      <w:footerReference w:type="default" r:id="rId9"/>
+      <w:headerReference w:type="first" r:id="rId10"/>
+      <w:footerReference w:type="first" r:id="rId11"/>
       <w:pgSz w:w="11906" w:h="16838"/>
       <w:pgMar w:top="1417" w:right="1800" w:bottom="1440" w:left="1800" w:header="1140" w:footer="992" w:gutter="0"/>
-      <w:cols w:space="425" w:num="1"/>
+      <w:cols w:num="1" w:space="425"/>
       <w:docGrid w:type="lines" w:linePitch="312" w:charSpace="0"/>
     </w:sectPr>
   </w:body>
 </w:document>
 </file>
 
-<file path=word/endnotes.xml><?xml version="1.0" encoding="utf-8"?>
-<w:endnotes xmlns:wpc="http://schemas.microsoft.com/office/word/2010/wordprocessingCanvas" xmlns:mc="http://schemas.openxmlformats.org/markup-compatibility/2006" xmlns:o="urn:schemas-microsoft-com:office:office" xmlns:r="http://schemas.openxmlformats.org/officeDocument/2006/relationships" xmlns:m="http://schemas.openxmlformats.org/officeDocument/2006/math" xmlns:v="urn:schemas-microsoft-com:vml" xmlns:wp14="http://schemas.microsoft.com/office/word/2010/wordprocessingDrawing" xmlns:wp="http://schemas.openxmlformats.org/drawingml/2006/wordprocessingDrawing" xmlns:w="http://schemas.openxmlformats.org/wordprocessingml/2006/main" xmlns:w14="http://schemas.microsoft.com/office/word/2010/wordml" xmlns:w15="http://schemas.microsoft.com/office/word/2012/wordml" xmlns:w10="urn:schemas-microsoft-com:office:word" xmlns:wpg="http://schemas.microsoft.com/office/word/2010/wordprocessingGroup" xmlns:wpi="http://schemas.microsoft.com/office/word/2010/wordprocessingInk" xmlns:wne="http://schemas.microsoft.com/office/word/2006/wordml" xmlns:wps="http://schemas.microsoft.com/office/word/2010/wordprocessingShape" xmlns:wpsCustomData="http://www.wps.cn/officeDocument/2013/wpsCustomData" mc:Ignorable="w14 w15 wp14">
-  <w:endnote w:type="separator" w:id="0">
-    <w:p>
-      <w:pPr>
-        <w:spacing w:line="240" w:lineRule="auto"/>
-      </w:pPr>
-      <w:r>
-        <w:separator/>
-      </w:r>
-    </w:p>
-  </w:endnote>
-  <w:endnote w:type="continuationSeparator" w:id="1">
-    <w:p>
-      <w:pPr>
-        <w:spacing w:line="240" w:lineRule="auto"/>
-      </w:pPr>
-      <w:r>
-        <w:continuationSeparator/>
-      </w:r>
-    </w:p>
-  </w:endnote>
-</w:endnotes>
-</file>
-
 <file path=word/footer1.xml><?xml version="1.0" encoding="utf-8"?>
-<w:ftr xmlns:m="http://schemas.openxmlformats.org/officeDocument/2006/math" xmlns:mc="http://schemas.openxmlformats.org/markup-compatibility/2006" xmlns:mo="http://schemas.microsoft.com/office/mac/office/2008/main" xmlns:mv="urn:schemas-microsoft-com:mac:vml" xmlns:o="urn:schemas-microsoft-com:office:office" xmlns:r="http://schemas.openxmlformats.org/officeDocument/2006/relationships" xmlns:v="urn:schemas-microsoft-com:vml" xmlns:w10="urn:schemas-microsoft-com:office:word" xmlns:w14="http://schemas.microsoft.com/office/word/2010/wordml" xmlns:w="http://schemas.openxmlformats.org/wordprocessingml/2006/main" xmlns:wne="http://schemas.microsoft.com/office/word/2006/wordml" xmlns:wp14="http://schemas.microsoft.com/office/word/2010/wordprocessingDrawing" xmlns:wp="http://schemas.openxmlformats.org/drawingml/2006/wordprocessingDrawing" xmlns:wpc="http://schemas.microsoft.com/office/word/2010/wordprocessingCanvas" xmlns:wpg="http://schemas.microsoft.com/office/word/2010/wordprocessingGroup" xmlns:wpi="http://schemas.microsoft.com/office/word/2010/wordprocessingInk" xmlns:wps="http://schemas.microsoft.com/office/word/2010/wordprocessingShape" mc:Ignorable="w14 wp14">
-  <w:p>
-    <w:pPr>
-      <w:pStyle w:val="Footer"/>
-    </w:pPr>
-  </w:p>
+<w:ftr xmlns:wpc="http://schemas.microsoft.com/office/word/2010/wordprocessingCanvas" xmlns:mc="http://schemas.openxmlformats.org/markup-compatibility/2006" xmlns:o="urn:schemas-microsoft-com:office:office" xmlns:r="http://schemas.openxmlformats.org/officeDocument/2006/relationships" xmlns:m="http://schemas.openxmlformats.org/officeDocument/2006/math" xmlns:v="urn:schemas-microsoft-com:vml" xmlns:wp14="http://schemas.microsoft.com/office/word/2010/wordprocessingDrawing" xmlns:wp="http://schemas.openxmlformats.org/drawingml/2006/wordprocessingDrawing" xmlns:w10="urn:schemas-microsoft-com:office:word" xmlns:w="http://schemas.openxmlformats.org/wordprocessingml/2006/main" xmlns:w14="http://schemas.microsoft.com/office/word/2010/wordml" xmlns:w15="http://schemas.microsoft.com/office/word/2012/wordml" xmlns:wne="http://schemas.microsoft.com/office/word/2006/wordml" xmlns:wpg="http://schemas.microsoft.com/office/word/2010/wordprocessingGroup" xmlns:wpi="http://schemas.microsoft.com/office/word/2010/wordprocessingInk" xmlns:wps="http://schemas.microsoft.com/office/word/2010/wordprocessingShape" mc:Ignorable="w14 w15 wp14">
+  <w:p/>
 </w:ftr>
 </file>
 
 <file path=word/footer2.xml><?xml version="1.0" encoding="utf-8"?>
-<w:ftr xmlns:m="http://schemas.openxmlformats.org/officeDocument/2006/math" xmlns:mc="http://schemas.openxmlformats.org/markup-compatibility/2006" xmlns:mo="http://schemas.microsoft.com/office/mac/office/2008/main" xmlns:mv="urn:schemas-microsoft-com:mac:vml" xmlns:o="urn:schemas-microsoft-com:office:office" xmlns:r="http://schemas.openxmlformats.org/officeDocument/2006/relationships" xmlns:v="urn:schemas-microsoft-com:vml" xmlns:w10="urn:schemas-microsoft-com:office:word" xmlns:w14="http://schemas.microsoft.com/office/word/2010/wordml" xmlns:w="http://schemas.openxmlformats.org/wordprocessingml/2006/main" xmlns:wne="http://schemas.microsoft.com/office/word/2006/wordml" xmlns:wp14="http://schemas.microsoft.com/office/word/2010/wordprocessingDrawing" xmlns:wp="http://schemas.openxmlformats.org/drawingml/2006/wordprocessingDrawing" xmlns:wpc="http://schemas.microsoft.com/office/word/2010/wordprocessingCanvas" xmlns:wpg="http://schemas.microsoft.com/office/word/2010/wordprocessingGroup" xmlns:wpi="http://schemas.microsoft.com/office/word/2010/wordprocessingInk" xmlns:wps="http://schemas.microsoft.com/office/word/2010/wordprocessingShape" mc:Ignorable="w14 wp14">
-  <w:p>
-    <w:pPr>
-      <w:pStyle w:val="Footer"/>
-    </w:pPr>
-  </w:p>
+<w:ftr xmlns:wpc="http://schemas.microsoft.com/office/word/2010/wordprocessingCanvas" xmlns:mc="http://schemas.openxmlformats.org/markup-compatibility/2006" xmlns:o="urn:schemas-microsoft-com:office:office" xmlns:r="http://schemas.openxmlformats.org/officeDocument/2006/relationships" xmlns:m="http://schemas.openxmlformats.org/officeDocument/2006/math" xmlns:v="urn:schemas-microsoft-com:vml" xmlns:wp14="http://schemas.microsoft.com/office/word/2010/wordprocessingDrawing" xmlns:wp="http://schemas.openxmlformats.org/drawingml/2006/wordprocessingDrawing" xmlns:w10="urn:schemas-microsoft-com:office:word" xmlns:w="http://schemas.openxmlformats.org/wordprocessingml/2006/main" xmlns:w14="http://schemas.microsoft.com/office/word/2010/wordml" xmlns:w15="http://schemas.microsoft.com/office/word/2012/wordml" xmlns:wne="http://schemas.microsoft.com/office/word/2006/wordml" xmlns:wpg="http://schemas.microsoft.com/office/word/2010/wordprocessingGroup" xmlns:wpi="http://schemas.microsoft.com/office/word/2010/wordprocessingInk" xmlns:wps="http://schemas.microsoft.com/office/word/2010/wordprocessingShape" mc:Ignorable="w14 w15 wp14">
+  <w:p/>
 </w:ftr>
 </file>
 
 <file path=word/footer3.xml><?xml version="1.0" encoding="utf-8"?>
-<w:ftr xmlns:m="http://schemas.openxmlformats.org/officeDocument/2006/math" xmlns:mc="http://schemas.openxmlformats.org/markup-compatibility/2006" xmlns:mo="http://schemas.microsoft.com/office/mac/office/2008/main" xmlns:mv="urn:schemas-microsoft-com:mac:vml" xmlns:o="urn:schemas-microsoft-com:office:office" xmlns:r="http://schemas.openxmlformats.org/officeDocument/2006/relationships" xmlns:v="urn:schemas-microsoft-com:vml" xmlns:w10="urn:schemas-microsoft-com:office:word" xmlns:w14="http://schemas.microsoft.com/office/word/2010/wordml" xmlns:w="http://schemas.openxmlformats.org/wordprocessingml/2006/main" xmlns:wne="http://schemas.microsoft.com/office/word/2006/wordml" xmlns:wp14="http://schemas.microsoft.com/office/word/2010/wordprocessingDrawing" xmlns:wp="http://schemas.openxmlformats.org/drawingml/2006/wordprocessingDrawing" xmlns:wpc="http://schemas.microsoft.com/office/word/2010/wordprocessingCanvas" xmlns:wpg="http://schemas.microsoft.com/office/word/2010/wordprocessingGroup" xmlns:wpi="http://schemas.microsoft.com/office/word/2010/wordprocessingInk" xmlns:wps="http://schemas.microsoft.com/office/word/2010/wordprocessingShape" mc:Ignorable="w14 wp14">
-  <w:p>
-    <w:pPr>
-      <w:pStyle w:val="Footer"/>
-    </w:pPr>
-  </w:p>
+<w:ftr xmlns:wpc="http://schemas.microsoft.com/office/word/2010/wordprocessingCanvas" xmlns:mc="http://schemas.openxmlformats.org/markup-compatibility/2006" xmlns:o="urn:schemas-microsoft-com:office:office" xmlns:r="http://schemas.openxmlformats.org/officeDocument/2006/relationships" xmlns:m="http://schemas.openxmlformats.org/officeDocument/2006/math" xmlns:v="urn:schemas-microsoft-com:vml" xmlns:wp14="http://schemas.microsoft.com/office/word/2010/wordprocessingDrawing" xmlns:wp="http://schemas.openxmlformats.org/drawingml/2006/wordprocessingDrawing" xmlns:w10="urn:schemas-microsoft-com:office:word" xmlns:w="http://schemas.openxmlformats.org/wordprocessingml/2006/main" xmlns:w14="http://schemas.microsoft.com/office/word/2010/wordml" xmlns:w15="http://schemas.microsoft.com/office/word/2012/wordml" xmlns:wne="http://schemas.microsoft.com/office/word/2006/wordml" xmlns:wpg="http://schemas.microsoft.com/office/word/2010/wordprocessingGroup" xmlns:wpi="http://schemas.microsoft.com/office/word/2010/wordprocessingInk" xmlns:wps="http://schemas.microsoft.com/office/word/2010/wordprocessingShape" mc:Ignorable="w14 w15 wp14">
+  <w:p/>
 </w:ftr>
 </file>
 
-<file path=word/footnotes.xml><?xml version="1.0" encoding="utf-8"?>
-<w:footnotes xmlns:wpc="http://schemas.microsoft.com/office/word/2010/wordprocessingCanvas" xmlns:mc="http://schemas.openxmlformats.org/markup-compatibility/2006" xmlns:o="urn:schemas-microsoft-com:office:office" xmlns:r="http://schemas.openxmlformats.org/officeDocument/2006/relationships" xmlns:m="http://schemas.openxmlformats.org/officeDocument/2006/math" xmlns:v="urn:schemas-microsoft-com:vml" xmlns:wp14="http://schemas.microsoft.com/office/word/2010/wordprocessingDrawing" xmlns:wp="http://schemas.openxmlformats.org/drawingml/2006/wordprocessingDrawing" xmlns:w="http://schemas.openxmlformats.org/wordprocessingml/2006/main" xmlns:w14="http://schemas.microsoft.com/office/word/2010/wordml" xmlns:w15="http://schemas.microsoft.com/office/word/2012/wordml" xmlns:w10="urn:schemas-microsoft-com:office:word" xmlns:wpg="http://schemas.microsoft.com/office/word/2010/wordprocessingGroup" xmlns:wpi="http://schemas.microsoft.com/office/word/2010/wordprocessingInk" xmlns:wne="http://schemas.microsoft.com/office/word/2006/wordml" xmlns:wps="http://schemas.microsoft.com/office/word/2010/wordprocessingShape" xmlns:wpsCustomData="http://www.wps.cn/officeDocument/2013/wpsCustomData" mc:Ignorable="w14 w15 wp14">
-  <w:footnote w:type="separator" w:id="0">
-    <w:p>
-      <w:pPr>
-        <w:spacing w:line="360" w:lineRule="auto"/>
-      </w:pPr>
-      <w:r>
-        <w:separator/>
-      </w:r>
-    </w:p>
-  </w:footnote>
-  <w:footnote w:type="continuationSeparator" w:id="1">
-    <w:p>
-      <w:pPr>
-        <w:spacing w:line="360" w:lineRule="auto"/>
-      </w:pPr>
-      <w:r>
-        <w:continuationSeparator/>
-      </w:r>
-    </w:p>
-  </w:footnote>
-</w:footnotes>
+<file path=word/header1.xml><?xml version="1.0" encoding="utf-8"?>
+<w:hdr xmlns:wpc="http://schemas.microsoft.com/office/word/2010/wordprocessingCanvas" xmlns:mc="http://schemas.openxmlformats.org/markup-compatibility/2006" xmlns:o="urn:schemas-microsoft-com:office:office" xmlns:r="http://schemas.openxmlformats.org/officeDocument/2006/relationships" xmlns:m="http://schemas.openxmlformats.org/officeDocument/2006/math" xmlns:v="urn:schemas-microsoft-com:vml" xmlns:wp14="http://schemas.microsoft.com/office/word/2010/wordprocessingDrawing" xmlns:wp="http://schemas.openxmlformats.org/drawingml/2006/wordprocessingDrawing" xmlns:w10="urn:schemas-microsoft-com:office:word" xmlns:w="http://schemas.openxmlformats.org/wordprocessingml/2006/main" xmlns:w14="http://schemas.microsoft.com/office/word/2010/wordml" xmlns:w15="http://schemas.microsoft.com/office/word/2012/wordml" xmlns:wne="http://schemas.microsoft.com/office/word/2006/wordml" xmlns:wpg="http://schemas.microsoft.com/office/word/2010/wordprocessingGroup" xmlns:wpi="http://schemas.microsoft.com/office/word/2010/wordprocessingInk" xmlns:wps="http://schemas.microsoft.com/office/word/2010/wordprocessingShape" mc:Ignorable="w14 w15 wp14">
+  <w:p/>
+</w:hdr>
 </file>
 
-<file path=word/header1.xml><?xml version="1.0" encoding="utf-8"?>
-<w:hdr xmlns:wpc="http://schemas.microsoft.com/office/word/2010/wordprocessingCanvas" xmlns:mc="http://schemas.openxmlformats.org/markup-compatibility/2006" xmlns:o="urn:schemas-microsoft-com:office:office" xmlns:r="http://schemas.openxmlformats.org/officeDocument/2006/relationships" xmlns:m="http://schemas.openxmlformats.org/officeDocument/2006/math" xmlns:v="urn:schemas-microsoft-com:vml" xmlns:wp14="http://schemas.microsoft.com/office/word/2010/wordprocessingDrawing" xmlns:wp="http://schemas.openxmlformats.org/drawingml/2006/wordprocessingDrawing" xmlns:w10="urn:schemas-microsoft-com:office:word" xmlns:w="http://schemas.openxmlformats.org/wordprocessingml/2006/main" xmlns:w14="http://schemas.microsoft.com/office/word/2010/wordml" xmlns:w15="http://schemas.microsoft.com/office/word/2012/wordml" xmlns:wpg="http://schemas.microsoft.com/office/word/2010/wordprocessingGroup" xmlns:wpi="http://schemas.microsoft.com/office/word/2010/wordprocessingInk" xmlns:wne="http://schemas.microsoft.com/office/word/2006/wordml" xmlns:wps="http://schemas.microsoft.com/office/word/2010/wordprocessingShape" xmlns:wpsCustomData="http://www.wps.cn/officeDocument/2013/wpsCustomData" mc:Ignorable="w14 w15 wp14">
+<file path=word/header2.xml><?xml version="1.0" encoding="utf-8"?>
+<w:hdr xmlns:wpc="http://schemas.microsoft.com/office/word/2010/wordprocessingCanvas" xmlns:mc="http://schemas.openxmlformats.org/markup-compatibility/2006" xmlns:o="urn:schemas-microsoft-com:office:office" xmlns:r="http://schemas.openxmlformats.org/officeDocument/2006/relationships" xmlns:m="http://schemas.openxmlformats.org/officeDocument/2006/math" xmlns:v="urn:schemas-microsoft-com:vml" xmlns:wp14="http://schemas.microsoft.com/office/word/2010/wordprocessingDrawing" xmlns:wp="http://schemas.openxmlformats.org/drawingml/2006/wordprocessingDrawing" xmlns:w10="urn:schemas-microsoft-com:office:word" xmlns:w="http://schemas.openxmlformats.org/wordprocessingml/2006/main" xmlns:w14="http://schemas.microsoft.com/office/word/2010/wordml" xmlns:w15="http://schemas.microsoft.com/office/word/2012/wordml" xmlns:wne="http://schemas.microsoft.com/office/word/2006/wordml" xmlns:wpg="http://schemas.microsoft.com/office/word/2010/wordprocessingGroup" xmlns:wpi="http://schemas.microsoft.com/office/word/2010/wordprocessingInk" xmlns:wps="http://schemas.microsoft.com/office/word/2010/wordprocessingShape" mc:Ignorable="w14 w15 wp14">
   <w:p>
     <w:pPr>
-      <w:pStyle w:val="15"/>
+      <w:pStyle w:val="Header"/>
       <w:pBdr>
-        <w:bottom w:val="single" w:color="auto" w:sz="4" w:space="1"/>
+        <w:bottom w:val="single" w:sz="4" w:space="1" w:color="auto"/>
       </w:pBdr>
       <w:tabs>
         <w:tab w:val="left" w:pos="335"/>
@@ -5647,65 +5429,39 @@
       </w:tabs>
       <w:jc w:val="right"/>
       <w:rPr>
-        <w:rFonts w:hint="eastAsia" w:eastAsiaTheme="minorEastAsia"/>
+        <w:rFonts w:eastAsiaTheme="minorEastAsia" w:hint="eastAsia"/>
         <w:lang w:eastAsia="zh-CN"/>
       </w:rPr>
     </w:pPr>
     <w:r>
       <w:rPr>
-        <w:rFonts w:hint="eastAsia" w:eastAsiaTheme="minorEastAsia"/>
+        <w:rFonts w:eastAsiaTheme="minorEastAsia" w:hint="eastAsia"/>
         <w:lang w:val="en-US" w:eastAsia="zh-CN"/>
       </w:rPr>
       <w:tab/>
       <w:tab/>
       <w:t>重庆市鹧鸪哨信息技术有限责任公司</w:t>
     </w:r>
-    <w:r>
-      <w:rPr>
-        <w:rFonts w:hint="eastAsia" w:eastAsiaTheme="minorEastAsia"/>
-        <w:lang w:val="en-US" w:eastAsia="zh-CN"/>
-      </w:rPr>
-    </w:r>
-    <w:r>
-      <w:rPr>
-        <w:rFonts w:hint="eastAsia" w:eastAsiaTheme="minorEastAsia"/>
-        <w:lang w:val="en-US" w:eastAsia="zh-CN"/>
-      </w:rPr>
-    </w:r>
-  </w:p>
-</w:hdr>
-</file>
-
-<file path=word/header2.xml><?xml version="1.0" encoding="utf-8"?>
-<w:hdr xmlns:m="http://schemas.openxmlformats.org/officeDocument/2006/math" xmlns:mc="http://schemas.openxmlformats.org/markup-compatibility/2006" xmlns:mo="http://schemas.microsoft.com/office/mac/office/2008/main" xmlns:mv="urn:schemas-microsoft-com:mac:vml" xmlns:o="urn:schemas-microsoft-com:office:office" xmlns:r="http://schemas.openxmlformats.org/officeDocument/2006/relationships" xmlns:v="urn:schemas-microsoft-com:vml" xmlns:w10="urn:schemas-microsoft-com:office:word" xmlns:w14="http://schemas.microsoft.com/office/word/2010/wordml" xmlns:w="http://schemas.openxmlformats.org/wordprocessingml/2006/main" xmlns:wne="http://schemas.microsoft.com/office/word/2006/wordml" xmlns:wp14="http://schemas.microsoft.com/office/word/2010/wordprocessingDrawing" xmlns:wp="http://schemas.openxmlformats.org/drawingml/2006/wordprocessingDrawing" xmlns:wpc="http://schemas.microsoft.com/office/word/2010/wordprocessingCanvas" xmlns:wpg="http://schemas.microsoft.com/office/word/2010/wordprocessingGroup" xmlns:wpi="http://schemas.microsoft.com/office/word/2010/wordprocessingInk" xmlns:wps="http://schemas.microsoft.com/office/word/2010/wordprocessingShape" mc:Ignorable="w14 wp14">
-  <w:p>
-    <w:pPr>
-      <w:pStyle w:val="Header"/>
-    </w:pPr>
   </w:p>
 </w:hdr>
 </file>
 
 <file path=word/header3.xml><?xml version="1.0" encoding="utf-8"?>
-<w:hdr xmlns:m="http://schemas.openxmlformats.org/officeDocument/2006/math" xmlns:mc="http://schemas.openxmlformats.org/markup-compatibility/2006" xmlns:mo="http://schemas.microsoft.com/office/mac/office/2008/main" xmlns:mv="urn:schemas-microsoft-com:mac:vml" xmlns:o="urn:schemas-microsoft-com:office:office" xmlns:r="http://schemas.openxmlformats.org/officeDocument/2006/relationships" xmlns:v="urn:schemas-microsoft-com:vml" xmlns:w10="urn:schemas-microsoft-com:office:word" xmlns:w14="http://schemas.microsoft.com/office/word/2010/wordml" xmlns:w="http://schemas.openxmlformats.org/wordprocessingml/2006/main" xmlns:wne="http://schemas.microsoft.com/office/word/2006/wordml" xmlns:wp14="http://schemas.microsoft.com/office/word/2010/wordprocessingDrawing" xmlns:wp="http://schemas.openxmlformats.org/drawingml/2006/wordprocessingDrawing" xmlns:wpc="http://schemas.microsoft.com/office/word/2010/wordprocessingCanvas" xmlns:wpg="http://schemas.microsoft.com/office/word/2010/wordprocessingGroup" xmlns:wpi="http://schemas.microsoft.com/office/word/2010/wordprocessingInk" xmlns:wps="http://schemas.microsoft.com/office/word/2010/wordprocessingShape" mc:Ignorable="w14 wp14">
-  <w:p>
-    <w:pPr>
-      <w:pStyle w:val="Header"/>
-    </w:pPr>
-  </w:p>
+<w:hdr xmlns:wpc="http://schemas.microsoft.com/office/word/2010/wordprocessingCanvas" xmlns:mc="http://schemas.openxmlformats.org/markup-compatibility/2006" xmlns:o="urn:schemas-microsoft-com:office:office" xmlns:r="http://schemas.openxmlformats.org/officeDocument/2006/relationships" xmlns:m="http://schemas.openxmlformats.org/officeDocument/2006/math" xmlns:v="urn:schemas-microsoft-com:vml" xmlns:wp14="http://schemas.microsoft.com/office/word/2010/wordprocessingDrawing" xmlns:wp="http://schemas.openxmlformats.org/drawingml/2006/wordprocessingDrawing" xmlns:w10="urn:schemas-microsoft-com:office:word" xmlns:w="http://schemas.openxmlformats.org/wordprocessingml/2006/main" xmlns:w14="http://schemas.microsoft.com/office/word/2010/wordml" xmlns:w15="http://schemas.microsoft.com/office/word/2012/wordml" xmlns:wne="http://schemas.microsoft.com/office/word/2006/wordml" xmlns:wpg="http://schemas.microsoft.com/office/word/2010/wordprocessingGroup" xmlns:wpi="http://schemas.microsoft.com/office/word/2010/wordprocessingInk" xmlns:wps="http://schemas.microsoft.com/office/word/2010/wordprocessingShape" mc:Ignorable="w14 w15 wp14">
+  <w:p/>
 </w:hdr>
 </file>
 
 <file path=word/numbering.xml><?xml version="1.0" encoding="utf-8"?>
-<w:numbering xmlns:wpc="http://schemas.microsoft.com/office/word/2010/wordprocessingCanvas" xmlns:mc="http://schemas.openxmlformats.org/markup-compatibility/2006" xmlns:o="urn:schemas-microsoft-com:office:office" xmlns:r="http://schemas.openxmlformats.org/officeDocument/2006/relationships" xmlns:m="http://schemas.openxmlformats.org/officeDocument/2006/math" xmlns:v="urn:schemas-microsoft-com:vml" xmlns:wp14="http://schemas.microsoft.com/office/word/2010/wordprocessingDrawing" xmlns:wp="http://schemas.openxmlformats.org/drawingml/2006/wordprocessingDrawing" xmlns:w10="urn:schemas-microsoft-com:office:word" xmlns:w="http://schemas.openxmlformats.org/wordprocessingml/2006/main" xmlns:w14="http://schemas.microsoft.com/office/word/2010/wordml" xmlns:wpg="http://schemas.microsoft.com/office/word/2010/wordprocessingGroup" xmlns:wpi="http://schemas.microsoft.com/office/word/2010/wordprocessingInk" xmlns:wne="http://schemas.microsoft.com/office/word/2006/wordml" xmlns:wps="http://schemas.microsoft.com/office/word/2010/wordprocessingShape" xmlns:wpsCustomData="http://www.wps.cn/officeDocument/2013/wpsCustomData" mc:Ignorable="w14 wp14">
+<w:numbering xmlns:wpc="http://schemas.microsoft.com/office/word/2010/wordprocessingCanvas" xmlns:mc="http://schemas.openxmlformats.org/markup-compatibility/2006" xmlns:o="urn:schemas-microsoft-com:office:office" xmlns:r="http://schemas.openxmlformats.org/officeDocument/2006/relationships" xmlns:m="http://schemas.openxmlformats.org/officeDocument/2006/math" xmlns:v="urn:schemas-microsoft-com:vml" xmlns:wp14="http://schemas.microsoft.com/office/word/2010/wordprocessingDrawing" xmlns:wp="http://schemas.openxmlformats.org/drawingml/2006/wordprocessingDrawing" xmlns:w10="urn:schemas-microsoft-com:office:word" xmlns:w="http://schemas.openxmlformats.org/wordprocessingml/2006/main" xmlns:w14="http://schemas.microsoft.com/office/word/2010/wordml" xmlns:w15="http://schemas.microsoft.com/office/word/2012/wordml" xmlns:wne="http://schemas.microsoft.com/office/word/2006/wordml" xmlns:wpg="http://schemas.microsoft.com/office/word/2010/wordprocessingGroup" xmlns:wpi="http://schemas.microsoft.com/office/word/2010/wordprocessingInk" xmlns:wps="http://schemas.microsoft.com/office/word/2010/wordprocessingShape" mc:Ignorable="w14 w15 wp14">
   <w:abstractNum w:abstractNumId="0">
     <w:nsid w:val="8E964DCE"/>
     <w:multiLevelType w:val="multilevel"/>
     <w:tmpl w:val="8E964DCE"/>
-    <w:lvl w:ilvl="0" w:tentative="0">
+    <w:lvl w:ilvl="0">
       <w:start w:val="1"/>
       <w:numFmt w:val="decimal"/>
-      <w:pStyle w:val="2"/>
+      <w:pStyle w:val="Heading1"/>
       <w:lvlText w:val="%1."/>
       <w:lvlJc w:val="left"/>
       <w:pPr>
@@ -5715,10 +5471,10 @@
         <w:rFonts w:hint="default"/>
       </w:rPr>
     </w:lvl>
-    <w:lvl w:ilvl="1" w:tentative="0">
+    <w:lvl w:ilvl="1">
       <w:start w:val="1"/>
       <w:numFmt w:val="decimal"/>
-      <w:pStyle w:val="3"/>
+      <w:pStyle w:val="Heading2"/>
       <w:lvlText w:val="%1.%2."/>
       <w:lvlJc w:val="left"/>
       <w:pPr>
@@ -5728,10 +5484,10 @@
         <w:rFonts w:hint="default"/>
       </w:rPr>
     </w:lvl>
-    <w:lvl w:ilvl="2" w:tentative="0">
+    <w:lvl w:ilvl="2">
       <w:start w:val="1"/>
       <w:numFmt w:val="decimal"/>
-      <w:pStyle w:val="4"/>
+      <w:pStyle w:val="Heading3"/>
       <w:lvlText w:val="%1.%2.%3."/>
       <w:lvlJc w:val="left"/>
       <w:pPr>
@@ -5741,10 +5497,10 @@
         <w:rFonts w:hint="default"/>
       </w:rPr>
     </w:lvl>
-    <w:lvl w:ilvl="3" w:tentative="0">
+    <w:lvl w:ilvl="3">
       <w:start w:val="1"/>
       <w:numFmt w:val="decimal"/>
-      <w:pStyle w:val="5"/>
+      <w:pStyle w:val="Heading4"/>
       <w:lvlText w:val="%1.%2.%3.%4."/>
       <w:lvlJc w:val="left"/>
       <w:pPr>
@@ -5754,10 +5510,10 @@
         <w:rFonts w:hint="default"/>
       </w:rPr>
     </w:lvl>
-    <w:lvl w:ilvl="4" w:tentative="0">
+    <w:lvl w:ilvl="4">
       <w:start w:val="1"/>
       <w:numFmt w:val="decimal"/>
-      <w:pStyle w:val="6"/>
+      <w:pStyle w:val="Heading5"/>
       <w:lvlText w:val="%1.%2.%3.%4.%5."/>
       <w:lvlJc w:val="left"/>
       <w:pPr>
@@ -5767,10 +5523,10 @@
         <w:rFonts w:hint="default"/>
       </w:rPr>
     </w:lvl>
-    <w:lvl w:ilvl="5" w:tentative="0">
+    <w:lvl w:ilvl="5">
       <w:start w:val="1"/>
       <w:numFmt w:val="decimal"/>
-      <w:pStyle w:val="7"/>
+      <w:pStyle w:val="Heading6"/>
       <w:lvlText w:val="%1.%2.%3.%4.%5.%6."/>
       <w:lvlJc w:val="left"/>
       <w:pPr>
@@ -5780,10 +5536,10 @@
         <w:rFonts w:hint="default"/>
       </w:rPr>
     </w:lvl>
-    <w:lvl w:ilvl="6" w:tentative="0">
+    <w:lvl w:ilvl="6">
       <w:start w:val="1"/>
       <w:numFmt w:val="decimal"/>
-      <w:pStyle w:val="8"/>
+      <w:pStyle w:val="Heading7"/>
       <w:lvlText w:val="%1.%2.%3.%4.%5.%6.%7."/>
       <w:lvlJc w:val="left"/>
       <w:pPr>
@@ -5793,10 +5549,10 @@
         <w:rFonts w:hint="default"/>
       </w:rPr>
     </w:lvl>
-    <w:lvl w:ilvl="7" w:tentative="0">
+    <w:lvl w:ilvl="7">
       <w:start w:val="1"/>
       <w:numFmt w:val="decimal"/>
-      <w:pStyle w:val="9"/>
+      <w:pStyle w:val="Heading8"/>
       <w:lvlText w:val="%1.%2.%3.%4.%5.%6.%7.%8."/>
       <w:lvlJc w:val="left"/>
       <w:pPr>
@@ -5806,10 +5562,10 @@
         <w:rFonts w:hint="default"/>
       </w:rPr>
     </w:lvl>
-    <w:lvl w:ilvl="8" w:tentative="0">
+    <w:lvl w:ilvl="8">
       <w:start w:val="1"/>
       <w:numFmt w:val="decimal"/>
-      <w:pStyle w:val="10"/>
+      <w:pStyle w:val="Heading9"/>
       <w:lvlText w:val="%1.%2.%3.%4.%5.%6.%7.%8.%9."/>
       <w:lvlJc w:val="left"/>
       <w:pPr>
@@ -5824,7 +5580,7 @@
     <w:nsid w:val="F9539CF3"/>
     <w:multiLevelType w:val="singleLevel"/>
     <w:tmpl w:val="F9539CF3"/>
-    <w:lvl w:ilvl="0" w:tentative="0">
+    <w:lvl w:ilvl="0">
       <w:start w:val="1"/>
       <w:numFmt w:val="decimal"/>
       <w:lvlText w:val="%1."/>
@@ -5841,7 +5597,7 @@
     <w:nsid w:val="0890AD58"/>
     <w:multiLevelType w:val="singleLevel"/>
     <w:tmpl w:val="0890AD58"/>
-    <w:lvl w:ilvl="0" w:tentative="0">
+    <w:lvl w:ilvl="0">
       <w:start w:val="1"/>
       <w:numFmt w:val="decimal"/>
       <w:lvlText w:val="%1."/>
@@ -5858,7 +5614,7 @@
     <w:nsid w:val="3837048E"/>
     <w:multiLevelType w:val="singleLevel"/>
     <w:tmpl w:val="3837048E"/>
-    <w:lvl w:ilvl="0" w:tentative="0">
+    <w:lvl w:ilvl="0">
       <w:start w:val="1"/>
       <w:numFmt w:val="decimal"/>
       <w:lvlText w:val="%1."/>
@@ -5875,7 +5631,7 @@
     <w:nsid w:val="47AEE7FA"/>
     <w:multiLevelType w:val="singleLevel"/>
     <w:tmpl w:val="47AEE7FA"/>
-    <w:lvl w:ilvl="0" w:tentative="0">
+    <w:lvl w:ilvl="0">
       <w:start w:val="1"/>
       <w:numFmt w:val="decimal"/>
       <w:lvlText w:val="%1."/>
@@ -5892,7 +5648,7 @@
     <w:nsid w:val="7E17D214"/>
     <w:multiLevelType w:val="singleLevel"/>
     <w:tmpl w:val="7E17D214"/>
-    <w:lvl w:ilvl="0" w:tentative="0">
+    <w:lvl w:ilvl="0">
       <w:start w:val="1"/>
       <w:numFmt w:val="decimal"/>
       <w:lvlText w:val="%1."/>
@@ -5927,269 +5683,267 @@
 </file>
 
 <file path=word/styles.xml><?xml version="1.0" encoding="utf-8"?>
-<w:styles xmlns:mc="http://schemas.openxmlformats.org/markup-compatibility/2006" xmlns:o="urn:schemas-microsoft-com:office:office" xmlns:r="http://schemas.openxmlformats.org/officeDocument/2006/relationships" xmlns:m="http://schemas.openxmlformats.org/officeDocument/2006/math" xmlns:v="urn:schemas-microsoft-com:vml" xmlns:w="http://schemas.openxmlformats.org/wordprocessingml/2006/main" xmlns:w14="http://schemas.microsoft.com/office/word/2010/wordml" xmlns:w10="urn:schemas-microsoft-com:office:word" xmlns:sl="http://schemas.openxmlformats.org/schemaLibrary/2006/main" xmlns:wpsCustomData="http://www.wps.cn/officeDocument/2013/wpsCustomData" mc:Ignorable="w14">
+<w:styles xmlns:mc="http://schemas.openxmlformats.org/markup-compatibility/2006" xmlns:r="http://schemas.openxmlformats.org/officeDocument/2006/relationships" xmlns:w="http://schemas.openxmlformats.org/wordprocessingml/2006/main" xmlns:w14="http://schemas.microsoft.com/office/word/2010/wordml" xmlns:w15="http://schemas.microsoft.com/office/word/2012/wordml" mc:Ignorable="w14 w15">
   <w:docDefaults>
     <w:rPrDefault>
       <w:rPr>
-        <w:rFonts w:ascii="Times New Roman" w:hAnsi="Times New Roman" w:eastAsia="宋体" w:cs="Times New Roman"/>
+        <w:rFonts w:ascii="Times New Roman" w:eastAsia="宋体" w:hAnsi="Times New Roman" w:cs="Times New Roman"/>
       </w:rPr>
     </w:rPrDefault>
     <w:pPrDefault/>
   </w:docDefaults>
-  <w:latentStyles w:count="260" w:defQFormat="0" w:defUnhideWhenUsed="1" w:defSemiHidden="1" w:defUIPriority="99" w:defLockedState="0">
-    <w:lsdException w:qFormat="1" w:unhideWhenUsed="0" w:uiPriority="0" w:semiHidden="0" w:name="Normal"/>
-    <w:lsdException w:qFormat="1" w:unhideWhenUsed="0" w:uiPriority="0" w:semiHidden="0" w:name="heading 1"/>
-    <w:lsdException w:qFormat="1" w:uiPriority="0" w:semiHidden="0" w:name="heading 2"/>
-    <w:lsdException w:qFormat="1" w:uiPriority="0" w:name="heading 3"/>
-    <w:lsdException w:qFormat="1" w:uiPriority="0" w:semiHidden="0" w:name="heading 4"/>
-    <w:lsdException w:qFormat="1" w:uiPriority="0" w:name="heading 5"/>
-    <w:lsdException w:qFormat="1" w:uiPriority="0" w:name="heading 6"/>
-    <w:lsdException w:qFormat="1" w:uiPriority="0" w:name="heading 7"/>
-    <w:lsdException w:qFormat="1" w:uiPriority="0" w:name="heading 8"/>
-    <w:lsdException w:qFormat="1" w:uiPriority="0" w:name="heading 9"/>
-    <w:lsdException w:unhideWhenUsed="0" w:uiPriority="0" w:semiHidden="0" w:name="index 1"/>
-    <w:lsdException w:unhideWhenUsed="0" w:uiPriority="0" w:semiHidden="0" w:name="index 2"/>
-    <w:lsdException w:unhideWhenUsed="0" w:uiPriority="0" w:semiHidden="0" w:name="index 3"/>
-    <w:lsdException w:unhideWhenUsed="0" w:uiPriority="0" w:semiHidden="0" w:name="index 4"/>
-    <w:lsdException w:unhideWhenUsed="0" w:uiPriority="0" w:semiHidden="0" w:name="index 5"/>
-    <w:lsdException w:unhideWhenUsed="0" w:uiPriority="0" w:semiHidden="0" w:name="index 6"/>
-    <w:lsdException w:unhideWhenUsed="0" w:uiPriority="0" w:semiHidden="0" w:name="index 7"/>
-    <w:lsdException w:unhideWhenUsed="0" w:uiPriority="0" w:semiHidden="0" w:name="index 8"/>
-    <w:lsdException w:unhideWhenUsed="0" w:uiPriority="0" w:semiHidden="0" w:name="index 9"/>
-    <w:lsdException w:qFormat="1" w:unhideWhenUsed="0" w:uiPriority="0" w:semiHidden="0" w:name="toc 1"/>
-    <w:lsdException w:qFormat="1" w:unhideWhenUsed="0" w:uiPriority="0" w:semiHidden="0" w:name="toc 2"/>
-    <w:lsdException w:qFormat="1" w:unhideWhenUsed="0" w:uiPriority="0" w:semiHidden="0" w:name="toc 3"/>
-    <w:lsdException w:unhideWhenUsed="0" w:uiPriority="0" w:semiHidden="0" w:name="toc 4"/>
-    <w:lsdException w:unhideWhenUsed="0" w:uiPriority="0" w:semiHidden="0" w:name="toc 5"/>
-    <w:lsdException w:unhideWhenUsed="0" w:uiPriority="0" w:semiHidden="0" w:name="toc 6"/>
-    <w:lsdException w:unhideWhenUsed="0" w:uiPriority="0" w:semiHidden="0" w:name="toc 7"/>
-    <w:lsdException w:unhideWhenUsed="0" w:uiPriority="0" w:semiHidden="0" w:name="toc 8"/>
-    <w:lsdException w:unhideWhenUsed="0" w:uiPriority="0" w:semiHidden="0" w:name="toc 9"/>
-    <w:lsdException w:unhideWhenUsed="0" w:uiPriority="0" w:semiHidden="0" w:name="Normal Indent"/>
-    <w:lsdException w:unhideWhenUsed="0" w:uiPriority="0" w:semiHidden="0" w:name="footnote text"/>
-    <w:lsdException w:qFormat="1" w:unhideWhenUsed="0" w:uiPriority="0" w:semiHidden="0" w:name="annotation text"/>
-    <w:lsdException w:qFormat="1" w:unhideWhenUsed="0" w:uiPriority="0" w:semiHidden="0" w:name="header"/>
-    <w:lsdException w:qFormat="1" w:unhideWhenUsed="0" w:uiPriority="0" w:semiHidden="0" w:name="footer"/>
-    <w:lsdException w:unhideWhenUsed="0" w:uiPriority="0" w:semiHidden="0" w:name="index heading"/>
-    <w:lsdException w:qFormat="1" w:uiPriority="0" w:name="caption"/>
-    <w:lsdException w:unhideWhenUsed="0" w:uiPriority="0" w:semiHidden="0" w:name="table of figures"/>
-    <w:lsdException w:unhideWhenUsed="0" w:uiPriority="0" w:semiHidden="0" w:name="envelope address"/>
-    <w:lsdException w:unhideWhenUsed="0" w:uiPriority="0" w:semiHidden="0" w:name="envelope return"/>
-    <w:lsdException w:unhideWhenUsed="0" w:uiPriority="0" w:semiHidden="0" w:name="footnote reference"/>
-    <w:lsdException w:unhideWhenUsed="0" w:uiPriority="0" w:semiHidden="0" w:name="annotation reference"/>
-    <w:lsdException w:unhideWhenUsed="0" w:uiPriority="0" w:semiHidden="0" w:name="line number"/>
-    <w:lsdException w:unhideWhenUsed="0" w:uiPriority="0" w:semiHidden="0" w:name="page number"/>
-    <w:lsdException w:unhideWhenUsed="0" w:uiPriority="0" w:semiHidden="0" w:name="endnote reference"/>
-    <w:lsdException w:unhideWhenUsed="0" w:uiPriority="0" w:semiHidden="0" w:name="endnote text"/>
-    <w:lsdException w:unhideWhenUsed="0" w:uiPriority="0" w:semiHidden="0" w:name="table of authorities"/>
-    <w:lsdException w:unhideWhenUsed="0" w:uiPriority="0" w:semiHidden="0" w:name="macro"/>
-    <w:lsdException w:unhideWhenUsed="0" w:uiPriority="0" w:semiHidden="0" w:name="toa heading"/>
-    <w:lsdException w:unhideWhenUsed="0" w:uiPriority="0" w:semiHidden="0" w:name="List"/>
-    <w:lsdException w:unhideWhenUsed="0" w:uiPriority="0" w:semiHidden="0" w:name="List Bullet"/>
-    <w:lsdException w:unhideWhenUsed="0" w:uiPriority="0" w:semiHidden="0" w:name="List Number"/>
-    <w:lsdException w:unhideWhenUsed="0" w:uiPriority="0" w:semiHidden="0" w:name="List 2"/>
-    <w:lsdException w:unhideWhenUsed="0" w:uiPriority="0" w:semiHidden="0" w:name="List 3"/>
-    <w:lsdException w:unhideWhenUsed="0" w:uiPriority="0" w:semiHidden="0" w:name="List 4"/>
-    <w:lsdException w:unhideWhenUsed="0" w:uiPriority="0" w:semiHidden="0" w:name="List 5"/>
-    <w:lsdException w:unhideWhenUsed="0" w:uiPriority="0" w:semiHidden="0" w:name="List Bullet 2"/>
-    <w:lsdException w:unhideWhenUsed="0" w:uiPriority="0" w:semiHidden="0" w:name="List Bullet 3"/>
-    <w:lsdException w:unhideWhenUsed="0" w:uiPriority="0" w:semiHidden="0" w:name="List Bullet 4"/>
-    <w:lsdException w:unhideWhenUsed="0" w:uiPriority="0" w:semiHidden="0" w:name="List Bullet 5"/>
-    <w:lsdException w:unhideWhenUsed="0" w:uiPriority="0" w:semiHidden="0" w:name="List Number 2"/>
-    <w:lsdException w:unhideWhenUsed="0" w:uiPriority="0" w:semiHidden="0" w:name="List Number 3"/>
-    <w:lsdException w:unhideWhenUsed="0" w:uiPriority="0" w:semiHidden="0" w:name="List Number 4"/>
-    <w:lsdException w:unhideWhenUsed="0" w:uiPriority="0" w:semiHidden="0" w:name="List Number 5"/>
-    <w:lsdException w:qFormat="1" w:unhideWhenUsed="0" w:uiPriority="0" w:semiHidden="0" w:name="Title"/>
-    <w:lsdException w:unhideWhenUsed="0" w:uiPriority="0" w:semiHidden="0" w:name="Closing"/>
-    <w:lsdException w:unhideWhenUsed="0" w:uiPriority="0" w:semiHidden="0" w:name="Signature"/>
-    <w:lsdException w:qFormat="1" w:unhideWhenUsed="0" w:uiPriority="0" w:name="Default Paragraph Font"/>
-    <w:lsdException w:qFormat="1" w:unhideWhenUsed="0" w:uiPriority="0" w:name="Body Text"/>
-    <w:lsdException w:unhideWhenUsed="0" w:uiPriority="0" w:semiHidden="0" w:name="Body Text Indent"/>
-    <w:lsdException w:unhideWhenUsed="0" w:uiPriority="0" w:semiHidden="0" w:name="List Continue"/>
-    <w:lsdException w:unhideWhenUsed="0" w:uiPriority="0" w:semiHidden="0" w:name="List Continue 2"/>
-    <w:lsdException w:unhideWhenUsed="0" w:uiPriority="0" w:semiHidden="0" w:name="List Continue 3"/>
-    <w:lsdException w:unhideWhenUsed="0" w:uiPriority="0" w:semiHidden="0" w:name="List Continue 4"/>
-    <w:lsdException w:unhideWhenUsed="0" w:uiPriority="0" w:semiHidden="0" w:name="List Continue 5"/>
-    <w:lsdException w:unhideWhenUsed="0" w:uiPriority="0" w:semiHidden="0" w:name="Message Header"/>
-    <w:lsdException w:qFormat="1" w:unhideWhenUsed="0" w:uiPriority="0" w:semiHidden="0" w:name="Subtitle"/>
-    <w:lsdException w:unhideWhenUsed="0" w:uiPriority="0" w:semiHidden="0" w:name="Salutation"/>
-    <w:lsdException w:unhideWhenUsed="0" w:uiPriority="0" w:semiHidden="0" w:name="Date"/>
-    <w:lsdException w:unhideWhenUsed="0" w:uiPriority="0" w:semiHidden="0" w:name="Body Text First Indent"/>
-    <w:lsdException w:unhideWhenUsed="0" w:uiPriority="0" w:semiHidden="0" w:name="Body Text First Indent 2"/>
-    <w:lsdException w:uiPriority="99" w:name="Note Heading"/>
-    <w:lsdException w:unhideWhenUsed="0" w:uiPriority="0" w:semiHidden="0" w:name="Body Text 2"/>
-    <w:lsdException w:unhideWhenUsed="0" w:uiPriority="0" w:semiHidden="0" w:name="Body Text 3"/>
-    <w:lsdException w:unhideWhenUsed="0" w:uiPriority="0" w:semiHidden="0" w:name="Body Text Indent 2"/>
-    <w:lsdException w:unhideWhenUsed="0" w:uiPriority="0" w:semiHidden="0" w:name="Body Text Indent 3"/>
-    <w:lsdException w:unhideWhenUsed="0" w:uiPriority="0" w:semiHidden="0" w:name="Block Text"/>
-    <w:lsdException w:unhideWhenUsed="0" w:uiPriority="0" w:semiHidden="0" w:name="Hyperlink"/>
-    <w:lsdException w:unhideWhenUsed="0" w:uiPriority="0" w:semiHidden="0" w:name="FollowedHyperlink"/>
-    <w:lsdException w:qFormat="1" w:unhideWhenUsed="0" w:uiPriority="0" w:semiHidden="0" w:name="Strong"/>
-    <w:lsdException w:qFormat="1" w:unhideWhenUsed="0" w:uiPriority="0" w:semiHidden="0" w:name="Emphasis"/>
-    <w:lsdException w:unhideWhenUsed="0" w:uiPriority="0" w:semiHidden="0" w:name="Document Map"/>
-    <w:lsdException w:unhideWhenUsed="0" w:uiPriority="0" w:semiHidden="0" w:name="Plain Text"/>
-    <w:lsdException w:unhideWhenUsed="0" w:uiPriority="0" w:semiHidden="0" w:name="E-mail Signature"/>
-    <w:lsdException w:qFormat="1" w:unhideWhenUsed="0" w:uiPriority="0" w:semiHidden="0" w:name="Normal (Web)"/>
-    <w:lsdException w:unhideWhenUsed="0" w:uiPriority="0" w:semiHidden="0" w:name="HTML Acronym"/>
-    <w:lsdException w:unhideWhenUsed="0" w:uiPriority="0" w:semiHidden="0" w:name="HTML Address"/>
-    <w:lsdException w:unhideWhenUsed="0" w:uiPriority="0" w:semiHidden="0" w:name="HTML Cite"/>
-    <w:lsdException w:unhideWhenUsed="0" w:uiPriority="0" w:semiHidden="0" w:name="HTML Code"/>
-    <w:lsdException w:unhideWhenUsed="0" w:uiPriority="0" w:semiHidden="0" w:name="HTML Definition"/>
-    <w:lsdException w:unhideWhenUsed="0" w:uiPriority="0" w:semiHidden="0" w:name="HTML Keyboard"/>
-    <w:lsdException w:unhideWhenUsed="0" w:uiPriority="0" w:semiHidden="0" w:name="HTML Preformatted"/>
-    <w:lsdException w:unhideWhenUsed="0" w:uiPriority="0" w:semiHidden="0" w:name="HTML Sample"/>
-    <w:lsdException w:unhideWhenUsed="0" w:uiPriority="0" w:semiHidden="0" w:name="HTML Typewriter"/>
-    <w:lsdException w:unhideWhenUsed="0" w:uiPriority="0" w:semiHidden="0" w:name="HTML Variable"/>
-    <w:lsdException w:qFormat="1" w:unhideWhenUsed="0" w:uiPriority="0" w:name="Normal Table"/>
-    <w:lsdException w:unhideWhenUsed="0" w:uiPriority="0" w:semiHidden="0" w:name="annotation subject"/>
-    <w:lsdException w:unhideWhenUsed="0" w:uiPriority="0" w:semiHidden="0" w:name="Table Simple 1"/>
-    <w:lsdException w:unhideWhenUsed="0" w:uiPriority="0" w:semiHidden="0" w:name="Table Simple 2"/>
-    <w:lsdException w:unhideWhenUsed="0" w:uiPriority="0" w:semiHidden="0" w:name="Table Simple 3"/>
-    <w:lsdException w:unhideWhenUsed="0" w:uiPriority="0" w:semiHidden="0" w:name="Table Classic 1"/>
-    <w:lsdException w:unhideWhenUsed="0" w:uiPriority="0" w:semiHidden="0" w:name="Table Classic 2"/>
-    <w:lsdException w:unhideWhenUsed="0" w:uiPriority="0" w:semiHidden="0" w:name="Table Classic 3"/>
-    <w:lsdException w:unhideWhenUsed="0" w:uiPriority="0" w:semiHidden="0" w:name="Table Classic 4"/>
-    <w:lsdException w:unhideWhenUsed="0" w:uiPriority="0" w:semiHidden="0" w:name="Table Colorful 1"/>
-    <w:lsdException w:unhideWhenUsed="0" w:uiPriority="0" w:semiHidden="0" w:name="Table Colorful 2"/>
-    <w:lsdException w:unhideWhenUsed="0" w:uiPriority="0" w:semiHidden="0" w:name="Table Colorful 3"/>
-    <w:lsdException w:unhideWhenUsed="0" w:uiPriority="0" w:semiHidden="0" w:name="Table Columns 1"/>
-    <w:lsdException w:unhideWhenUsed="0" w:uiPriority="0" w:semiHidden="0" w:name="Table Columns 2"/>
-    <w:lsdException w:unhideWhenUsed="0" w:uiPriority="0" w:semiHidden="0" w:name="Table Columns 3"/>
-    <w:lsdException w:unhideWhenUsed="0" w:uiPriority="0" w:semiHidden="0" w:name="Table Columns 4"/>
-    <w:lsdException w:unhideWhenUsed="0" w:uiPriority="0" w:semiHidden="0" w:name="Table Columns 5"/>
-    <w:lsdException w:unhideWhenUsed="0" w:uiPriority="0" w:semiHidden="0" w:name="Table Grid 1"/>
-    <w:lsdException w:unhideWhenUsed="0" w:uiPriority="0" w:semiHidden="0" w:name="Table Grid 2"/>
-    <w:lsdException w:unhideWhenUsed="0" w:uiPriority="0" w:semiHidden="0" w:name="Table Grid 3"/>
-    <w:lsdException w:unhideWhenUsed="0" w:uiPriority="0" w:semiHidden="0" w:name="Table Grid 4"/>
-    <w:lsdException w:unhideWhenUsed="0" w:uiPriority="0" w:semiHidden="0" w:name="Table Grid 5"/>
-    <w:lsdException w:unhideWhenUsed="0" w:uiPriority="0" w:semiHidden="0" w:name="Table Grid 6"/>
-    <w:lsdException w:unhideWhenUsed="0" w:uiPriority="0" w:semiHidden="0" w:name="Table Grid 7"/>
-    <w:lsdException w:unhideWhenUsed="0" w:uiPriority="0" w:semiHidden="0" w:name="Table Grid 8"/>
-    <w:lsdException w:unhideWhenUsed="0" w:uiPriority="0" w:semiHidden="0" w:name="Table List 1"/>
-    <w:lsdException w:unhideWhenUsed="0" w:uiPriority="0" w:semiHidden="0" w:name="Table List 2"/>
-    <w:lsdException w:unhideWhenUsed="0" w:uiPriority="0" w:semiHidden="0" w:name="Table List 3"/>
-    <w:lsdException w:unhideWhenUsed="0" w:uiPriority="0" w:semiHidden="0" w:name="Table List 4"/>
-    <w:lsdException w:unhideWhenUsed="0" w:uiPriority="0" w:semiHidden="0" w:name="Table List 5"/>
-    <w:lsdException w:unhideWhenUsed="0" w:uiPriority="0" w:semiHidden="0" w:name="Table List 6"/>
-    <w:lsdException w:unhideWhenUsed="0" w:uiPriority="0" w:semiHidden="0" w:name="Table List 7"/>
-    <w:lsdException w:unhideWhenUsed="0" w:uiPriority="0" w:semiHidden="0" w:name="Table List 8"/>
-    <w:lsdException w:unhideWhenUsed="0" w:uiPriority="0" w:semiHidden="0" w:name="Table 3D effects 1"/>
-    <w:lsdException w:unhideWhenUsed="0" w:uiPriority="0" w:semiHidden="0" w:name="Table 3D effects 2"/>
-    <w:lsdException w:unhideWhenUsed="0" w:uiPriority="0" w:semiHidden="0" w:name="Table 3D effects 3"/>
-    <w:lsdException w:unhideWhenUsed="0" w:uiPriority="0" w:semiHidden="0" w:name="Table Contemporary"/>
-    <w:lsdException w:unhideWhenUsed="0" w:uiPriority="0" w:semiHidden="0" w:name="Table Elegant"/>
-    <w:lsdException w:unhideWhenUsed="0" w:uiPriority="0" w:semiHidden="0" w:name="Table Professional"/>
-    <w:lsdException w:unhideWhenUsed="0" w:uiPriority="0" w:semiHidden="0" w:name="Table Subtle 1"/>
-    <w:lsdException w:unhideWhenUsed="0" w:uiPriority="0" w:semiHidden="0" w:name="Table Subtle 2"/>
-    <w:lsdException w:unhideWhenUsed="0" w:uiPriority="0" w:semiHidden="0" w:name="Table Web 1"/>
-    <w:lsdException w:unhideWhenUsed="0" w:uiPriority="0" w:semiHidden="0" w:name="Table Web 2"/>
-    <w:lsdException w:unhideWhenUsed="0" w:uiPriority="0" w:semiHidden="0" w:name="Table Web 3"/>
-    <w:lsdException w:unhideWhenUsed="0" w:uiPriority="0" w:semiHidden="0" w:name="Balloon Text"/>
-    <w:lsdException w:qFormat="1" w:unhideWhenUsed="0" w:uiPriority="0" w:semiHidden="0" w:name="Table Grid"/>
-    <w:lsdException w:unhideWhenUsed="0" w:uiPriority="0" w:semiHidden="0" w:name="Table Theme"/>
-    <w:lsdException w:unhideWhenUsed="0" w:uiPriority="60" w:semiHidden="0" w:name="Light Shading"/>
-    <w:lsdException w:unhideWhenUsed="0" w:uiPriority="61" w:semiHidden="0" w:name="Light List"/>
-    <w:lsdException w:unhideWhenUsed="0" w:uiPriority="62" w:semiHidden="0" w:name="Light Grid"/>
-    <w:lsdException w:unhideWhenUsed="0" w:uiPriority="63" w:semiHidden="0" w:name="Medium Shading 1"/>
-    <w:lsdException w:unhideWhenUsed="0" w:uiPriority="64" w:semiHidden="0" w:name="Medium Shading 2"/>
-    <w:lsdException w:unhideWhenUsed="0" w:uiPriority="65" w:semiHidden="0" w:name="Medium List 1"/>
-    <w:lsdException w:unhideWhenUsed="0" w:uiPriority="66" w:semiHidden="0" w:name="Medium List 2"/>
-    <w:lsdException w:unhideWhenUsed="0" w:uiPriority="67" w:semiHidden="0" w:name="Medium Grid 1"/>
-    <w:lsdException w:unhideWhenUsed="0" w:uiPriority="68" w:semiHidden="0" w:name="Medium Grid 2"/>
-    <w:lsdException w:unhideWhenUsed="0" w:uiPriority="69" w:semiHidden="0" w:name="Medium Grid 3"/>
-    <w:lsdException w:unhideWhenUsed="0" w:uiPriority="70" w:semiHidden="0" w:name="Dark List"/>
-    <w:lsdException w:unhideWhenUsed="0" w:uiPriority="71" w:semiHidden="0" w:name="Colorful Shading"/>
-    <w:lsdException w:unhideWhenUsed="0" w:uiPriority="72" w:semiHidden="0" w:name="Colorful List"/>
-    <w:lsdException w:unhideWhenUsed="0" w:uiPriority="73" w:semiHidden="0" w:name="Colorful Grid"/>
-    <w:lsdException w:unhideWhenUsed="0" w:uiPriority="60" w:semiHidden="0" w:name="Light Shading Accent 1"/>
-    <w:lsdException w:unhideWhenUsed="0" w:uiPriority="61" w:semiHidden="0" w:name="Light List Accent 1"/>
-    <w:lsdException w:unhideWhenUsed="0" w:uiPriority="62" w:semiHidden="0" w:name="Light Grid Accent 1"/>
-    <w:lsdException w:unhideWhenUsed="0" w:uiPriority="63" w:semiHidden="0" w:name="Medium Shading 1 Accent 1"/>
-    <w:lsdException w:unhideWhenUsed="0" w:uiPriority="64" w:semiHidden="0" w:name="Medium Shading 2 Accent 1"/>
-    <w:lsdException w:unhideWhenUsed="0" w:uiPriority="65" w:semiHidden="0" w:name="Medium List 1 Accent 1"/>
-    <w:lsdException w:unhideWhenUsed="0" w:uiPriority="66" w:semiHidden="0" w:name="Medium List 2 Accent 1"/>
-    <w:lsdException w:unhideWhenUsed="0" w:uiPriority="67" w:semiHidden="0" w:name="Medium Grid 1 Accent 1"/>
-    <w:lsdException w:unhideWhenUsed="0" w:uiPriority="68" w:semiHidden="0" w:name="Medium Grid 2 Accent 1"/>
-    <w:lsdException w:unhideWhenUsed="0" w:uiPriority="69" w:semiHidden="0" w:name="Medium Grid 3 Accent 1"/>
-    <w:lsdException w:unhideWhenUsed="0" w:uiPriority="70" w:semiHidden="0" w:name="Dark List Accent 1"/>
-    <w:lsdException w:unhideWhenUsed="0" w:uiPriority="71" w:semiHidden="0" w:name="Colorful Shading Accent 1"/>
-    <w:lsdException w:unhideWhenUsed="0" w:uiPriority="72" w:semiHidden="0" w:name="Colorful List Accent 1"/>
-    <w:lsdException w:unhideWhenUsed="0" w:uiPriority="73" w:semiHidden="0" w:name="Colorful Grid Accent 1"/>
-    <w:lsdException w:unhideWhenUsed="0" w:uiPriority="60" w:semiHidden="0" w:name="Light Shading Accent 2"/>
-    <w:lsdException w:unhideWhenUsed="0" w:uiPriority="61" w:semiHidden="0" w:name="Light List Accent 2"/>
-    <w:lsdException w:unhideWhenUsed="0" w:uiPriority="62" w:semiHidden="0" w:name="Light Grid Accent 2"/>
-    <w:lsdException w:unhideWhenUsed="0" w:uiPriority="63" w:semiHidden="0" w:name="Medium Shading 1 Accent 2"/>
-    <w:lsdException w:unhideWhenUsed="0" w:uiPriority="64" w:semiHidden="0" w:name="Medium Shading 2 Accent 2"/>
-    <w:lsdException w:unhideWhenUsed="0" w:uiPriority="65" w:semiHidden="0" w:name="Medium List 1 Accent 2"/>
-    <w:lsdException w:unhideWhenUsed="0" w:uiPriority="66" w:semiHidden="0" w:name="Medium List 2 Accent 2"/>
-    <w:lsdException w:unhideWhenUsed="0" w:uiPriority="67" w:semiHidden="0" w:name="Medium Grid 1 Accent 2"/>
-    <w:lsdException w:unhideWhenUsed="0" w:uiPriority="68" w:semiHidden="0" w:name="Medium Grid 2 Accent 2"/>
-    <w:lsdException w:unhideWhenUsed="0" w:uiPriority="69" w:semiHidden="0" w:name="Medium Grid 3 Accent 2"/>
-    <w:lsdException w:unhideWhenUsed="0" w:uiPriority="70" w:semiHidden="0" w:name="Dark List Accent 2"/>
-    <w:lsdException w:unhideWhenUsed="0" w:uiPriority="71" w:semiHidden="0" w:name="Colorful Shading Accent 2"/>
-    <w:lsdException w:unhideWhenUsed="0" w:uiPriority="72" w:semiHidden="0" w:name="Colorful List Accent 2"/>
-    <w:lsdException w:unhideWhenUsed="0" w:uiPriority="73" w:semiHidden="0" w:name="Colorful Grid Accent 2"/>
-    <w:lsdException w:unhideWhenUsed="0" w:uiPriority="60" w:semiHidden="0" w:name="Light Shading Accent 3"/>
-    <w:lsdException w:unhideWhenUsed="0" w:uiPriority="61" w:semiHidden="0" w:name="Light List Accent 3"/>
-    <w:lsdException w:unhideWhenUsed="0" w:uiPriority="62" w:semiHidden="0" w:name="Light Grid Accent 3"/>
-    <w:lsdException w:unhideWhenUsed="0" w:uiPriority="63" w:semiHidden="0" w:name="Medium Shading 1 Accent 3"/>
-    <w:lsdException w:unhideWhenUsed="0" w:uiPriority="64" w:semiHidden="0" w:name="Medium Shading 2 Accent 3"/>
-    <w:lsdException w:unhideWhenUsed="0" w:uiPriority="65" w:semiHidden="0" w:name="Medium List 1 Accent 3"/>
-    <w:lsdException w:unhideWhenUsed="0" w:uiPriority="66" w:semiHidden="0" w:name="Medium List 2 Accent 3"/>
-    <w:lsdException w:unhideWhenUsed="0" w:uiPriority="67" w:semiHidden="0" w:name="Medium Grid 1 Accent 3"/>
-    <w:lsdException w:unhideWhenUsed="0" w:uiPriority="68" w:semiHidden="0" w:name="Medium Grid 2 Accent 3"/>
-    <w:lsdException w:unhideWhenUsed="0" w:uiPriority="69" w:semiHidden="0" w:name="Medium Grid 3 Accent 3"/>
-    <w:lsdException w:unhideWhenUsed="0" w:uiPriority="70" w:semiHidden="0" w:name="Dark List Accent 3"/>
-    <w:lsdException w:unhideWhenUsed="0" w:uiPriority="71" w:semiHidden="0" w:name="Colorful Shading Accent 3"/>
-    <w:lsdException w:unhideWhenUsed="0" w:uiPriority="72" w:semiHidden="0" w:name="Colorful List Accent 3"/>
-    <w:lsdException w:unhideWhenUsed="0" w:uiPriority="73" w:semiHidden="0" w:name="Colorful Grid Accent 3"/>
-    <w:lsdException w:unhideWhenUsed="0" w:uiPriority="60" w:semiHidden="0" w:name="Light Shading Accent 4"/>
-    <w:lsdException w:unhideWhenUsed="0" w:uiPriority="61" w:semiHidden="0" w:name="Light List Accent 4"/>
-    <w:lsdException w:unhideWhenUsed="0" w:uiPriority="62" w:semiHidden="0" w:name="Light Grid Accent 4"/>
-    <w:lsdException w:unhideWhenUsed="0" w:uiPriority="63" w:semiHidden="0" w:name="Medium Shading 1 Accent 4"/>
-    <w:lsdException w:unhideWhenUsed="0" w:uiPriority="64" w:semiHidden="0" w:name="Medium Shading 2 Accent 4"/>
-    <w:lsdException w:unhideWhenUsed="0" w:uiPriority="65" w:semiHidden="0" w:name="Medium List 1 Accent 4"/>
-    <w:lsdException w:unhideWhenUsed="0" w:uiPriority="66" w:semiHidden="0" w:name="Medium List 2 Accent 4"/>
-    <w:lsdException w:unhideWhenUsed="0" w:uiPriority="67" w:semiHidden="0" w:name="Medium Grid 1 Accent 4"/>
-    <w:lsdException w:unhideWhenUsed="0" w:uiPriority="68" w:semiHidden="0" w:name="Medium Grid 2 Accent 4"/>
-    <w:lsdException w:unhideWhenUsed="0" w:uiPriority="69" w:semiHidden="0" w:name="Medium Grid 3 Accent 4"/>
-    <w:lsdException w:unhideWhenUsed="0" w:uiPriority="70" w:semiHidden="0" w:name="Dark List Accent 4"/>
-    <w:lsdException w:unhideWhenUsed="0" w:uiPriority="71" w:semiHidden="0" w:name="Colorful Shading Accent 4"/>
-    <w:lsdException w:unhideWhenUsed="0" w:uiPriority="72" w:semiHidden="0" w:name="Colorful List Accent 4"/>
-    <w:lsdException w:unhideWhenUsed="0" w:uiPriority="73" w:semiHidden="0" w:name="Colorful Grid Accent 4"/>
-    <w:lsdException w:unhideWhenUsed="0" w:uiPriority="60" w:semiHidden="0" w:name="Light Shading Accent 5"/>
-    <w:lsdException w:unhideWhenUsed="0" w:uiPriority="61" w:semiHidden="0" w:name="Light List Accent 5"/>
-    <w:lsdException w:unhideWhenUsed="0" w:uiPriority="62" w:semiHidden="0" w:name="Light Grid Accent 5"/>
-    <w:lsdException w:unhideWhenUsed="0" w:uiPriority="63" w:semiHidden="0" w:name="Medium Shading 1 Accent 5"/>
-    <w:lsdException w:unhideWhenUsed="0" w:uiPriority="64" w:semiHidden="0" w:name="Medium Shading 2 Accent 5"/>
-    <w:lsdException w:unhideWhenUsed="0" w:uiPriority="65" w:semiHidden="0" w:name="Medium List 1 Accent 5"/>
-    <w:lsdException w:unhideWhenUsed="0" w:uiPriority="66" w:semiHidden="0" w:name="Medium List 2 Accent 5"/>
-    <w:lsdException w:unhideWhenUsed="0" w:uiPriority="67" w:semiHidden="0" w:name="Medium Grid 1 Accent 5"/>
-    <w:lsdException w:unhideWhenUsed="0" w:uiPriority="68" w:semiHidden="0" w:name="Medium Grid 2 Accent 5"/>
-    <w:lsdException w:unhideWhenUsed="0" w:uiPriority="69" w:semiHidden="0" w:name="Medium Grid 3 Accent 5"/>
-    <w:lsdException w:unhideWhenUsed="0" w:uiPriority="70" w:semiHidden="0" w:name="Dark List Accent 5"/>
-    <w:lsdException w:unhideWhenUsed="0" w:uiPriority="71" w:semiHidden="0" w:name="Colorful Shading Accent 5"/>
-    <w:lsdException w:unhideWhenUsed="0" w:uiPriority="72" w:semiHidden="0" w:name="Colorful List Accent 5"/>
-    <w:lsdException w:unhideWhenUsed="0" w:uiPriority="73" w:semiHidden="0" w:name="Colorful Grid Accent 5"/>
-    <w:lsdException w:unhideWhenUsed="0" w:uiPriority="60" w:semiHidden="0" w:name="Light Shading Accent 6"/>
-    <w:lsdException w:unhideWhenUsed="0" w:uiPriority="61" w:semiHidden="0" w:name="Light List Accent 6"/>
-    <w:lsdException w:unhideWhenUsed="0" w:uiPriority="62" w:semiHidden="0" w:name="Light Grid Accent 6"/>
-    <w:lsdException w:unhideWhenUsed="0" w:uiPriority="63" w:semiHidden="0" w:name="Medium Shading 1 Accent 6"/>
-    <w:lsdException w:unhideWhenUsed="0" w:uiPriority="64" w:semiHidden="0" w:name="Medium Shading 2 Accent 6"/>
-    <w:lsdException w:unhideWhenUsed="0" w:uiPriority="65" w:semiHidden="0" w:name="Medium List 1 Accent 6"/>
-    <w:lsdException w:unhideWhenUsed="0" w:uiPriority="66" w:semiHidden="0" w:name="Medium List 2 Accent 6"/>
-    <w:lsdException w:unhideWhenUsed="0" w:uiPriority="67" w:semiHidden="0" w:name="Medium Grid 1 Accent 6"/>
-    <w:lsdException w:unhideWhenUsed="0" w:uiPriority="68" w:semiHidden="0" w:name="Medium Grid 2 Accent 6"/>
-    <w:lsdException w:unhideWhenUsed="0" w:uiPriority="69" w:semiHidden="0" w:name="Medium Grid 3 Accent 6"/>
-    <w:lsdException w:unhideWhenUsed="0" w:uiPriority="70" w:semiHidden="0" w:name="Dark List Accent 6"/>
-    <w:lsdException w:unhideWhenUsed="0" w:uiPriority="71" w:semiHidden="0" w:name="Colorful Shading Accent 6"/>
-    <w:lsdException w:unhideWhenUsed="0" w:uiPriority="72" w:semiHidden="0" w:name="Colorful List Accent 6"/>
-    <w:lsdException w:unhideWhenUsed="0" w:uiPriority="73" w:semiHidden="0" w:name="Colorful Grid Accent 6"/>
+  <w:latentStyles w:defLockedState="0" w:defUIPriority="99" w:defSemiHidden="1" w:defUnhideWhenUsed="1" w:defQFormat="0" w:count="260">
+    <w:lsdException w:name="Normal" w:semiHidden="0" w:uiPriority="0" w:unhideWhenUsed="0" w:qFormat="1"/>
+    <w:lsdException w:name="heading 1" w:semiHidden="0" w:uiPriority="0" w:unhideWhenUsed="0" w:qFormat="1"/>
+    <w:lsdException w:name="heading 2" w:semiHidden="0" w:uiPriority="0" w:qFormat="1"/>
+    <w:lsdException w:name="heading 3" w:uiPriority="0" w:qFormat="1"/>
+    <w:lsdException w:name="heading 4" w:semiHidden="0" w:uiPriority="0" w:qFormat="1"/>
+    <w:lsdException w:name="heading 5" w:uiPriority="0" w:qFormat="1"/>
+    <w:lsdException w:name="heading 6" w:uiPriority="0" w:qFormat="1"/>
+    <w:lsdException w:name="heading 7" w:uiPriority="0" w:qFormat="1"/>
+    <w:lsdException w:name="heading 8" w:uiPriority="0" w:qFormat="1"/>
+    <w:lsdException w:name="heading 9" w:uiPriority="0" w:qFormat="1"/>
+    <w:lsdException w:name="index 1" w:semiHidden="0" w:uiPriority="0" w:unhideWhenUsed="0"/>
+    <w:lsdException w:name="index 2" w:semiHidden="0" w:uiPriority="0" w:unhideWhenUsed="0"/>
+    <w:lsdException w:name="index 3" w:semiHidden="0" w:uiPriority="0" w:unhideWhenUsed="0"/>
+    <w:lsdException w:name="index 4" w:semiHidden="0" w:uiPriority="0" w:unhideWhenUsed="0"/>
+    <w:lsdException w:name="index 5" w:semiHidden="0" w:uiPriority="0" w:unhideWhenUsed="0"/>
+    <w:lsdException w:name="index 6" w:semiHidden="0" w:uiPriority="0" w:unhideWhenUsed="0"/>
+    <w:lsdException w:name="index 7" w:semiHidden="0" w:uiPriority="0" w:unhideWhenUsed="0"/>
+    <w:lsdException w:name="index 8" w:semiHidden="0" w:uiPriority="0" w:unhideWhenUsed="0"/>
+    <w:lsdException w:name="index 9" w:semiHidden="0" w:uiPriority="0" w:unhideWhenUsed="0"/>
+    <w:lsdException w:name="toc 1" w:semiHidden="0" w:uiPriority="0" w:unhideWhenUsed="0" w:qFormat="1"/>
+    <w:lsdException w:name="toc 2" w:semiHidden="0" w:uiPriority="0" w:unhideWhenUsed="0" w:qFormat="1"/>
+    <w:lsdException w:name="toc 3" w:semiHidden="0" w:uiPriority="0" w:unhideWhenUsed="0" w:qFormat="1"/>
+    <w:lsdException w:name="toc 4" w:semiHidden="0" w:uiPriority="0" w:unhideWhenUsed="0"/>
+    <w:lsdException w:name="toc 5" w:semiHidden="0" w:uiPriority="0" w:unhideWhenUsed="0"/>
+    <w:lsdException w:name="toc 6" w:semiHidden="0" w:uiPriority="0" w:unhideWhenUsed="0"/>
+    <w:lsdException w:name="toc 7" w:semiHidden="0" w:uiPriority="0" w:unhideWhenUsed="0"/>
+    <w:lsdException w:name="toc 8" w:semiHidden="0" w:uiPriority="0" w:unhideWhenUsed="0"/>
+    <w:lsdException w:name="toc 9" w:semiHidden="0" w:uiPriority="0" w:unhideWhenUsed="0"/>
+    <w:lsdException w:name="Normal Indent" w:semiHidden="0" w:uiPriority="0" w:unhideWhenUsed="0"/>
+    <w:lsdException w:name="footnote text" w:semiHidden="0" w:uiPriority="0" w:unhideWhenUsed="0"/>
+    <w:lsdException w:name="annotation text" w:semiHidden="0" w:uiPriority="0" w:unhideWhenUsed="0" w:qFormat="1"/>
+    <w:lsdException w:name="header" w:semiHidden="0" w:uiPriority="0" w:unhideWhenUsed="0" w:qFormat="1"/>
+    <w:lsdException w:name="footer" w:semiHidden="0" w:uiPriority="0" w:unhideWhenUsed="0" w:qFormat="1"/>
+    <w:lsdException w:name="index heading" w:semiHidden="0" w:uiPriority="0" w:unhideWhenUsed="0"/>
+    <w:lsdException w:name="caption" w:uiPriority="0" w:qFormat="1"/>
+    <w:lsdException w:name="table of figures" w:semiHidden="0" w:uiPriority="0" w:unhideWhenUsed="0"/>
+    <w:lsdException w:name="envelope address" w:semiHidden="0" w:uiPriority="0" w:unhideWhenUsed="0"/>
+    <w:lsdException w:name="envelope return" w:semiHidden="0" w:uiPriority="0" w:unhideWhenUsed="0"/>
+    <w:lsdException w:name="footnote reference" w:semiHidden="0" w:uiPriority="0" w:unhideWhenUsed="0"/>
+    <w:lsdException w:name="annotation reference" w:semiHidden="0" w:uiPriority="0" w:unhideWhenUsed="0"/>
+    <w:lsdException w:name="line number" w:semiHidden="0" w:uiPriority="0" w:unhideWhenUsed="0"/>
+    <w:lsdException w:name="page number" w:semiHidden="0" w:uiPriority="0" w:unhideWhenUsed="0"/>
+    <w:lsdException w:name="endnote reference" w:semiHidden="0" w:uiPriority="0" w:unhideWhenUsed="0"/>
+    <w:lsdException w:name="endnote text" w:semiHidden="0" w:uiPriority="0" w:unhideWhenUsed="0"/>
+    <w:lsdException w:name="table of authorities" w:semiHidden="0" w:uiPriority="0" w:unhideWhenUsed="0"/>
+    <w:lsdException w:name="macro" w:semiHidden="0" w:uiPriority="0" w:unhideWhenUsed="0"/>
+    <w:lsdException w:name="toa heading" w:semiHidden="0" w:uiPriority="0" w:unhideWhenUsed="0"/>
+    <w:lsdException w:name="List" w:semiHidden="0" w:uiPriority="0" w:unhideWhenUsed="0"/>
+    <w:lsdException w:name="List Bullet" w:semiHidden="0" w:uiPriority="0" w:unhideWhenUsed="0"/>
+    <w:lsdException w:name="List Number" w:semiHidden="0" w:uiPriority="0" w:unhideWhenUsed="0"/>
+    <w:lsdException w:name="List 2" w:semiHidden="0" w:uiPriority="0" w:unhideWhenUsed="0"/>
+    <w:lsdException w:name="List 3" w:semiHidden="0" w:uiPriority="0" w:unhideWhenUsed="0"/>
+    <w:lsdException w:name="List 4" w:semiHidden="0" w:uiPriority="0" w:unhideWhenUsed="0"/>
+    <w:lsdException w:name="List 5" w:semiHidden="0" w:uiPriority="0" w:unhideWhenUsed="0"/>
+    <w:lsdException w:name="List Bullet 2" w:semiHidden="0" w:uiPriority="0" w:unhideWhenUsed="0"/>
+    <w:lsdException w:name="List Bullet 3" w:semiHidden="0" w:uiPriority="0" w:unhideWhenUsed="0"/>
+    <w:lsdException w:name="List Bullet 4" w:semiHidden="0" w:uiPriority="0" w:unhideWhenUsed="0"/>
+    <w:lsdException w:name="List Bullet 5" w:semiHidden="0" w:uiPriority="0" w:unhideWhenUsed="0"/>
+    <w:lsdException w:name="List Number 2" w:semiHidden="0" w:uiPriority="0" w:unhideWhenUsed="0"/>
+    <w:lsdException w:name="List Number 3" w:semiHidden="0" w:uiPriority="0" w:unhideWhenUsed="0"/>
+    <w:lsdException w:name="List Number 4" w:semiHidden="0" w:uiPriority="0" w:unhideWhenUsed="0"/>
+    <w:lsdException w:name="List Number 5" w:semiHidden="0" w:uiPriority="0" w:unhideWhenUsed="0"/>
+    <w:lsdException w:name="Title" w:semiHidden="0" w:uiPriority="0" w:unhideWhenUsed="0" w:qFormat="1"/>
+    <w:lsdException w:name="Closing" w:semiHidden="0" w:uiPriority="0" w:unhideWhenUsed="0"/>
+    <w:lsdException w:name="Signature" w:semiHidden="0" w:uiPriority="0" w:unhideWhenUsed="0"/>
+    <w:lsdException w:name="Default Paragraph Font" w:uiPriority="0" w:unhideWhenUsed="0" w:qFormat="1"/>
+    <w:lsdException w:name="Body Text" w:uiPriority="0" w:unhideWhenUsed="0" w:qFormat="1"/>
+    <w:lsdException w:name="Body Text Indent" w:semiHidden="0" w:uiPriority="0" w:unhideWhenUsed="0"/>
+    <w:lsdException w:name="List Continue" w:semiHidden="0" w:uiPriority="0" w:unhideWhenUsed="0"/>
+    <w:lsdException w:name="List Continue 2" w:semiHidden="0" w:uiPriority="0" w:unhideWhenUsed="0"/>
+    <w:lsdException w:name="List Continue 3" w:semiHidden="0" w:uiPriority="0" w:unhideWhenUsed="0"/>
+    <w:lsdException w:name="List Continue 4" w:semiHidden="0" w:uiPriority="0" w:unhideWhenUsed="0"/>
+    <w:lsdException w:name="List Continue 5" w:semiHidden="0" w:uiPriority="0" w:unhideWhenUsed="0"/>
+    <w:lsdException w:name="Message Header" w:semiHidden="0" w:uiPriority="0" w:unhideWhenUsed="0"/>
+    <w:lsdException w:name="Subtitle" w:semiHidden="0" w:uiPriority="0" w:unhideWhenUsed="0" w:qFormat="1"/>
+    <w:lsdException w:name="Salutation" w:semiHidden="0" w:uiPriority="0" w:unhideWhenUsed="0"/>
+    <w:lsdException w:name="Date" w:semiHidden="0" w:uiPriority="0" w:unhideWhenUsed="0"/>
+    <w:lsdException w:name="Body Text First Indent" w:semiHidden="0" w:uiPriority="0" w:unhideWhenUsed="0"/>
+    <w:lsdException w:name="Body Text First Indent 2" w:semiHidden="0" w:uiPriority="0" w:unhideWhenUsed="0"/>
+    <w:lsdException w:name="Body Text 2" w:semiHidden="0" w:uiPriority="0" w:unhideWhenUsed="0"/>
+    <w:lsdException w:name="Body Text 3" w:semiHidden="0" w:uiPriority="0" w:unhideWhenUsed="0"/>
+    <w:lsdException w:name="Body Text Indent 2" w:semiHidden="0" w:uiPriority="0" w:unhideWhenUsed="0"/>
+    <w:lsdException w:name="Body Text Indent 3" w:semiHidden="0" w:uiPriority="0" w:unhideWhenUsed="0"/>
+    <w:lsdException w:name="Block Text" w:semiHidden="0" w:uiPriority="0" w:unhideWhenUsed="0"/>
+    <w:lsdException w:name="Hyperlink" w:semiHidden="0" w:uiPriority="0" w:unhideWhenUsed="0"/>
+    <w:lsdException w:name="FollowedHyperlink" w:semiHidden="0" w:uiPriority="0" w:unhideWhenUsed="0"/>
+    <w:lsdException w:name="Strong" w:semiHidden="0" w:uiPriority="0" w:unhideWhenUsed="0" w:qFormat="1"/>
+    <w:lsdException w:name="Emphasis" w:semiHidden="0" w:uiPriority="0" w:unhideWhenUsed="0" w:qFormat="1"/>
+    <w:lsdException w:name="Document Map" w:semiHidden="0" w:uiPriority="0" w:unhideWhenUsed="0"/>
+    <w:lsdException w:name="Plain Text" w:semiHidden="0" w:uiPriority="0" w:unhideWhenUsed="0"/>
+    <w:lsdException w:name="E-mail Signature" w:semiHidden="0" w:uiPriority="0" w:unhideWhenUsed="0"/>
+    <w:lsdException w:name="Normal (Web)" w:semiHidden="0" w:uiPriority="0" w:unhideWhenUsed="0" w:qFormat="1"/>
+    <w:lsdException w:name="HTML Acronym" w:semiHidden="0" w:uiPriority="0" w:unhideWhenUsed="0"/>
+    <w:lsdException w:name="HTML Address" w:semiHidden="0" w:uiPriority="0" w:unhideWhenUsed="0"/>
+    <w:lsdException w:name="HTML Cite" w:semiHidden="0" w:uiPriority="0" w:unhideWhenUsed="0"/>
+    <w:lsdException w:name="HTML Code" w:semiHidden="0" w:uiPriority="0" w:unhideWhenUsed="0"/>
+    <w:lsdException w:name="HTML Definition" w:semiHidden="0" w:uiPriority="0" w:unhideWhenUsed="0"/>
+    <w:lsdException w:name="HTML Keyboard" w:semiHidden="0" w:uiPriority="0" w:unhideWhenUsed="0"/>
+    <w:lsdException w:name="HTML Preformatted" w:semiHidden="0" w:uiPriority="0" w:unhideWhenUsed="0"/>
+    <w:lsdException w:name="HTML Sample" w:semiHidden="0" w:uiPriority="0" w:unhideWhenUsed="0"/>
+    <w:lsdException w:name="HTML Typewriter" w:semiHidden="0" w:uiPriority="0" w:unhideWhenUsed="0"/>
+    <w:lsdException w:name="HTML Variable" w:semiHidden="0" w:uiPriority="0" w:unhideWhenUsed="0"/>
+    <w:lsdException w:name="Normal Table" w:uiPriority="0" w:unhideWhenUsed="0" w:qFormat="1"/>
+    <w:lsdException w:name="annotation subject" w:semiHidden="0" w:uiPriority="0" w:unhideWhenUsed="0"/>
+    <w:lsdException w:name="Table Simple 1" w:semiHidden="0" w:uiPriority="0" w:unhideWhenUsed="0"/>
+    <w:lsdException w:name="Table Simple 2" w:semiHidden="0" w:uiPriority="0" w:unhideWhenUsed="0"/>
+    <w:lsdException w:name="Table Simple 3" w:semiHidden="0" w:uiPriority="0" w:unhideWhenUsed="0"/>
+    <w:lsdException w:name="Table Classic 1" w:semiHidden="0" w:uiPriority="0" w:unhideWhenUsed="0"/>
+    <w:lsdException w:name="Table Classic 2" w:semiHidden="0" w:uiPriority="0" w:unhideWhenUsed="0"/>
+    <w:lsdException w:name="Table Classic 3" w:semiHidden="0" w:uiPriority="0" w:unhideWhenUsed="0"/>
+    <w:lsdException w:name="Table Classic 4" w:semiHidden="0" w:uiPriority="0" w:unhideWhenUsed="0"/>
+    <w:lsdException w:name="Table Colorful 1" w:semiHidden="0" w:uiPriority="0" w:unhideWhenUsed="0"/>
+    <w:lsdException w:name="Table Colorful 2" w:semiHidden="0" w:uiPriority="0" w:unhideWhenUsed="0"/>
+    <w:lsdException w:name="Table Colorful 3" w:semiHidden="0" w:uiPriority="0" w:unhideWhenUsed="0"/>
+    <w:lsdException w:name="Table Columns 1" w:semiHidden="0" w:uiPriority="0" w:unhideWhenUsed="0"/>
+    <w:lsdException w:name="Table Columns 2" w:semiHidden="0" w:uiPriority="0" w:unhideWhenUsed="0"/>
+    <w:lsdException w:name="Table Columns 3" w:semiHidden="0" w:uiPriority="0" w:unhideWhenUsed="0"/>
+    <w:lsdException w:name="Table Columns 4" w:semiHidden="0" w:uiPriority="0" w:unhideWhenUsed="0"/>
+    <w:lsdException w:name="Table Columns 5" w:semiHidden="0" w:uiPriority="0" w:unhideWhenUsed="0"/>
+    <w:lsdException w:name="Table Grid 1" w:semiHidden="0" w:uiPriority="0" w:unhideWhenUsed="0"/>
+    <w:lsdException w:name="Table Grid 2" w:semiHidden="0" w:uiPriority="0" w:unhideWhenUsed="0"/>
+    <w:lsdException w:name="Table Grid 3" w:semiHidden="0" w:uiPriority="0" w:unhideWhenUsed="0"/>
+    <w:lsdException w:name="Table Grid 4" w:semiHidden="0" w:uiPriority="0" w:unhideWhenUsed="0"/>
+    <w:lsdException w:name="Table Grid 5" w:semiHidden="0" w:uiPriority="0" w:unhideWhenUsed="0"/>
+    <w:lsdException w:name="Table Grid 6" w:semiHidden="0" w:uiPriority="0" w:unhideWhenUsed="0"/>
+    <w:lsdException w:name="Table Grid 7" w:semiHidden="0" w:uiPriority="0" w:unhideWhenUsed="0"/>
+    <w:lsdException w:name="Table Grid 8" w:semiHidden="0" w:uiPriority="0" w:unhideWhenUsed="0"/>
+    <w:lsdException w:name="Table List 1" w:semiHidden="0" w:uiPriority="0" w:unhideWhenUsed="0"/>
+    <w:lsdException w:name="Table List 2" w:semiHidden="0" w:uiPriority="0" w:unhideWhenUsed="0"/>
+    <w:lsdException w:name="Table List 3" w:semiHidden="0" w:uiPriority="0" w:unhideWhenUsed="0"/>
+    <w:lsdException w:name="Table List 4" w:semiHidden="0" w:uiPriority="0" w:unhideWhenUsed="0"/>
+    <w:lsdException w:name="Table List 5" w:semiHidden="0" w:uiPriority="0" w:unhideWhenUsed="0"/>
+    <w:lsdException w:name="Table List 6" w:semiHidden="0" w:uiPriority="0" w:unhideWhenUsed="0"/>
+    <w:lsdException w:name="Table List 7" w:semiHidden="0" w:uiPriority="0" w:unhideWhenUsed="0"/>
+    <w:lsdException w:name="Table List 8" w:semiHidden="0" w:uiPriority="0" w:unhideWhenUsed="0"/>
+    <w:lsdException w:name="Table 3D effects 1" w:semiHidden="0" w:uiPriority="0" w:unhideWhenUsed="0"/>
+    <w:lsdException w:name="Table 3D effects 2" w:semiHidden="0" w:uiPriority="0" w:unhideWhenUsed="0"/>
+    <w:lsdException w:name="Table 3D effects 3" w:semiHidden="0" w:uiPriority="0" w:unhideWhenUsed="0"/>
+    <w:lsdException w:name="Table Contemporary" w:semiHidden="0" w:uiPriority="0" w:unhideWhenUsed="0"/>
+    <w:lsdException w:name="Table Elegant" w:semiHidden="0" w:uiPriority="0" w:unhideWhenUsed="0"/>
+    <w:lsdException w:name="Table Professional" w:semiHidden="0" w:uiPriority="0" w:unhideWhenUsed="0"/>
+    <w:lsdException w:name="Table Subtle 1" w:semiHidden="0" w:uiPriority="0" w:unhideWhenUsed="0"/>
+    <w:lsdException w:name="Table Subtle 2" w:semiHidden="0" w:uiPriority="0" w:unhideWhenUsed="0"/>
+    <w:lsdException w:name="Table Web 1" w:semiHidden="0" w:uiPriority="0" w:unhideWhenUsed="0"/>
+    <w:lsdException w:name="Table Web 2" w:semiHidden="0" w:uiPriority="0" w:unhideWhenUsed="0"/>
+    <w:lsdException w:name="Table Web 3" w:semiHidden="0" w:uiPriority="0" w:unhideWhenUsed="0"/>
+    <w:lsdException w:name="Balloon Text" w:semiHidden="0" w:uiPriority="0" w:unhideWhenUsed="0"/>
+    <w:lsdException w:name="Table Grid" w:semiHidden="0" w:uiPriority="0" w:unhideWhenUsed="0" w:qFormat="1"/>
+    <w:lsdException w:name="Table Theme" w:semiHidden="0" w:uiPriority="0" w:unhideWhenUsed="0"/>
+    <w:lsdException w:name="Light Shading" w:semiHidden="0" w:uiPriority="60" w:unhideWhenUsed="0"/>
+    <w:lsdException w:name="Light List" w:semiHidden="0" w:uiPriority="61" w:unhideWhenUsed="0"/>
+    <w:lsdException w:name="Light Grid" w:semiHidden="0" w:uiPriority="62" w:unhideWhenUsed="0"/>
+    <w:lsdException w:name="Medium Shading 1" w:semiHidden="0" w:uiPriority="63" w:unhideWhenUsed="0"/>
+    <w:lsdException w:name="Medium Shading 2" w:semiHidden="0" w:uiPriority="64" w:unhideWhenUsed="0"/>
+    <w:lsdException w:name="Medium List 1" w:semiHidden="0" w:uiPriority="65" w:unhideWhenUsed="0"/>
+    <w:lsdException w:name="Medium List 2" w:semiHidden="0" w:uiPriority="66" w:unhideWhenUsed="0"/>
+    <w:lsdException w:name="Medium Grid 1" w:semiHidden="0" w:uiPriority="67" w:unhideWhenUsed="0"/>
+    <w:lsdException w:name="Medium Grid 2" w:semiHidden="0" w:uiPriority="68" w:unhideWhenUsed="0"/>
+    <w:lsdException w:name="Medium Grid 3" w:semiHidden="0" w:uiPriority="69" w:unhideWhenUsed="0"/>
+    <w:lsdException w:name="Dark List" w:semiHidden="0" w:uiPriority="70" w:unhideWhenUsed="0"/>
+    <w:lsdException w:name="Colorful Shading" w:semiHidden="0" w:uiPriority="71" w:unhideWhenUsed="0"/>
+    <w:lsdException w:name="Colorful List" w:semiHidden="0" w:uiPriority="72" w:unhideWhenUsed="0"/>
+    <w:lsdException w:name="Colorful Grid" w:semiHidden="0" w:uiPriority="73" w:unhideWhenUsed="0"/>
+    <w:lsdException w:name="Light Shading Accent 1" w:semiHidden="0" w:uiPriority="60" w:unhideWhenUsed="0"/>
+    <w:lsdException w:name="Light List Accent 1" w:semiHidden="0" w:uiPriority="61" w:unhideWhenUsed="0"/>
+    <w:lsdException w:name="Light Grid Accent 1" w:semiHidden="0" w:uiPriority="62" w:unhideWhenUsed="0"/>
+    <w:lsdException w:name="Medium Shading 1 Accent 1" w:semiHidden="0" w:uiPriority="63" w:unhideWhenUsed="0"/>
+    <w:lsdException w:name="Medium Shading 2 Accent 1" w:semiHidden="0" w:uiPriority="64" w:unhideWhenUsed="0"/>
+    <w:lsdException w:name="Medium List 1 Accent 1" w:semiHidden="0" w:uiPriority="65" w:unhideWhenUsed="0"/>
+    <w:lsdException w:name="Medium List 2 Accent 1" w:semiHidden="0" w:uiPriority="66" w:unhideWhenUsed="0"/>
+    <w:lsdException w:name="Medium Grid 1 Accent 1" w:semiHidden="0" w:uiPriority="67" w:unhideWhenUsed="0"/>
+    <w:lsdException w:name="Medium Grid 2 Accent 1" w:semiHidden="0" w:uiPriority="68" w:unhideWhenUsed="0"/>
+    <w:lsdException w:name="Medium Grid 3 Accent 1" w:semiHidden="0" w:uiPriority="69" w:unhideWhenUsed="0"/>
+    <w:lsdException w:name="Dark List Accent 1" w:semiHidden="0" w:uiPriority="70" w:unhideWhenUsed="0"/>
+    <w:lsdException w:name="Colorful Shading Accent 1" w:semiHidden="0" w:uiPriority="71" w:unhideWhenUsed="0"/>
+    <w:lsdException w:name="Colorful List Accent 1" w:semiHidden="0" w:uiPriority="72" w:unhideWhenUsed="0"/>
+    <w:lsdException w:name="Colorful Grid Accent 1" w:semiHidden="0" w:uiPriority="73" w:unhideWhenUsed="0"/>
+    <w:lsdException w:name="Light Shading Accent 2" w:semiHidden="0" w:uiPriority="60" w:unhideWhenUsed="0"/>
+    <w:lsdException w:name="Light List Accent 2" w:semiHidden="0" w:uiPriority="61" w:unhideWhenUsed="0"/>
+    <w:lsdException w:name="Light Grid Accent 2" w:semiHidden="0" w:uiPriority="62" w:unhideWhenUsed="0"/>
+    <w:lsdException w:name="Medium Shading 1 Accent 2" w:semiHidden="0" w:uiPriority="63" w:unhideWhenUsed="0"/>
+    <w:lsdException w:name="Medium Shading 2 Accent 2" w:semiHidden="0" w:uiPriority="64" w:unhideWhenUsed="0"/>
+    <w:lsdException w:name="Medium List 1 Accent 2" w:semiHidden="0" w:uiPriority="65" w:unhideWhenUsed="0"/>
+    <w:lsdException w:name="Medium List 2 Accent 2" w:semiHidden="0" w:uiPriority="66" w:unhideWhenUsed="0"/>
+    <w:lsdException w:name="Medium Grid 1 Accent 2" w:semiHidden="0" w:uiPriority="67" w:unhideWhenUsed="0"/>
+    <w:lsdException w:name="Medium Grid 2 Accent 2" w:semiHidden="0" w:uiPriority="68" w:unhideWhenUsed="0"/>
+    <w:lsdException w:name="Medium Grid 3 Accent 2" w:semiHidden="0" w:uiPriority="69" w:unhideWhenUsed="0"/>
+    <w:lsdException w:name="Dark List Accent 2" w:semiHidden="0" w:uiPriority="70" w:unhideWhenUsed="0"/>
+    <w:lsdException w:name="Colorful Shading Accent 2" w:semiHidden="0" w:uiPriority="71" w:unhideWhenUsed="0"/>
+    <w:lsdException w:name="Colorful List Accent 2" w:semiHidden="0" w:uiPriority="72" w:unhideWhenUsed="0"/>
+    <w:lsdException w:name="Colorful Grid Accent 2" w:semiHidden="0" w:uiPriority="73" w:unhideWhenUsed="0"/>
+    <w:lsdException w:name="Light Shading Accent 3" w:semiHidden="0" w:uiPriority="60" w:unhideWhenUsed="0"/>
+    <w:lsdException w:name="Light List Accent 3" w:semiHidden="0" w:uiPriority="61" w:unhideWhenUsed="0"/>
+    <w:lsdException w:name="Light Grid Accent 3" w:semiHidden="0" w:uiPriority="62" w:unhideWhenUsed="0"/>
+    <w:lsdException w:name="Medium Shading 1 Accent 3" w:semiHidden="0" w:uiPriority="63" w:unhideWhenUsed="0"/>
+    <w:lsdException w:name="Medium Shading 2 Accent 3" w:semiHidden="0" w:uiPriority="64" w:unhideWhenUsed="0"/>
+    <w:lsdException w:name="Medium List 1 Accent 3" w:semiHidden="0" w:uiPriority="65" w:unhideWhenUsed="0"/>
+    <w:lsdException w:name="Medium List 2 Accent 3" w:semiHidden="0" w:uiPriority="66" w:unhideWhenUsed="0"/>
+    <w:lsdException w:name="Medium Grid 1 Accent 3" w:semiHidden="0" w:uiPriority="67" w:unhideWhenUsed="0"/>
+    <w:lsdException w:name="Medium Grid 2 Accent 3" w:semiHidden="0" w:uiPriority="68" w:unhideWhenUsed="0"/>
+    <w:lsdException w:name="Medium Grid 3 Accent 3" w:semiHidden="0" w:uiPriority="69" w:unhideWhenUsed="0"/>
+    <w:lsdException w:name="Dark List Accent 3" w:semiHidden="0" w:uiPriority="70" w:unhideWhenUsed="0"/>
+    <w:lsdException w:name="Colorful Shading Accent 3" w:semiHidden="0" w:uiPriority="71" w:unhideWhenUsed="0"/>
+    <w:lsdException w:name="Colorful List Accent 3" w:semiHidden="0" w:uiPriority="72" w:unhideWhenUsed="0"/>
+    <w:lsdException w:name="Colorful Grid Accent 3" w:semiHidden="0" w:uiPriority="73" w:unhideWhenUsed="0"/>
+    <w:lsdException w:name="Light Shading Accent 4" w:semiHidden="0" w:uiPriority="60" w:unhideWhenUsed="0"/>
+    <w:lsdException w:name="Light List Accent 4" w:semiHidden="0" w:uiPriority="61" w:unhideWhenUsed="0"/>
+    <w:lsdException w:name="Light Grid Accent 4" w:semiHidden="0" w:uiPriority="62" w:unhideWhenUsed="0"/>
+    <w:lsdException w:name="Medium Shading 1 Accent 4" w:semiHidden="0" w:uiPriority="63" w:unhideWhenUsed="0"/>
+    <w:lsdException w:name="Medium Shading 2 Accent 4" w:semiHidden="0" w:uiPriority="64" w:unhideWhenUsed="0"/>
+    <w:lsdException w:name="Medium List 1 Accent 4" w:semiHidden="0" w:uiPriority="65" w:unhideWhenUsed="0"/>
+    <w:lsdException w:name="Medium List 2 Accent 4" w:semiHidden="0" w:uiPriority="66" w:unhideWhenUsed="0"/>
+    <w:lsdException w:name="Medium Grid 1 Accent 4" w:semiHidden="0" w:uiPriority="67" w:unhideWhenUsed="0"/>
+    <w:lsdException w:name="Medium Grid 2 Accent 4" w:semiHidden="0" w:uiPriority="68" w:unhideWhenUsed="0"/>
+    <w:lsdException w:name="Medium Grid 3 Accent 4" w:semiHidden="0" w:uiPriority="69" w:unhideWhenUsed="0"/>
+    <w:lsdException w:name="Dark List Accent 4" w:semiHidden="0" w:uiPriority="70" w:unhideWhenUsed="0"/>
+    <w:lsdException w:name="Colorful Shading Accent 4" w:semiHidden="0" w:uiPriority="71" w:unhideWhenUsed="0"/>
+    <w:lsdException w:name="Colorful List Accent 4" w:semiHidden="0" w:uiPriority="72" w:unhideWhenUsed="0"/>
+    <w:lsdException w:name="Colorful Grid Accent 4" w:semiHidden="0" w:uiPriority="73" w:unhideWhenUsed="0"/>
+    <w:lsdException w:name="Light Shading Accent 5" w:semiHidden="0" w:uiPriority="60" w:unhideWhenUsed="0"/>
+    <w:lsdException w:name="Light List Accent 5" w:semiHidden="0" w:uiPriority="61" w:unhideWhenUsed="0"/>
+    <w:lsdException w:name="Light Grid Accent 5" w:semiHidden="0" w:uiPriority="62" w:unhideWhenUsed="0"/>
+    <w:lsdException w:name="Medium Shading 1 Accent 5" w:semiHidden="0" w:uiPriority="63" w:unhideWhenUsed="0"/>
+    <w:lsdException w:name="Medium Shading 2 Accent 5" w:semiHidden="0" w:uiPriority="64" w:unhideWhenUsed="0"/>
+    <w:lsdException w:name="Medium List 1 Accent 5" w:semiHidden="0" w:uiPriority="65" w:unhideWhenUsed="0"/>
+    <w:lsdException w:name="Medium List 2 Accent 5" w:semiHidden="0" w:uiPriority="66" w:unhideWhenUsed="0"/>
+    <w:lsdException w:name="Medium Grid 1 Accent 5" w:semiHidden="0" w:uiPriority="67" w:unhideWhenUsed="0"/>
+    <w:lsdException w:name="Medium Grid 2 Accent 5" w:semiHidden="0" w:uiPriority="68" w:unhideWhenUsed="0"/>
+    <w:lsdException w:name="Medium Grid 3 Accent 5" w:semiHidden="0" w:uiPriority="69" w:unhideWhenUsed="0"/>
+    <w:lsdException w:name="Dark List Accent 5" w:semiHidden="0" w:uiPriority="70" w:unhideWhenUsed="0"/>
+    <w:lsdException w:name="Colorful Shading Accent 5" w:semiHidden="0" w:uiPriority="71" w:unhideWhenUsed="0"/>
+    <w:lsdException w:name="Colorful List Accent 5" w:semiHidden="0" w:uiPriority="72" w:unhideWhenUsed="0"/>
+    <w:lsdException w:name="Colorful Grid Accent 5" w:semiHidden="0" w:uiPriority="73" w:unhideWhenUsed="0"/>
+    <w:lsdException w:name="Light Shading Accent 6" w:semiHidden="0" w:uiPriority="60" w:unhideWhenUsed="0"/>
+    <w:lsdException w:name="Light List Accent 6" w:semiHidden="0" w:uiPriority="61" w:unhideWhenUsed="0"/>
+    <w:lsdException w:name="Light Grid Accent 6" w:semiHidden="0" w:uiPriority="62" w:unhideWhenUsed="0"/>
+    <w:lsdException w:name="Medium Shading 1 Accent 6" w:semiHidden="0" w:uiPriority="63" w:unhideWhenUsed="0"/>
+    <w:lsdException w:name="Medium Shading 2 Accent 6" w:semiHidden="0" w:uiPriority="64" w:unhideWhenUsed="0"/>
+    <w:lsdException w:name="Medium List 1 Accent 6" w:semiHidden="0" w:uiPriority="65" w:unhideWhenUsed="0"/>
+    <w:lsdException w:name="Medium List 2 Accent 6" w:semiHidden="0" w:uiPriority="66" w:unhideWhenUsed="0"/>
+    <w:lsdException w:name="Medium Grid 1 Accent 6" w:semiHidden="0" w:uiPriority="67" w:unhideWhenUsed="0"/>
+    <w:lsdException w:name="Medium Grid 2 Accent 6" w:semiHidden="0" w:uiPriority="68" w:unhideWhenUsed="0"/>
+    <w:lsdException w:name="Medium Grid 3 Accent 6" w:semiHidden="0" w:uiPriority="69" w:unhideWhenUsed="0"/>
+    <w:lsdException w:name="Dark List Accent 6" w:semiHidden="0" w:uiPriority="70" w:unhideWhenUsed="0"/>
+    <w:lsdException w:name="Colorful Shading Accent 6" w:semiHidden="0" w:uiPriority="71" w:unhideWhenUsed="0"/>
+    <w:lsdException w:name="Colorful List Accent 6" w:semiHidden="0" w:uiPriority="72" w:unhideWhenUsed="0"/>
+    <w:lsdException w:name="Colorful Grid Accent 6" w:semiHidden="0" w:uiPriority="73" w:unhideWhenUsed="0"/>
   </w:latentStyles>
-  <w:style w:type="paragraph" w:default="1" w:styleId="1">
+  <w:style w:type="paragraph" w:default="1" w:styleId="Normal">
     <w:name w:val="Normal"/>
     <w:qFormat/>
-    <w:uiPriority w:val="0"/>
     <w:pPr>
       <w:kinsoku w:val="0"/>
       <w:autoSpaceDE w:val="0"/>
@@ -6201,7 +5955,7 @@
       <w:textAlignment w:val="baseline"/>
     </w:pPr>
     <w:rPr>
-      <w:rFonts w:ascii="Arial" w:hAnsi="Arial" w:eastAsia="宋体" w:cs="Arial"/>
+      <w:rFonts w:ascii="Arial" w:eastAsia="宋体" w:hAnsi="Arial" w:cs="Arial"/>
       <w:snapToGrid w:val="0"/>
       <w:color w:val="000000"/>
       <w:kern w:val="0"/>
@@ -6210,12 +5964,11 @@
       <w:lang w:val="en-US" w:eastAsia="en-US" w:bidi="ar-SA"/>
     </w:rPr>
   </w:style>
-  <w:style w:type="paragraph" w:styleId="2">
+  <w:style w:type="paragraph" w:styleId="Heading1">
     <w:name w:val="heading 1"/>
-    <w:basedOn w:val="1"/>
-    <w:next w:val="1"/>
+    <w:basedOn w:val="Normal"/>
+    <w:next w:val="Normal"/>
     <w:qFormat/>
-    <w:uiPriority w:val="0"/>
     <w:pPr>
       <w:keepNext/>
       <w:keepLines/>
@@ -6233,13 +5986,12 @@
       <w:sz w:val="44"/>
     </w:rPr>
   </w:style>
-  <w:style w:type="paragraph" w:styleId="3">
+  <w:style w:type="paragraph" w:styleId="Heading2">
     <w:name w:val="heading 2"/>
-    <w:basedOn w:val="1"/>
-    <w:next w:val="1"/>
+    <w:basedOn w:val="Normal"/>
+    <w:next w:val="Normal"/>
     <w:unhideWhenUsed/>
     <w:qFormat/>
-    <w:uiPriority w:val="0"/>
     <w:pPr>
       <w:keepNext/>
       <w:keepLines/>
@@ -6252,19 +6004,18 @@
       <w:outlineLvl w:val="1"/>
     </w:pPr>
     <w:rPr>
-      <w:rFonts w:ascii="Arial" w:hAnsi="Arial" w:eastAsia="黑体"/>
+      <w:rFonts w:ascii="Arial" w:eastAsia="黑体" w:hAnsi="Arial"/>
       <w:b/>
       <w:sz w:val="32"/>
     </w:rPr>
   </w:style>
-  <w:style w:type="paragraph" w:styleId="4">
+  <w:style w:type="paragraph" w:styleId="Heading3">
     <w:name w:val="heading 3"/>
-    <w:basedOn w:val="1"/>
-    <w:next w:val="1"/>
+    <w:basedOn w:val="Normal"/>
+    <w:next w:val="Normal"/>
     <w:semiHidden/>
     <w:unhideWhenUsed/>
     <w:qFormat/>
-    <w:uiPriority w:val="0"/>
     <w:pPr>
       <w:keepNext/>
       <w:keepLines/>
@@ -6281,13 +6032,12 @@
       <w:sz w:val="32"/>
     </w:rPr>
   </w:style>
-  <w:style w:type="paragraph" w:styleId="5">
+  <w:style w:type="paragraph" w:styleId="Heading4">
     <w:name w:val="heading 4"/>
-    <w:basedOn w:val="1"/>
-    <w:next w:val="1"/>
+    <w:basedOn w:val="Normal"/>
+    <w:next w:val="Normal"/>
     <w:unhideWhenUsed/>
     <w:qFormat/>
-    <w:uiPriority w:val="0"/>
     <w:pPr>
       <w:keepNext/>
       <w:keepLines/>
@@ -6300,19 +6050,18 @@
       <w:outlineLvl w:val="3"/>
     </w:pPr>
     <w:rPr>
-      <w:rFonts w:ascii="Arial" w:hAnsi="Arial" w:eastAsia="黑体"/>
+      <w:rFonts w:ascii="Arial" w:eastAsia="黑体" w:hAnsi="Arial"/>
       <w:b/>
       <w:sz w:val="28"/>
     </w:rPr>
   </w:style>
-  <w:style w:type="paragraph" w:styleId="6">
+  <w:style w:type="paragraph" w:styleId="Heading5">
     <w:name w:val="heading 5"/>
-    <w:basedOn w:val="1"/>
-    <w:next w:val="1"/>
+    <w:basedOn w:val="Normal"/>
+    <w:next w:val="Normal"/>
     <w:semiHidden/>
     <w:unhideWhenUsed/>
     <w:qFormat/>
-    <w:uiPriority w:val="0"/>
     <w:pPr>
       <w:keepNext/>
       <w:keepLines/>
@@ -6329,14 +6078,13 @@
       <w:sz w:val="28"/>
     </w:rPr>
   </w:style>
-  <w:style w:type="paragraph" w:styleId="7">
+  <w:style w:type="paragraph" w:styleId="Heading6">
     <w:name w:val="heading 6"/>
-    <w:basedOn w:val="1"/>
-    <w:next w:val="1"/>
+    <w:basedOn w:val="Normal"/>
+    <w:next w:val="Normal"/>
     <w:semiHidden/>
     <w:unhideWhenUsed/>
     <w:qFormat/>
-    <w:uiPriority w:val="0"/>
     <w:pPr>
       <w:keepNext/>
       <w:keepLines/>
@@ -6349,19 +6097,18 @@
       <w:outlineLvl w:val="5"/>
     </w:pPr>
     <w:rPr>
-      <w:rFonts w:ascii="Arial" w:hAnsi="Arial" w:eastAsia="黑体"/>
+      <w:rFonts w:ascii="Arial" w:eastAsia="黑体" w:hAnsi="Arial"/>
       <w:b/>
       <w:sz w:val="24"/>
     </w:rPr>
   </w:style>
-  <w:style w:type="paragraph" w:styleId="8">
+  <w:style w:type="paragraph" w:styleId="Heading7">
     <w:name w:val="heading 7"/>
-    <w:basedOn w:val="1"/>
-    <w:next w:val="1"/>
+    <w:basedOn w:val="Normal"/>
+    <w:next w:val="Normal"/>
     <w:semiHidden/>
     <w:unhideWhenUsed/>
     <w:qFormat/>
-    <w:uiPriority w:val="0"/>
     <w:pPr>
       <w:keepNext/>
       <w:keepLines/>
@@ -6378,14 +6125,13 @@
       <w:sz w:val="24"/>
     </w:rPr>
   </w:style>
-  <w:style w:type="paragraph" w:styleId="9">
+  <w:style w:type="paragraph" w:styleId="Heading8">
     <w:name w:val="heading 8"/>
-    <w:basedOn w:val="1"/>
-    <w:next w:val="1"/>
+    <w:basedOn w:val="Normal"/>
+    <w:next w:val="Normal"/>
     <w:semiHidden/>
     <w:unhideWhenUsed/>
     <w:qFormat/>
-    <w:uiPriority w:val="0"/>
     <w:pPr>
       <w:keepNext/>
       <w:keepLines/>
@@ -6398,18 +6144,17 @@
       <w:outlineLvl w:val="7"/>
     </w:pPr>
     <w:rPr>
-      <w:rFonts w:ascii="Arial" w:hAnsi="Arial" w:eastAsia="黑体"/>
+      <w:rFonts w:ascii="Arial" w:eastAsia="黑体" w:hAnsi="Arial"/>
       <w:sz w:val="24"/>
     </w:rPr>
   </w:style>
-  <w:style w:type="paragraph" w:styleId="10">
+  <w:style w:type="paragraph" w:styleId="Heading9">
     <w:name w:val="heading 9"/>
-    <w:basedOn w:val="1"/>
-    <w:next w:val="1"/>
+    <w:basedOn w:val="Normal"/>
+    <w:next w:val="Normal"/>
     <w:semiHidden/>
     <w:unhideWhenUsed/>
     <w:qFormat/>
-    <w:uiPriority w:val="0"/>
     <w:pPr>
       <w:keepNext/>
       <w:keepLines/>
@@ -6422,21 +6167,19 @@
       <w:outlineLvl w:val="8"/>
     </w:pPr>
     <w:rPr>
-      <w:rFonts w:ascii="Arial" w:hAnsi="Arial" w:eastAsia="黑体"/>
+      <w:rFonts w:ascii="Arial" w:eastAsia="黑体" w:hAnsi="Arial"/>
       <w:sz w:val="21"/>
     </w:rPr>
   </w:style>
-  <w:style w:type="character" w:default="1" w:styleId="22">
+  <w:style w:type="character" w:default="1" w:styleId="DefaultParagraphFont">
     <w:name w:val="Default Paragraph Font"/>
     <w:semiHidden/>
     <w:qFormat/>
-    <w:uiPriority w:val="0"/>
   </w:style>
-  <w:style w:type="table" w:default="1" w:styleId="20">
+  <w:style w:type="table" w:default="1" w:styleId="TableNormal">
     <w:name w:val="Normal Table"/>
     <w:semiHidden/>
     <w:qFormat/>
-    <w:uiPriority w:val="0"/>
     <w:tblPr>
       <w:tblCellMar>
         <w:top w:w="0" w:type="dxa"/>
@@ -6446,43 +6189,39 @@
       </w:tblCellMar>
     </w:tblPr>
   </w:style>
-  <w:style w:type="paragraph" w:styleId="11">
+  <w:style w:type="paragraph" w:styleId="CommentText">
     <w:name w:val="annotation text"/>
-    <w:basedOn w:val="1"/>
+    <w:basedOn w:val="Normal"/>
     <w:qFormat/>
-    <w:uiPriority w:val="0"/>
     <w:pPr>
       <w:jc w:val="left"/>
     </w:pPr>
   </w:style>
-  <w:style w:type="paragraph" w:styleId="12">
+  <w:style w:type="paragraph" w:styleId="BodyText">
     <w:name w:val="Body Text"/>
-    <w:basedOn w:val="1"/>
+    <w:basedOn w:val="Normal"/>
     <w:semiHidden/>
     <w:qFormat/>
-    <w:uiPriority w:val="0"/>
     <w:rPr>
-      <w:rFonts w:ascii="Arial" w:hAnsi="Arial" w:eastAsia="Arial" w:cs="Arial"/>
+      <w:rFonts w:ascii="Arial" w:eastAsia="Arial" w:hAnsi="Arial" w:cs="Arial"/>
       <w:sz w:val="21"/>
       <w:szCs w:val="21"/>
       <w:lang w:val="en-US" w:eastAsia="en-US" w:bidi="ar-SA"/>
     </w:rPr>
   </w:style>
-  <w:style w:type="paragraph" w:styleId="13">
+  <w:style w:type="paragraph" w:styleId="TOC3">
     <w:name w:val="toc 3"/>
-    <w:basedOn w:val="1"/>
-    <w:next w:val="1"/>
+    <w:basedOn w:val="Normal"/>
+    <w:next w:val="Normal"/>
     <w:qFormat/>
-    <w:uiPriority w:val="0"/>
     <w:pPr>
       <w:ind w:left="840" w:leftChars="400"/>
     </w:pPr>
   </w:style>
-  <w:style w:type="paragraph" w:styleId="14">
+  <w:style w:type="paragraph" w:styleId="Footer">
     <w:name w:val="footer"/>
-    <w:basedOn w:val="1"/>
+    <w:basedOn w:val="Normal"/>
     <w:qFormat/>
-    <w:uiPriority w:val="0"/>
     <w:pPr>
       <w:tabs>
         <w:tab w:val="center" w:pos="4153"/>
@@ -6495,17 +6234,16 @@
       <w:sz w:val="18"/>
     </w:rPr>
   </w:style>
-  <w:style w:type="paragraph" w:styleId="15">
+  <w:style w:type="paragraph" w:styleId="Header">
     <w:name w:val="header"/>
-    <w:basedOn w:val="1"/>
+    <w:basedOn w:val="Normal"/>
     <w:qFormat/>
-    <w:uiPriority w:val="0"/>
     <w:pPr>
       <w:pBdr>
-        <w:top w:val="none" w:color="auto" w:sz="0" w:space="0"/>
-        <w:left w:val="none" w:color="auto" w:sz="0" w:space="0"/>
-        <w:bottom w:val="none" w:color="auto" w:sz="0" w:space="0"/>
-        <w:right w:val="none" w:color="auto" w:sz="0" w:space="0"/>
+        <w:top w:val="nil"/>
+        <w:left w:val="nil"/>
+        <w:bottom w:val="nil"/>
+        <w:right w:val="nil"/>
       </w:pBdr>
       <w:tabs>
         <w:tab w:val="center" w:pos="4153"/>
@@ -6520,41 +6258,37 @@
       <w:sz w:val="18"/>
     </w:rPr>
   </w:style>
-  <w:style w:type="paragraph" w:styleId="16">
+  <w:style w:type="paragraph" w:styleId="TOC1">
     <w:name w:val="toc 1"/>
-    <w:basedOn w:val="1"/>
-    <w:next w:val="1"/>
+    <w:basedOn w:val="Normal"/>
+    <w:next w:val="Normal"/>
     <w:qFormat/>
-    <w:uiPriority w:val="0"/>
     <w:rPr>
-      <w:rFonts w:ascii="Arial" w:hAnsi="Arial" w:eastAsia="Microsoft JhengHei"/>
+      <w:rFonts w:ascii="Arial" w:eastAsia="Microsoft JhengHei" w:hAnsi="Arial"/>
       <w:sz w:val="24"/>
     </w:rPr>
   </w:style>
-  <w:style w:type="paragraph" w:styleId="17">
+  <w:style w:type="paragraph" w:styleId="TOC2">
     <w:name w:val="toc 2"/>
-    <w:basedOn w:val="1"/>
-    <w:next w:val="1"/>
+    <w:basedOn w:val="Normal"/>
+    <w:next w:val="Normal"/>
     <w:qFormat/>
-    <w:uiPriority w:val="0"/>
     <w:pPr>
       <w:ind w:left="420" w:leftChars="200"/>
     </w:pPr>
   </w:style>
-  <w:style w:type="paragraph" w:styleId="18">
+  <w:style w:type="paragraph" w:styleId="NormalWeb">
     <w:name w:val="Normal (Web)"/>
-    <w:basedOn w:val="1"/>
+    <w:basedOn w:val="Normal"/>
     <w:qFormat/>
-    <w:uiPriority w:val="0"/>
     <w:rPr>
       <w:sz w:val="24"/>
     </w:rPr>
   </w:style>
-  <w:style w:type="paragraph" w:styleId="19">
+  <w:style w:type="paragraph" w:styleId="Title">
     <w:name w:val="Title"/>
-    <w:basedOn w:val="1"/>
+    <w:basedOn w:val="Normal"/>
     <w:qFormat/>
-    <w:uiPriority w:val="0"/>
     <w:pPr>
       <w:spacing w:before="240" w:beforeLines="0" w:beforeAutospacing="0" w:after="60" w:afterLines="0" w:afterAutospacing="0"/>
       <w:jc w:val="center"/>
@@ -6566,73 +6300,68 @@
       <w:sz w:val="32"/>
     </w:rPr>
   </w:style>
-  <w:style w:type="table" w:styleId="21">
+  <w:style w:type="table" w:styleId="TableGrid">
     <w:name w:val="Table Grid"/>
-    <w:basedOn w:val="20"/>
+    <w:basedOn w:val="TableNormal"/>
     <w:qFormat/>
-    <w:uiPriority w:val="0"/>
     <w:pPr>
       <w:widowControl w:val="0"/>
       <w:jc w:val="both"/>
     </w:pPr>
     <w:tblPr>
       <w:tblBorders>
-        <w:top w:val="single" w:color="auto" w:sz="4" w:space="0"/>
-        <w:left w:val="single" w:color="auto" w:sz="4" w:space="0"/>
-        <w:bottom w:val="single" w:color="auto" w:sz="4" w:space="0"/>
-        <w:right w:val="single" w:color="auto" w:sz="4" w:space="0"/>
-        <w:insideH w:val="single" w:color="auto" w:sz="4" w:space="0"/>
-        <w:insideV w:val="single" w:color="auto" w:sz="4" w:space="0"/>
+        <w:top w:val="single" w:sz="4" w:space="0" w:color="auto"/>
+        <w:left w:val="single" w:sz="4" w:space="0" w:color="auto"/>
+        <w:bottom w:val="single" w:sz="4" w:space="0" w:color="auto"/>
+        <w:right w:val="single" w:sz="4" w:space="0" w:color="auto"/>
+        <w:insideH w:val="single" w:sz="4" w:space="0" w:color="auto"/>
+        <w:insideV w:val="single" w:sz="4" w:space="0" w:color="auto"/>
       </w:tblBorders>
     </w:tblPr>
   </w:style>
-  <w:style w:type="character" w:styleId="23">
+  <w:style w:type="character" w:styleId="Strong">
     <w:name w:val="Strong"/>
-    <w:basedOn w:val="22"/>
+    <w:basedOn w:val="DefaultParagraphFont"/>
     <w:qFormat/>
-    <w:uiPriority w:val="0"/>
     <w:rPr>
       <w:b/>
     </w:rPr>
   </w:style>
-  <w:style w:type="paragraph" w:customStyle="1" w:styleId="24">
+  <w:style w:type="paragraph" w:customStyle="1" w:styleId="a">
     <w:name w:val="柴_公司名"/>
-    <w:basedOn w:val="19"/>
+    <w:basedOn w:val="Title"/>
     <w:qFormat/>
-    <w:uiPriority w:val="0"/>
     <w:pPr>
       <w:spacing w:after="600" w:afterLines="600"/>
     </w:pPr>
     <w:rPr>
-      <w:rFonts w:hint="eastAsia" w:ascii="宋体" w:hAnsi="宋体" w:eastAsia="宋体" w:cs="宋体"/>
+      <w:rFonts w:ascii="宋体" w:eastAsia="宋体" w:hAnsi="宋体" w:cs="宋体" w:hint="eastAsia"/>
       <w:bCs/>
       <w:spacing w:val="-6"/>
       <w:sz w:val="52"/>
       <w:szCs w:val="52"/>
     </w:rPr>
   </w:style>
-  <w:style w:type="paragraph" w:customStyle="1" w:styleId="25">
+  <w:style w:type="paragraph" w:customStyle="1" w:styleId="a0">
     <w:name w:val="柴_文档名"/>
-    <w:basedOn w:val="19"/>
+    <w:basedOn w:val="Title"/>
     <w:qFormat/>
-    <w:uiPriority w:val="0"/>
     <w:pPr>
       <w:spacing w:after="900" w:afterLines="900"/>
     </w:pPr>
     <w:rPr>
-      <w:rFonts w:ascii="黑体" w:hAnsi="黑体" w:eastAsia="黑体" w:cs="黑体"/>
+      <w:rFonts w:ascii="黑体" w:eastAsia="黑体" w:hAnsi="黑体" w:cs="黑体"/>
       <w:bCs/>
       <w:spacing w:val="-7"/>
       <w:sz w:val="52"/>
       <w:szCs w:val="52"/>
     </w:rPr>
   </w:style>
-  <w:style w:type="table" w:customStyle="1" w:styleId="26">
+  <w:style w:type="table" w:customStyle="1" w:styleId="TableNormal0">
     <w:name w:val="Table Normal_0"/>
     <w:semiHidden/>
     <w:unhideWhenUsed/>
     <w:qFormat/>
-    <w:uiPriority w:val="0"/>
     <w:tblPr>
       <w:tblCellMar>
         <w:top w:w="0" w:type="dxa"/>
@@ -6642,87 +6371,81 @@
       </w:tblCellMar>
     </w:tblPr>
   </w:style>
-  <w:style w:type="paragraph" w:customStyle="1" w:styleId="27">
+  <w:style w:type="paragraph" w:customStyle="1" w:styleId="TableText">
     <w:name w:val="Table Text"/>
-    <w:basedOn w:val="1"/>
+    <w:basedOn w:val="Normal"/>
     <w:semiHidden/>
     <w:qFormat/>
-    <w:uiPriority w:val="0"/>
     <w:rPr>
-      <w:rFonts w:ascii="宋体" w:hAnsi="宋体" w:eastAsia="宋体" w:cs="宋体"/>
+      <w:rFonts w:ascii="宋体" w:eastAsia="宋体" w:hAnsi="宋体" w:cs="宋体"/>
       <w:sz w:val="21"/>
       <w:szCs w:val="21"/>
       <w:lang w:val="en-US" w:eastAsia="en-US" w:bidi="ar-SA"/>
     </w:rPr>
   </w:style>
-  <w:style w:type="paragraph" w:customStyle="1" w:styleId="28">
+  <w:style w:type="paragraph" w:customStyle="1" w:styleId="1">
     <w:name w:val="柴_标题1"/>
-    <w:basedOn w:val="2"/>
-    <w:next w:val="29"/>
-    <w:link w:val="38"/>
+    <w:basedOn w:val="Heading1"/>
+    <w:next w:val="a1"/>
+    <w:link w:val="1Char"/>
     <w:qFormat/>
-    <w:uiPriority w:val="0"/>
     <w:pPr>
       <w:spacing w:before="100" w:after="90" w:line="360" w:lineRule="auto"/>
     </w:pPr>
     <w:rPr>
-      <w:rFonts w:ascii="Arial" w:hAnsi="Arial" w:eastAsia="宋体"/>
+      <w:rFonts w:ascii="Arial" w:eastAsia="宋体" w:hAnsi="Arial"/>
       <w:sz w:val="32"/>
     </w:rPr>
   </w:style>
-  <w:style w:type="paragraph" w:customStyle="1" w:styleId="29">
+  <w:style w:type="paragraph" w:customStyle="1" w:styleId="a1">
     <w:name w:val="柴_正文"/>
-    <w:basedOn w:val="12"/>
-    <w:link w:val="42"/>
+    <w:basedOn w:val="BodyText"/>
+    <w:link w:val="Char"/>
     <w:qFormat/>
-    <w:uiPriority w:val="0"/>
     <w:pPr>
       <w:spacing w:line="360" w:lineRule="auto"/>
       <w:ind w:firstLine="470" w:firstLineChars="200"/>
     </w:pPr>
     <w:rPr>
-      <w:rFonts w:ascii="Arial" w:hAnsi="Arial" w:eastAsia="宋体"/>
+      <w:rFonts w:ascii="Arial" w:eastAsia="宋体" w:hAnsi="Arial"/>
       <w:sz w:val="24"/>
       <w:lang w:eastAsia="zh-CN"/>
     </w:rPr>
   </w:style>
-  <w:style w:type="paragraph" w:customStyle="1" w:styleId="30">
+  <w:style w:type="paragraph" w:customStyle="1" w:styleId="2">
     <w:name w:val="柴_标题2"/>
-    <w:basedOn w:val="3"/>
-    <w:next w:val="29"/>
+    <w:basedOn w:val="Heading2"/>
+    <w:next w:val="a1"/>
     <w:qFormat/>
-    <w:uiPriority w:val="0"/>
     <w:pPr>
       <w:spacing w:line="360" w:lineRule="auto"/>
     </w:pPr>
     <w:rPr>
-      <w:rFonts w:ascii="Arial" w:hAnsi="Arial" w:eastAsia="宋体"/>
+      <w:rFonts w:ascii="Arial" w:eastAsia="宋体" w:hAnsi="Arial"/>
       <w:sz w:val="28"/>
     </w:rPr>
   </w:style>
-  <w:style w:type="paragraph" w:customStyle="1" w:styleId="31">
+  <w:style w:type="paragraph" w:customStyle="1" w:styleId="3">
     <w:name w:val="柴_标题3"/>
-    <w:basedOn w:val="4"/>
-    <w:next w:val="29"/>
+    <w:basedOn w:val="Heading3"/>
+    <w:next w:val="a1"/>
     <w:qFormat/>
-    <w:uiPriority w:val="0"/>
     <w:pPr>
       <w:spacing w:line="360" w:lineRule="auto"/>
       <w:ind w:left="0" w:firstLine="472" w:firstLineChars="200"/>
     </w:pPr>
     <w:rPr>
-      <w:rFonts w:ascii="宋体" w:hAnsi="宋体" w:eastAsia="宋体" w:cs="宋体"/>
+      <w:rFonts w:ascii="宋体" w:eastAsia="宋体" w:hAnsi="宋体" w:cs="宋体"/>
       <w:spacing w:val="-2"/>
       <w:sz w:val="24"/>
       <w:szCs w:val="24"/>
     </w:rPr>
   </w:style>
-  <w:style w:type="paragraph" w:customStyle="1" w:styleId="32">
+  <w:style w:type="paragraph" w:customStyle="1" w:styleId="a2">
     <w:name w:val="柴_目录"/>
-    <w:basedOn w:val="1"/>
-    <w:next w:val="12"/>
+    <w:basedOn w:val="Normal"/>
+    <w:next w:val="BodyText"/>
     <w:qFormat/>
-    <w:uiPriority w:val="0"/>
     <w:pPr>
       <w:tabs>
         <w:tab w:val="right" w:leader="dot" w:pos="8442"/>
@@ -6730,64 +6453,59 @@
       <w:ind w:left="0" w:leftChars="0"/>
     </w:pPr>
     <w:rPr>
-      <w:rFonts w:ascii="Arial" w:hAnsi="Arial" w:eastAsia="Microsoft JhengHei"/>
+      <w:rFonts w:ascii="Arial" w:eastAsia="Microsoft JhengHei" w:hAnsi="Arial"/>
       <w:sz w:val="24"/>
     </w:rPr>
   </w:style>
-  <w:style w:type="paragraph" w:customStyle="1" w:styleId="33">
+  <w:style w:type="paragraph" w:customStyle="1" w:styleId="WPSOffice1">
     <w:name w:val="WPSOffice手动目录 1"/>
     <w:qFormat/>
-    <w:uiPriority w:val="0"/>
     <w:pPr>
       <w:ind w:leftChars="0"/>
     </w:pPr>
     <w:rPr>
-      <w:rFonts w:ascii="Times New Roman" w:hAnsi="Times New Roman" w:eastAsia="宋体" w:cs="Times New Roman"/>
+      <w:rFonts w:ascii="Times New Roman" w:eastAsia="宋体" w:hAnsi="Times New Roman" w:cs="Times New Roman"/>
       <w:sz w:val="20"/>
       <w:szCs w:val="20"/>
     </w:rPr>
   </w:style>
-  <w:style w:type="paragraph" w:customStyle="1" w:styleId="34">
+  <w:style w:type="paragraph" w:customStyle="1" w:styleId="WPSOffice2">
     <w:name w:val="WPSOffice手动目录 2"/>
     <w:qFormat/>
-    <w:uiPriority w:val="0"/>
     <w:pPr>
       <w:ind w:leftChars="200"/>
     </w:pPr>
     <w:rPr>
-      <w:rFonts w:ascii="Times New Roman" w:hAnsi="Times New Roman" w:eastAsia="宋体" w:cs="Times New Roman"/>
+      <w:rFonts w:ascii="Times New Roman" w:eastAsia="宋体" w:hAnsi="Times New Roman" w:cs="Times New Roman"/>
       <w:sz w:val="20"/>
       <w:szCs w:val="20"/>
     </w:rPr>
   </w:style>
-  <w:style w:type="paragraph" w:customStyle="1" w:styleId="35">
+  <w:style w:type="paragraph" w:customStyle="1" w:styleId="WPSOffice3">
     <w:name w:val="WPSOffice手动目录 3"/>
     <w:qFormat/>
-    <w:uiPriority w:val="0"/>
     <w:pPr>
       <w:ind w:leftChars="400"/>
     </w:pPr>
     <w:rPr>
-      <w:rFonts w:ascii="Times New Roman" w:hAnsi="Times New Roman" w:eastAsia="宋体" w:cs="Times New Roman"/>
+      <w:rFonts w:ascii="Times New Roman" w:eastAsia="宋体" w:hAnsi="Times New Roman" w:cs="Times New Roman"/>
       <w:sz w:val="20"/>
       <w:szCs w:val="20"/>
     </w:rPr>
   </w:style>
-  <w:style w:type="paragraph" w:customStyle="1" w:styleId="36">
+  <w:style w:type="paragraph" w:customStyle="1" w:styleId="Compact">
     <w:name w:val="Compact"/>
-    <w:basedOn w:val="12"/>
+    <w:basedOn w:val="BodyText"/>
     <w:qFormat/>
-    <w:uiPriority w:val="0"/>
     <w:pPr>
       <w:spacing w:before="36" w:after="36"/>
     </w:pPr>
   </w:style>
-  <w:style w:type="table" w:customStyle="1" w:styleId="37">
+  <w:style w:type="table" w:customStyle="1" w:styleId="Table">
     <w:name w:val="Table"/>
     <w:semiHidden/>
     <w:unhideWhenUsed/>
     <w:qFormat/>
-    <w:uiPriority w:val="0"/>
     <w:tblPr>
       <w:tblCellMar>
         <w:top w:w="0" w:type="dxa"/>
@@ -6799,28 +6517,26 @@
     <w:tblStylePr w:type="firstRow">
       <w:tcPr>
         <w:tcBorders>
-          <w:bottom w:val="single" w:color="auto" w:sz="0" w:space="0"/>
+          <w:bottom w:val="single" w:sz="0" w:space="0" w:color="auto"/>
         </w:tcBorders>
         <w:vAlign w:val="bottom"/>
       </w:tcPr>
     </w:tblStylePr>
   </w:style>
-  <w:style w:type="character" w:customStyle="1" w:styleId="38">
+  <w:style w:type="character" w:customStyle="1" w:styleId="1Char">
     <w:name w:val="柴_标题1 Char"/>
-    <w:link w:val="28"/>
+    <w:link w:val="1"/>
     <w:qFormat/>
-    <w:uiPriority w:val="0"/>
     <w:rPr>
-      <w:rFonts w:ascii="Arial" w:hAnsi="Arial" w:eastAsia="宋体"/>
+      <w:rFonts w:ascii="Arial" w:eastAsia="宋体" w:hAnsi="Arial"/>
       <w:sz w:val="32"/>
     </w:rPr>
   </w:style>
-  <w:style w:type="table" w:customStyle="1" w:styleId="39">
+  <w:style w:type="table" w:customStyle="1" w:styleId="TableNormal1">
     <w:name w:val="Table Normal_1"/>
     <w:semiHidden/>
     <w:unhideWhenUsed/>
     <w:qFormat/>
-    <w:uiPriority w:val="0"/>
     <w:tblPr>
       <w:tblCellMar>
         <w:top w:w="0" w:type="dxa"/>
@@ -6830,11 +6546,10 @@
       </w:tblCellMar>
     </w:tblPr>
   </w:style>
-  <w:style w:type="paragraph" w:customStyle="1" w:styleId="40">
+  <w:style w:type="paragraph" w:customStyle="1" w:styleId="a3">
     <w:name w:val="柴_正文_无缩进"/>
-    <w:basedOn w:val="1"/>
+    <w:basedOn w:val="Normal"/>
     <w:qFormat/>
-    <w:uiPriority w:val="0"/>
     <w:pPr>
       <w:ind w:firstLine="0" w:firstLineChars="0"/>
     </w:pPr>
@@ -6844,31 +6559,29 @@
       <w:lang w:eastAsia="zh-CN"/>
     </w:rPr>
   </w:style>
-  <w:style w:type="paragraph" w:customStyle="1" w:styleId="41">
+  <w:style w:type="paragraph" w:customStyle="1" w:styleId="4">
     <w:name w:val="柴_标题4"/>
-    <w:basedOn w:val="5"/>
-    <w:next w:val="1"/>
+    <w:basedOn w:val="Heading4"/>
+    <w:next w:val="Normal"/>
     <w:qFormat/>
-    <w:uiPriority w:val="0"/>
     <w:pPr>
       <w:widowControl w:val="0"/>
       <w:spacing w:before="160" w:line="360" w:lineRule="auto"/>
-      <w:ind w:left="981" w:leftChars="300" w:hanging="862"/>
+      <w:ind w:left="981" w:hanging="862" w:leftChars="300"/>
     </w:pPr>
     <w:rPr>
-      <w:rFonts w:hint="eastAsia" w:ascii="Calibri" w:hAnsi="Calibri" w:eastAsia="宋体" w:cs="宋体"/>
+      <w:rFonts w:ascii="Calibri" w:eastAsia="宋体" w:hAnsi="Calibri" w:cs="宋体" w:hint="eastAsia"/>
       <w:sz w:val="24"/>
       <w:szCs w:val="24"/>
       <w:lang w:eastAsia="zh-CN" w:bidi="zh-CN"/>
     </w:rPr>
   </w:style>
-  <w:style w:type="character" w:customStyle="1" w:styleId="42">
+  <w:style w:type="character" w:customStyle="1" w:styleId="Char">
     <w:name w:val="柴_正文 Char"/>
-    <w:link w:val="29"/>
+    <w:link w:val="a1"/>
     <w:qFormat/>
-    <w:uiPriority w:val="0"/>
     <w:rPr>
-      <w:rFonts w:ascii="Arial" w:hAnsi="Arial" w:eastAsia="宋体"/>
+      <w:rFonts w:ascii="Arial" w:eastAsia="宋体" w:hAnsi="Arial"/>
       <w:sz w:val="24"/>
       <w:lang w:eastAsia="zh-CN"/>
     </w:rPr>
